--- a/docs/Panduan-Penggunaan-VDNi-Talent-Portal.docx
+++ b/docs/Panduan-Penggunaan-VDNi-Talent-Portal.docx
@@ -27,15 +27,15 @@
     <w:p>
       <w:pPr/>
       <w:r>
-        <w:t>Versi 3.0</w:t>
+        <w:t>Versi 3.1</w:t>
         <w:br/>
-        <w:t>Edisi 17 Oktober 2026</w:t>
-      </w:r>
-    </w:p>
-    <w:p>
-      <w:pPr/>
-      <w:r>
-        <w:t>Panduan ini menjelaskan pengisian formulir pendaftaran, penggunaan akun portal, pengumpulan portofolio, psikotes, serta tes teknis online untuk kandidat dan HR. Edisi ini mencakup Form A, Form B, Form A2, ekspor portofolio offline, ekspor hasil TES IQ, dan pengelolaan file kandidat.</w:t>
+        <w:t>Edisi 23 Oktober 2026</w:t>
+      </w:r>
+    </w:p>
+    <w:p>
+      <w:pPr/>
+      <w:r>
+        <w:t>Panduan ini menjelaskan pengisian formulir pendaftaran, penggunaan akun portal, pengumpulan portofolio, psikotes, serta Tes Teknis untuk kandidat dan HR. Edisi ini menyesuaikan alur Tes kompatibilitas Form A dan Form B, pernyataan persetujuan, pengeditan paket, penghapusan hasil tes, serta pengaturan jawaban unik pada formulir. Bagian ekspor portofolio, ekspor TES IQ, dan pengelolaan file tetap disertakan.</w:t>
       </w:r>
     </w:p>
     <w:p>
@@ -100,7 +100,7 @@
     <w:p>
       <w:pPr/>
       <w:r>
-        <w:t>6. Tes teknis online</w:t>
+        <w:t>6. Tes Teknis</w:t>
       </w:r>
     </w:p>
     <w:p>
@@ -328,11 +328,6 @@
       </w:tr>
     </w:tbl>
     <w:p>
-      <w:pPr>
-        <w:spacing w:after="40"/>
-      </w:pPr>
-    </w:p>
-    <w:p>
       <w:pPr/>
       <w:r>
         <w:t>Alur kandidat: mengisi formulir bila diminta → menerima akses → mengganti password sementara → mengirim portofolio final → mengerjakan psikotes dan tes teknis online sesuai penugasan → memeriksa status selesai masing-masing kegiatan.</w:t>
@@ -408,6 +403,1713 @@
       </w:pPr>
       <w:r>
         <w:t>2.2 Mengenal menu kandidat</w:t>
+      </w:r>
+    </w:p>
+    <w:tbl>
+      <w:tblPr>
+        <w:tblW w:type="auto" w:w="0"/>
+        <w:tblLayout w:type="fixed"/>
+        <w:tblLook w:firstColumn="1" w:firstRow="1" w:lastColumn="0" w:lastRow="0" w:noHBand="0" w:noVBand="1" w:val="04A0"/>
+        <w:tblBorders>
+          <w:top w:val="single" w:sz="4" w:color="D9D9D9"/>
+          <w:left w:val="single" w:sz="4" w:color="D9D9D9"/>
+          <w:bottom w:val="single" w:sz="4" w:color="D9D9D9"/>
+          <w:right w:val="single" w:sz="4" w:color="D9D9D9"/>
+          <w:insideH w:val="single" w:sz="4" w:color="D9D9D9"/>
+          <w:insideV w:val="single" w:sz="4" w:color="D9D9D9"/>
+        </w:tblBorders>
+      </w:tblPr>
+      <w:tblGrid>
+        <w:gridCol w:w="2857"/>
+        <w:gridCol w:w="6667"/>
+      </w:tblGrid>
+      <w:tr>
+        <w:trPr>
+          <w:cantSplit/>
+          <w:tblHeader/>
+        </w:trPr>
+        <w:tc>
+          <w:tcPr>
+            <w:tcW w:type="dxa" w:w="2857"/>
+            <w:vAlign w:val="center"/>
+            <w:shd w:fill="E8EDF5"/>
+            <w:tcMar>
+              <w:top w:w="90" w:type="dxa"/>
+              <w:bottom w:w="90" w:type="dxa"/>
+              <w:left w:w="110" w:type="dxa"/>
+              <w:right w:w="110" w:type="dxa"/>
+            </w:tcMar>
+          </w:tcPr>
+          <w:p>
+            <w:pPr>
+              <w:spacing w:after="0" w:line="259" w:lineRule="auto"/>
+            </w:pPr>
+            <w:r>
+              <w:rPr>
+                <w:b/>
+                <w:color w:val="000000"/>
+                <w:sz w:val="20"/>
+              </w:rPr>
+              <w:t>Menu</w:t>
+            </w:r>
+          </w:p>
+        </w:tc>
+        <w:tc>
+          <w:tcPr>
+            <w:tcW w:type="dxa" w:w="6667"/>
+            <w:vAlign w:val="center"/>
+            <w:shd w:fill="E8EDF5"/>
+            <w:tcMar>
+              <w:top w:w="90" w:type="dxa"/>
+              <w:bottom w:w="90" w:type="dxa"/>
+              <w:left w:w="110" w:type="dxa"/>
+              <w:right w:w="110" w:type="dxa"/>
+            </w:tcMar>
+          </w:tcPr>
+          <w:p>
+            <w:pPr>
+              <w:spacing w:after="0" w:line="259" w:lineRule="auto"/>
+            </w:pPr>
+            <w:r>
+              <w:rPr>
+                <w:b/>
+                <w:color w:val="000000"/>
+                <w:sz w:val="20"/>
+              </w:rPr>
+              <w:t>Kegunaan</w:t>
+            </w:r>
+          </w:p>
+        </w:tc>
+      </w:tr>
+      <w:tr>
+        <w:trPr>
+          <w:cantSplit/>
+        </w:trPr>
+        <w:tc>
+          <w:tcPr>
+            <w:tcW w:type="dxa" w:w="2857"/>
+            <w:vAlign w:val="center"/>
+            <w:shd w:fill="FFFFFF"/>
+            <w:tcMar>
+              <w:top w:w="90" w:type="dxa"/>
+              <w:bottom w:w="90" w:type="dxa"/>
+              <w:left w:w="110" w:type="dxa"/>
+              <w:right w:w="110" w:type="dxa"/>
+            </w:tcMar>
+          </w:tcPr>
+          <w:p>
+            <w:pPr>
+              <w:spacing w:after="0" w:line="259" w:lineRule="auto"/>
+            </w:pPr>
+            <w:r>
+              <w:rPr>
+                <w:b w:val="0"/>
+                <w:color w:val="000000"/>
+                <w:sz w:val="20"/>
+              </w:rPr>
+              <w:t>Beranda</w:t>
+            </w:r>
+          </w:p>
+        </w:tc>
+        <w:tc>
+          <w:tcPr>
+            <w:tcW w:type="dxa" w:w="6667"/>
+            <w:vAlign w:val="center"/>
+            <w:shd w:fill="FFFFFF"/>
+            <w:tcMar>
+              <w:top w:w="90" w:type="dxa"/>
+              <w:bottom w:w="90" w:type="dxa"/>
+              <w:left w:w="110" w:type="dxa"/>
+              <w:right w:w="110" w:type="dxa"/>
+            </w:tcMar>
+          </w:tcPr>
+          <w:p>
+            <w:pPr>
+              <w:spacing w:after="0" w:line="259" w:lineRule="auto"/>
+            </w:pPr>
+            <w:r>
+              <w:rPr>
+                <w:b w:val="0"/>
+                <w:color w:val="000000"/>
+                <w:sz w:val="20"/>
+              </w:rPr>
+              <w:t>Melihat lamaran aktif, status portofolio, serta tenggat penugasan tes teknis online dan psikotes.</w:t>
+            </w:r>
+          </w:p>
+        </w:tc>
+      </w:tr>
+      <w:tr>
+        <w:trPr>
+          <w:cantSplit/>
+        </w:trPr>
+        <w:tc>
+          <w:tcPr>
+            <w:tcW w:type="dxa" w:w="2857"/>
+            <w:vAlign w:val="center"/>
+            <w:shd w:fill="F6F8FB"/>
+            <w:tcMar>
+              <w:top w:w="90" w:type="dxa"/>
+              <w:bottom w:w="90" w:type="dxa"/>
+              <w:left w:w="110" w:type="dxa"/>
+              <w:right w:w="110" w:type="dxa"/>
+            </w:tcMar>
+          </w:tcPr>
+          <w:p>
+            <w:pPr>
+              <w:spacing w:after="0" w:line="259" w:lineRule="auto"/>
+            </w:pPr>
+            <w:r>
+              <w:rPr>
+                <w:b w:val="0"/>
+                <w:color w:val="000000"/>
+                <w:sz w:val="20"/>
+              </w:rPr>
+              <w:t>Riwayat</w:t>
+            </w:r>
+          </w:p>
+        </w:tc>
+        <w:tc>
+          <w:tcPr>
+            <w:tcW w:type="dxa" w:w="6667"/>
+            <w:vAlign w:val="center"/>
+            <w:shd w:fill="F6F8FB"/>
+            <w:tcMar>
+              <w:top w:w="90" w:type="dxa"/>
+              <w:bottom w:w="90" w:type="dxa"/>
+              <w:left w:w="110" w:type="dxa"/>
+              <w:right w:w="110" w:type="dxa"/>
+            </w:tcMar>
+          </w:tcPr>
+          <w:p>
+            <w:pPr>
+              <w:spacing w:after="0" w:line="259" w:lineRule="auto"/>
+            </w:pPr>
+            <w:r>
+              <w:rPr>
+                <w:b w:val="0"/>
+                <w:color w:val="000000"/>
+                <w:sz w:val="20"/>
+              </w:rPr>
+              <w:t>Melihat versi final dan tanda terima dari seluruh lamaran Anda.</w:t>
+            </w:r>
+          </w:p>
+        </w:tc>
+      </w:tr>
+      <w:tr>
+        <w:trPr>
+          <w:cantSplit/>
+        </w:trPr>
+        <w:tc>
+          <w:tcPr>
+            <w:tcW w:type="dxa" w:w="2857"/>
+            <w:vAlign w:val="center"/>
+            <w:shd w:fill="FFFFFF"/>
+            <w:tcMar>
+              <w:top w:w="90" w:type="dxa"/>
+              <w:bottom w:w="90" w:type="dxa"/>
+              <w:left w:w="110" w:type="dxa"/>
+              <w:right w:w="110" w:type="dxa"/>
+            </w:tcMar>
+          </w:tcPr>
+          <w:p>
+            <w:pPr>
+              <w:spacing w:after="0" w:line="259" w:lineRule="auto"/>
+            </w:pPr>
+            <w:r>
+              <w:rPr>
+                <w:b w:val="0"/>
+                <w:color w:val="000000"/>
+                <w:sz w:val="20"/>
+              </w:rPr>
+              <w:t>Profil</w:t>
+            </w:r>
+          </w:p>
+        </w:tc>
+        <w:tc>
+          <w:tcPr>
+            <w:tcW w:type="dxa" w:w="6667"/>
+            <w:vAlign w:val="center"/>
+            <w:shd w:fill="FFFFFF"/>
+            <w:tcMar>
+              <w:top w:w="90" w:type="dxa"/>
+              <w:bottom w:w="90" w:type="dxa"/>
+              <w:left w:w="110" w:type="dxa"/>
+              <w:right w:w="110" w:type="dxa"/>
+            </w:tcMar>
+          </w:tcPr>
+          <w:p>
+            <w:pPr>
+              <w:spacing w:after="0" w:line="259" w:lineRule="auto"/>
+            </w:pPr>
+            <w:r>
+              <w:rPr>
+                <w:b w:val="0"/>
+                <w:color w:val="000000"/>
+                <w:sz w:val="20"/>
+              </w:rPr>
+              <w:t>Melihat nama/email, mengubah nomor telepon, dan mengganti password.</w:t>
+            </w:r>
+          </w:p>
+        </w:tc>
+      </w:tr>
+      <w:tr>
+        <w:trPr>
+          <w:cantSplit/>
+        </w:trPr>
+        <w:tc>
+          <w:tcPr>
+            <w:tcW w:type="dxa" w:w="2857"/>
+            <w:vAlign w:val="center"/>
+            <w:shd w:fill="F6F8FB"/>
+            <w:tcMar>
+              <w:top w:w="90" w:type="dxa"/>
+              <w:bottom w:w="90" w:type="dxa"/>
+              <w:left w:w="110" w:type="dxa"/>
+              <w:right w:w="110" w:type="dxa"/>
+            </w:tcMar>
+          </w:tcPr>
+          <w:p>
+            <w:pPr>
+              <w:spacing w:after="0" w:line="259" w:lineRule="auto"/>
+            </w:pPr>
+            <w:r>
+              <w:rPr>
+                <w:b w:val="0"/>
+                <w:color w:val="000000"/>
+                <w:sz w:val="20"/>
+              </w:rPr>
+              <w:t>Formulir saya</w:t>
+            </w:r>
+          </w:p>
+        </w:tc>
+        <w:tc>
+          <w:tcPr>
+            <w:tcW w:type="dxa" w:w="6667"/>
+            <w:vAlign w:val="center"/>
+            <w:shd w:fill="F6F8FB"/>
+            <w:tcMar>
+              <w:top w:w="90" w:type="dxa"/>
+              <w:bottom w:w="90" w:type="dxa"/>
+              <w:left w:w="110" w:type="dxa"/>
+              <w:right w:w="110" w:type="dxa"/>
+            </w:tcMar>
+          </w:tcPr>
+          <w:p>
+            <w:pPr>
+              <w:spacing w:after="0" w:line="259" w:lineRule="auto"/>
+            </w:pPr>
+            <w:r>
+              <w:rPr>
+                <w:b w:val="0"/>
+                <w:color w:val="000000"/>
+                <w:sz w:val="20"/>
+              </w:rPr>
+              <w:t>Membuka formulir yang telah dihubungkan HR ke akun dan lamaran.</w:t>
+            </w:r>
+          </w:p>
+        </w:tc>
+      </w:tr>
+      <w:tr>
+        <w:trPr>
+          <w:cantSplit/>
+        </w:trPr>
+        <w:tc>
+          <w:tcPr>
+            <w:tcW w:type="dxa" w:w="2857"/>
+            <w:vAlign w:val="center"/>
+            <w:shd w:fill="FFFFFF"/>
+            <w:tcMar>
+              <w:top w:w="90" w:type="dxa"/>
+              <w:bottom w:w="90" w:type="dxa"/>
+              <w:left w:w="110" w:type="dxa"/>
+              <w:right w:w="110" w:type="dxa"/>
+            </w:tcMar>
+          </w:tcPr>
+          <w:p>
+            <w:pPr>
+              <w:spacing w:after="0" w:line="259" w:lineRule="auto"/>
+            </w:pPr>
+            <w:r>
+              <w:rPr>
+                <w:b w:val="0"/>
+                <w:color w:val="000000"/>
+                <w:sz w:val="20"/>
+              </w:rPr>
+              <w:t>Psikotes</w:t>
+            </w:r>
+          </w:p>
+        </w:tc>
+        <w:tc>
+          <w:tcPr>
+            <w:tcW w:type="dxa" w:w="6667"/>
+            <w:vAlign w:val="center"/>
+            <w:shd w:fill="FFFFFF"/>
+            <w:tcMar>
+              <w:top w:w="90" w:type="dxa"/>
+              <w:bottom w:w="90" w:type="dxa"/>
+              <w:left w:w="110" w:type="dxa"/>
+              <w:right w:w="110" w:type="dxa"/>
+            </w:tcMar>
+          </w:tcPr>
+          <w:p>
+            <w:pPr>
+              <w:spacing w:after="0" w:line="259" w:lineRule="auto"/>
+            </w:pPr>
+            <w:r>
+              <w:rPr>
+                <w:b w:val="0"/>
+                <w:color w:val="000000"/>
+                <w:sz w:val="20"/>
+              </w:rPr>
+              <w:t>Melihat jadwal dan mengerjakan tes yang ditugaskan HR.</w:t>
+            </w:r>
+          </w:p>
+        </w:tc>
+      </w:tr>
+      <w:tr>
+        <w:trPr>
+          <w:cantSplit/>
+        </w:trPr>
+        <w:tc>
+          <w:tcPr>
+            <w:tcW w:type="dxa" w:w="2857"/>
+            <w:vAlign w:val="center"/>
+            <w:shd w:fill="F6F8FB"/>
+            <w:tcMar>
+              <w:top w:w="90" w:type="dxa"/>
+              <w:bottom w:w="90" w:type="dxa"/>
+              <w:left w:w="110" w:type="dxa"/>
+              <w:right w:w="110" w:type="dxa"/>
+            </w:tcMar>
+          </w:tcPr>
+          <w:p>
+            <w:pPr>
+              <w:spacing w:after="0" w:line="259" w:lineRule="auto"/>
+            </w:pPr>
+            <w:r>
+              <w:rPr>
+                <w:b w:val="0"/>
+                <w:color w:val="000000"/>
+                <w:sz w:val="20"/>
+              </w:rPr>
+              <w:t>Tes Teknis</w:t>
+            </w:r>
+          </w:p>
+        </w:tc>
+        <w:tc>
+          <w:tcPr>
+            <w:tcW w:type="dxa" w:w="6667"/>
+            <w:vAlign w:val="center"/>
+            <w:shd w:fill="F6F8FB"/>
+            <w:tcMar>
+              <w:top w:w="90" w:type="dxa"/>
+              <w:bottom w:w="90" w:type="dxa"/>
+              <w:left w:w="110" w:type="dxa"/>
+              <w:right w:w="110" w:type="dxa"/>
+            </w:tcMar>
+          </w:tcPr>
+          <w:p>
+            <w:pPr>
+              <w:spacing w:after="0" w:line="259" w:lineRule="auto"/>
+            </w:pPr>
+            <w:r>
+              <w:rPr>
+                <w:b w:val="0"/>
+                <w:color w:val="000000"/>
+                <w:sz w:val="20"/>
+              </w:rPr>
+              <w:t>Membuka Tes kompatibilitas Form A dan Form B sesuai penugasan HR. Penguasaan Bidang belum tersedia.</w:t>
+            </w:r>
+          </w:p>
+        </w:tc>
+      </w:tr>
+      <w:tr>
+        <w:trPr>
+          <w:cantSplit/>
+        </w:trPr>
+        <w:tc>
+          <w:tcPr>
+            <w:tcW w:type="dxa" w:w="2857"/>
+            <w:vAlign w:val="center"/>
+            <w:shd w:fill="FFFFFF"/>
+            <w:tcMar>
+              <w:top w:w="90" w:type="dxa"/>
+              <w:bottom w:w="90" w:type="dxa"/>
+              <w:left w:w="110" w:type="dxa"/>
+              <w:right w:w="110" w:type="dxa"/>
+            </w:tcMar>
+          </w:tcPr>
+          <w:p>
+            <w:pPr>
+              <w:spacing w:after="0" w:line="259" w:lineRule="auto"/>
+            </w:pPr>
+            <w:r>
+              <w:rPr>
+                <w:b w:val="0"/>
+                <w:color w:val="000000"/>
+                <w:sz w:val="20"/>
+              </w:rPr>
+              <w:t>Privasi &amp; bantuan</w:t>
+            </w:r>
+          </w:p>
+        </w:tc>
+        <w:tc>
+          <w:tcPr>
+            <w:tcW w:type="dxa" w:w="6667"/>
+            <w:vAlign w:val="center"/>
+            <w:shd w:fill="FFFFFF"/>
+            <w:tcMar>
+              <w:top w:w="90" w:type="dxa"/>
+              <w:bottom w:w="90" w:type="dxa"/>
+              <w:left w:w="110" w:type="dxa"/>
+              <w:right w:w="110" w:type="dxa"/>
+            </w:tcMar>
+          </w:tcPr>
+          <w:p>
+            <w:pPr>
+              <w:spacing w:after="0" w:line="259" w:lineRule="auto"/>
+            </w:pPr>
+            <w:r>
+              <w:rPr>
+                <w:b w:val="0"/>
+                <w:color w:val="000000"/>
+                <w:sz w:val="20"/>
+              </w:rPr>
+              <w:t>Membaca informasi privasi serta kontak bantuan yang tersedia.</w:t>
+            </w:r>
+          </w:p>
+        </w:tc>
+      </w:tr>
+      <w:tr>
+        <w:trPr>
+          <w:cantSplit/>
+        </w:trPr>
+        <w:tc>
+          <w:tcPr>
+            <w:tcW w:type="dxa" w:w="2857"/>
+            <w:vAlign w:val="center"/>
+            <w:shd w:fill="F6F8FB"/>
+            <w:tcMar>
+              <w:top w:w="90" w:type="dxa"/>
+              <w:bottom w:w="90" w:type="dxa"/>
+              <w:left w:w="110" w:type="dxa"/>
+              <w:right w:w="110" w:type="dxa"/>
+            </w:tcMar>
+          </w:tcPr>
+          <w:p>
+            <w:pPr>
+              <w:spacing w:after="0" w:line="259" w:lineRule="auto"/>
+            </w:pPr>
+            <w:r>
+              <w:rPr>
+                <w:b w:val="0"/>
+                <w:color w:val="000000"/>
+                <w:sz w:val="20"/>
+              </w:rPr>
+              <w:t>Keluar</w:t>
+            </w:r>
+          </w:p>
+        </w:tc>
+        <w:tc>
+          <w:tcPr>
+            <w:tcW w:type="dxa" w:w="6667"/>
+            <w:vAlign w:val="center"/>
+            <w:shd w:fill="F6F8FB"/>
+            <w:tcMar>
+              <w:top w:w="90" w:type="dxa"/>
+              <w:bottom w:w="90" w:type="dxa"/>
+              <w:left w:w="110" w:type="dxa"/>
+              <w:right w:w="110" w:type="dxa"/>
+            </w:tcMar>
+          </w:tcPr>
+          <w:p>
+            <w:pPr>
+              <w:spacing w:after="0" w:line="259" w:lineRule="auto"/>
+            </w:pPr>
+            <w:r>
+              <w:rPr>
+                <w:b w:val="0"/>
+                <w:color w:val="000000"/>
+                <w:sz w:val="20"/>
+              </w:rPr>
+              <w:t>Mengakhiri sesi penggunaan akun.</w:t>
+            </w:r>
+          </w:p>
+        </w:tc>
+      </w:tr>
+    </w:tbl>
+    <w:p>
+      <w:pPr/>
+      <w:r>
+        <w:t>Periksa tanggal, jam, dan zona waktu pada tenggat. Jika muncul Belum ada lamaran aktif, hubungi HR. Akun yang sudah dibuat belum tentu sudah memiliki penugasan.</w:t>
+      </w:r>
+    </w:p>
+    <w:p>
+      <w:pPr>
+        <w:pStyle w:val="3"/>
+      </w:pPr>
+      <w:r>
+        <w:t>2.3 Mengumpulkan portofolio</w:t>
+      </w:r>
+    </w:p>
+    <w:p>
+      <w:pPr/>
+      <w:r>
+        <w:t>1. Pada kartu Portofolio, klik Lanjutkan pengumpulan.</w:t>
+      </w:r>
+    </w:p>
+    <w:p>
+      <w:pPr/>
+      <w:r>
+        <w:t>2. Baca tenggat dan ringkasan kuota.</w:t>
+      </w:r>
+    </w:p>
+    <w:p>
+      <w:pPr/>
+      <w:r>
+        <w:t>3. Pada Jenis dokumen, pilih Dokumen portofolio utama.</w:t>
+      </w:r>
+    </w:p>
+    <w:p>
+      <w:pPr/>
+      <w:r>
+        <w:t>4. Pada Pilih file, pilih satu dokumen PDF. Jika sumbernya Word, ekspor terlebih dahulu ke PDF.</w:t>
+      </w:r>
+    </w:p>
+    <w:p>
+      <w:pPr/>
+      <w:r>
+        <w:t>5. Tunggu unggahan selesai. Bila pemeriksaan antivirus aktif, tunggu sampai file siap digunakan.</w:t>
+      </w:r>
+    </w:p>
+    <w:p>
+      <w:pPr/>
+      <w:r>
+        <w:t>6. Pada baris file yang tersedia, klik Unggah file untuk memasukkannya ke daftar file draf. Memilih file dari komputer saja belum menyelesaikan langkah ini.</w:t>
+      </w:r>
+    </w:p>
+    <w:p>
+      <w:pPr/>
+      <w:r>
+        <w:t>7. Bila diperlukan, pilih jenis Bukti tambahan (opsional) dan unggah file pendukung dengan langkah yang sama.</w:t>
+      </w:r>
+    </w:p>
+    <w:p>
+      <w:pPr/>
+      <w:r>
+        <w:t>8. Isi Keterangan bukti untuk setiap bukti tambahan. Keterangan wajib saat mengirim final, maksimal 500 karakter.</w:t>
+      </w:r>
+    </w:p>
+    <w:p>
+      <w:pPr/>
+      <w:r>
+        <w:t>9. Tambahkan tautan atau catatan bila perlu. Tautan maksimal lima, masing-masing memiliki label dan URL HTTP/HTTPS. Catatan maksimal 5.000 karakter.</w:t>
+      </w:r>
+    </w:p>
+    <w:p>
+      <w:pPr/>
+      <w:r>
+        <w:t>10. Klik Simpan draf jika ingin melanjutkan nanti. Tunggu pesan Draf berhasil disimpan. Belum dikirim final.</w:t>
+      </w:r>
+    </w:p>
+    <w:p>
+      <w:pPr/>
+      <w:r>
+        <w:t>11. Setelah lengkap, klik Periksa &amp; kirim final.</w:t>
+      </w:r>
+    </w:p>
+    <w:p>
+      <w:pPr/>
+      <w:r>
+        <w:t>12. Periksa daftar file. Klik Kembali periksa jika masih ada yang perlu diperbaiki, atau Kirim final untuk menyelesaikan pengumpulan.</w:t>
+      </w:r>
+    </w:p>
+    <w:p>
+      <w:pPr/>
+      <w:r>
+        <w:t>13. Pastikan halaman menampilkan tanda terima, kode pengumpulan, waktu, dan nomor versi.</w:t>
+      </w:r>
+    </w:p>
+    <w:p>
+      <w:pPr/>
+      <w:r>
+        <w:t>Dokumen utama wajib satu PDF. Bukti tambahan bersifat opsional; tidak perlu mengunggah ulang bukti yang sudah tercantum dalam PDF utama. Tautan tidak menggantikan kewajiban dokumen utama.</w:t>
+      </w:r>
+    </w:p>
+    <w:p>
+      <w:pPr/>
+      <w:r>
+        <w:t>Untuk mengganti dokumen utama sebelum final, unggah PDF pengganti lalu klik Unggah file pada file baru. Pilihan dokumen utama sebelumnya akan diganti. Untuk melepas file dari pilihan draf, gunakan Lepaskan, lalu simpan kembali. Melepas file dari draf tidak berarti menghapus seluruh riwayat file.</w:t>
+      </w:r>
+    </w:p>
+    <w:p>
+      <w:pPr>
+        <w:pStyle w:val="3"/>
+      </w:pPr>
+      <w:r>
+        <w:t>2.4 Membuka Tes Teknis</w:t>
+      </w:r>
+    </w:p>
+    <w:p>
+      <w:pPr/>
+      <w:r>
+        <w:t>1. Pada Beranda, periksa kartu Tes Teknis dan tenggat untuk masing-masing Form.</w:t>
+      </w:r>
+    </w:p>
+    <w:p>
+      <w:pPr/>
+      <w:r>
+        <w:t>2. Klik Buka Tes Teknis, atau buka menu Tes Teknis, lalu lihat kategori Tes kompatibilitas. Penguasaan Bidang masih dinonaktifkan.</w:t>
+      </w:r>
+    </w:p>
+    <w:p>
+      <w:pPr/>
+      <w:r>
+        <w:t>3. Periksa nama paket, jadwal, waktu pengerjaan, dan total tahap, lalu klik Buka tes. Versi paket tidak ditampilkan kepada kandidat.</w:t>
+      </w:r>
+    </w:p>
+    <w:p>
+      <w:pPr/>
+      <w:r>
+        <w:t>4. Selesaikan Form A terlebih dahulu. Form B terkunci sampai Form A selesai; setelah terbuka, kandidat dapat memulai setiap tahap Form B sendiri. Ikuti langkah pada Bab 6.</w:t>
+      </w:r>
+    </w:p>
+    <w:p>
+      <w:pPr/>
+      <w:r>
+        <w:t>Penugasan tes online dibuat tersendiri oleh HR dan tidak otomatis muncul saat lamaran dibuat. Tes online tidak memerlukan pengiriman portofolio final sebagai syarat mulai. Jika daftar kosong, hubungi HR untuk memeriksa penugasan.</w:t>
+      </w:r>
+    </w:p>
+    <w:p>
+      <w:pPr/>
+      <w:r>
+        <w:t>Jika HR memberikan tugas teknis berbasis PDF dan unggahan file, ikuti tautan khusus serta petunjuk pada bagian 6.7. Pengumpulan berbasis file dan tes online memiliki status serta tenggat tersendiri.</w:t>
+      </w:r>
+    </w:p>
+    <w:p>
+      <w:pPr>
+        <w:pStyle w:val="3"/>
+      </w:pPr>
+      <w:r>
+        <w:t>2.5 Tenggat dan pengiriman final</w:t>
+      </w:r>
+    </w:p>
+    <w:p>
+      <w:pPr>
+        <w:pStyle w:val="23"/>
+      </w:pPr>
+      <w:r>
+        <w:t>Selesaikan pengiriman final sebelum tenggat. Memulai unggahan sebelum tenggat tidak menjamin pengiriman final diterima setelah tenggat.</w:t>
+      </w:r>
+    </w:p>
+    <w:p>
+      <w:pPr>
+        <w:pStyle w:val="23"/>
+      </w:pPr>
+      <w:r>
+        <w:t>Setelah final, dokumen terkunci. Kandidat tidak dapat mengubahnya sendiri.</w:t>
+      </w:r>
+    </w:p>
+    <w:p>
+      <w:pPr>
+        <w:pStyle w:val="23"/>
+      </w:pPr>
+      <w:r>
+        <w:t>Jika tenggat terlewati atau lamaran diarsipkan, pengeditan terkunci. Hubungi HR untuk tindak lanjut.</w:t>
+      </w:r>
+    </w:p>
+    <w:p>
+      <w:pPr>
+        <w:pStyle w:val="23"/>
+      </w:pPr>
+      <w:r>
+        <w:t>Hindari menutup halaman saat unggahan atau penyimpanan masih berlangsung.</w:t>
+      </w:r>
+    </w:p>
+    <w:p>
+      <w:pPr>
+        <w:pStyle w:val="23"/>
+      </w:pPr>
+      <w:r>
+        <w:t>Simpan draf secara berkala dan perhatikan indikator perubahan yang belum disimpan.</w:t>
+      </w:r>
+    </w:p>
+    <w:p>
+      <w:pPr>
+        <w:pStyle w:val="3"/>
+      </w:pPr>
+      <w:r>
+        <w:t>2.6 Mengerjakan revisi</w:t>
+      </w:r>
+    </w:p>
+    <w:p>
+      <w:pPr/>
+      <w:r>
+        <w:t>1. Setelah HR membuka revisi, periksa status Dibuka untuk revisi di Beranda.</w:t>
+      </w:r>
+    </w:p>
+    <w:p>
+      <w:pPr/>
+      <w:r>
+        <w:t>2. Klik Kerjakan revisi.</w:t>
+      </w:r>
+    </w:p>
+    <w:p>
+      <w:pPr/>
+      <w:r>
+        <w:t>3. Baca alasan revisi dan tenggat baru.</w:t>
+      </w:r>
+    </w:p>
+    <w:p>
+      <w:pPr/>
+      <w:r>
+        <w:t>4. Periksa kembali file yang terpilih, lalu sesuaikan dokumen, bukti, tautan, dan catatan.</w:t>
+      </w:r>
+    </w:p>
+    <w:p>
+      <w:pPr/>
+      <w:r>
+        <w:t>5. Klik Periksa &amp; kirim final, kemudian Kirim final.</w:t>
+      </w:r>
+    </w:p>
+    <w:p>
+      <w:pPr/>
+      <w:r>
+        <w:t>6. Pastikan muncul tanda terima versi terbaru.</w:t>
+      </w:r>
+    </w:p>
+    <w:p>
+      <w:pPr/>
+      <w:r>
+        <w:t>Versi final sebelumnya tetap tersedia di Riwayat. Membuka revisi belum berarti revisi sudah dikumpulkan; kandidat tetap harus mengirim final kembali. Revisi portofolio juga dapat mengunci pengumpulan tes teknis berbasis file sampai portofolio kembali dikirim final. Ketentuan ini tidak mengunci tes teknis online.</w:t>
+      </w:r>
+    </w:p>
+    <w:p>
+      <w:pPr>
+        <w:pStyle w:val="3"/>
+      </w:pPr>
+      <w:r>
+        <w:t>2.7 Riwayat profil dan lupa password</w:t>
+      </w:r>
+    </w:p>
+    <w:p>
+      <w:pPr/>
+      <w:r>
+        <w:t>Riwayat: buka menu Riwayat untuk melihat jenis pengumpulan, versi, posisi, waktu, kode tanda terima, dan file final. Gunakan tindakan file yang tersedia untuk melihat atau mengunduh dokumen. Draf tidak muncul sebagai pengumpulan final.</w:t>
+      </w:r>
+    </w:p>
+    <w:p>
+      <w:pPr/>
+      <w:r>
+        <w:t>Profil: buka Profil, ubah nomor telepon bila diperlukan, lalu klik Simpan profil. Perubahan nama dan email dilakukan oleh HR. Gunakan Ganti password untuk memperbarui password.</w:t>
+      </w:r>
+    </w:p>
+    <w:p>
+      <w:pPr/>
+      <w:r>
+        <w:t>Lupa password: dari halaman masuk, buka fasilitas lupa password, masukkan email terdaftar, lalu periksa email termasuk folder spam. Ikuti tautan reset dan buat password minimal 12 karakter. Pesan permintaan reset diterima tidak menjamin email sudah masuk. Jika belum diterima, tunggu 60 detik sebelum mencoba lagi atau hubungi HR. Jika tautan tidak valid atau kedaluwarsa, ajukan reset baru.</w:t>
+      </w:r>
+    </w:p>
+    <w:p>
+      <w:pPr/>
+      <w:r>
+        <w:t>Setelah selesai, klik Keluar, terutama jika menggunakan perangkat bersama.</w:t>
+      </w:r>
+    </w:p>
+    <w:p>
+      <w:pPr>
+        <w:pStyle w:val="2"/>
+      </w:pPr>
+      <w:r>
+        <w:t>3 Panduan HR dan admin</w:t>
+      </w:r>
+    </w:p>
+    <w:p>
+      <w:pPr>
+        <w:pStyle w:val="3"/>
+      </w:pPr>
+      <w:r>
+        <w:t>3.1 Masuk ke panel HR</w:t>
+      </w:r>
+    </w:p>
+    <w:p>
+      <w:pPr/>
+      <w:r>
+        <w:t>1. Buka alamat aplikasi dengan akhiran /admin.</w:t>
+      </w:r>
+    </w:p>
+    <w:p>
+      <w:pPr/>
+      <w:r>
+        <w:t>2. Masuk menggunakan akun admin yang telah disiapkan pengelola sistem.</w:t>
+      </w:r>
+    </w:p>
+    <w:p>
+      <w:pPr/>
+      <w:r>
+        <w:t>3. Ikuti proses autentikasi dua faktor menggunakan aplikasi autentikator. Panel admin mewajibkan autentikasi dua faktor; selesaikan penyiapan jika diminta.</w:t>
+      </w:r>
+    </w:p>
+    <w:p>
+      <w:pPr/>
+      <w:r>
+        <w:t>4. Setelah masuk, buka Ringkasan untuk memantau rekrutmen.</w:t>
+      </w:r>
+    </w:p>
+    <w:p>
+      <w:pPr/>
+      <w:r>
+        <w:t>Halaman /login diperuntukkan bagi kandidat. Jika akses admin atau autentikator bermasalah, hubungi pengelola sistem.</w:t>
+      </w:r>
+    </w:p>
+    <w:p>
+      <w:pPr>
+        <w:pStyle w:val="3"/>
+      </w:pPr>
+      <w:r>
+        <w:t>3.2 Mengenal menu HR</w:t>
+      </w:r>
+    </w:p>
+    <w:tbl>
+      <w:tblPr>
+        <w:tblW w:type="auto" w:w="0"/>
+        <w:tblLayout w:type="fixed"/>
+        <w:tblLook w:firstColumn="1" w:firstRow="1" w:lastColumn="0" w:lastRow="0" w:noHBand="0" w:noVBand="1" w:val="04A0"/>
+        <w:tblBorders>
+          <w:top w:val="single" w:sz="4" w:color="D9D9D9"/>
+          <w:left w:val="single" w:sz="4" w:color="D9D9D9"/>
+          <w:bottom w:val="single" w:sz="4" w:color="D9D9D9"/>
+          <w:right w:val="single" w:sz="4" w:color="D9D9D9"/>
+          <w:insideH w:val="single" w:sz="4" w:color="D9D9D9"/>
+          <w:insideV w:val="single" w:sz="4" w:color="D9D9D9"/>
+        </w:tblBorders>
+      </w:tblPr>
+      <w:tblGrid>
+        <w:gridCol w:w="2857"/>
+        <w:gridCol w:w="6667"/>
+      </w:tblGrid>
+      <w:tr>
+        <w:trPr>
+          <w:cantSplit/>
+          <w:tblHeader/>
+        </w:trPr>
+        <w:tc>
+          <w:tcPr>
+            <w:tcW w:type="dxa" w:w="2857"/>
+            <w:vAlign w:val="center"/>
+            <w:shd w:fill="E8EDF5"/>
+            <w:tcMar>
+              <w:top w:w="90" w:type="dxa"/>
+              <w:bottom w:w="90" w:type="dxa"/>
+              <w:left w:w="110" w:type="dxa"/>
+              <w:right w:w="110" w:type="dxa"/>
+            </w:tcMar>
+          </w:tcPr>
+          <w:p>
+            <w:pPr>
+              <w:spacing w:after="0" w:line="259" w:lineRule="auto"/>
+            </w:pPr>
+            <w:r>
+              <w:rPr>
+                <w:b/>
+                <w:color w:val="000000"/>
+                <w:sz w:val="20"/>
+              </w:rPr>
+              <w:t>Menu</w:t>
+            </w:r>
+          </w:p>
+        </w:tc>
+        <w:tc>
+          <w:tcPr>
+            <w:tcW w:type="dxa" w:w="6667"/>
+            <w:vAlign w:val="center"/>
+            <w:shd w:fill="E8EDF5"/>
+            <w:tcMar>
+              <w:top w:w="90" w:type="dxa"/>
+              <w:bottom w:w="90" w:type="dxa"/>
+              <w:left w:w="110" w:type="dxa"/>
+              <w:right w:w="110" w:type="dxa"/>
+            </w:tcMar>
+          </w:tcPr>
+          <w:p>
+            <w:pPr>
+              <w:spacing w:after="0" w:line="259" w:lineRule="auto"/>
+            </w:pPr>
+            <w:r>
+              <w:rPr>
+                <w:b/>
+                <w:color w:val="000000"/>
+                <w:sz w:val="20"/>
+              </w:rPr>
+              <w:t>Kegunaan</w:t>
+            </w:r>
+          </w:p>
+        </w:tc>
+      </w:tr>
+      <w:tr>
+        <w:trPr>
+          <w:cantSplit/>
+        </w:trPr>
+        <w:tc>
+          <w:tcPr>
+            <w:tcW w:type="dxa" w:w="2857"/>
+            <w:vAlign w:val="center"/>
+            <w:shd w:fill="FFFFFF"/>
+            <w:tcMar>
+              <w:top w:w="90" w:type="dxa"/>
+              <w:bottom w:w="90" w:type="dxa"/>
+              <w:left w:w="110" w:type="dxa"/>
+              <w:right w:w="110" w:type="dxa"/>
+            </w:tcMar>
+          </w:tcPr>
+          <w:p>
+            <w:pPr>
+              <w:spacing w:after="0" w:line="259" w:lineRule="auto"/>
+            </w:pPr>
+            <w:r>
+              <w:rPr>
+                <w:b w:val="0"/>
+                <w:color w:val="000000"/>
+                <w:sz w:val="20"/>
+              </w:rPr>
+              <w:t>Ringkasan</w:t>
+            </w:r>
+          </w:p>
+        </w:tc>
+        <w:tc>
+          <w:tcPr>
+            <w:tcW w:type="dxa" w:w="6667"/>
+            <w:vAlign w:val="center"/>
+            <w:shd w:fill="FFFFFF"/>
+            <w:tcMar>
+              <w:top w:w="90" w:type="dxa"/>
+              <w:bottom w:w="90" w:type="dxa"/>
+              <w:left w:w="110" w:type="dxa"/>
+              <w:right w:w="110" w:type="dxa"/>
+            </w:tcMar>
+          </w:tcPr>
+          <w:p>
+            <w:pPr>
+              <w:spacing w:after="0" w:line="259" w:lineRule="auto"/>
+            </w:pPr>
+            <w:r>
+              <w:rPr>
+                <w:b w:val="0"/>
+                <w:color w:val="000000"/>
+                <w:sz w:val="20"/>
+              </w:rPr>
+              <w:t>Jumlah lamaran aktif, pengumpulan portofolio/tes, serta pengumpulan yang melewati tenggat.</w:t>
+            </w:r>
+          </w:p>
+        </w:tc>
+      </w:tr>
+      <w:tr>
+        <w:trPr>
+          <w:cantSplit/>
+        </w:trPr>
+        <w:tc>
+          <w:tcPr>
+            <w:tcW w:type="dxa" w:w="2857"/>
+            <w:vAlign w:val="center"/>
+            <w:shd w:fill="F6F8FB"/>
+            <w:tcMar>
+              <w:top w:w="90" w:type="dxa"/>
+              <w:bottom w:w="90" w:type="dxa"/>
+              <w:left w:w="110" w:type="dxa"/>
+              <w:right w:w="110" w:type="dxa"/>
+            </w:tcMar>
+          </w:tcPr>
+          <w:p>
+            <w:pPr>
+              <w:spacing w:after="0" w:line="259" w:lineRule="auto"/>
+            </w:pPr>
+            <w:r>
+              <w:rPr>
+                <w:b w:val="0"/>
+                <w:color w:val="000000"/>
+                <w:sz w:val="20"/>
+              </w:rPr>
+              <w:t>Kandidat &amp; lamaran</w:t>
+            </w:r>
+          </w:p>
+        </w:tc>
+        <w:tc>
+          <w:tcPr>
+            <w:tcW w:type="dxa" w:w="6667"/>
+            <w:vAlign w:val="center"/>
+            <w:shd w:fill="F6F8FB"/>
+            <w:tcMar>
+              <w:top w:w="90" w:type="dxa"/>
+              <w:bottom w:w="90" w:type="dxa"/>
+              <w:left w:w="110" w:type="dxa"/>
+              <w:right w:w="110" w:type="dxa"/>
+            </w:tcMar>
+          </w:tcPr>
+          <w:p>
+            <w:pPr>
+              <w:spacing w:after="0" w:line="259" w:lineRule="auto"/>
+            </w:pPr>
+            <w:r>
+              <w:rPr>
+                <w:b w:val="0"/>
+                <w:color w:val="000000"/>
+                <w:sz w:val="20"/>
+              </w:rPr>
+              <w:t>Mencari dan memfilter lamaran, menambah kandidat, melakukan import, serta membuka detail.</w:t>
+            </w:r>
+          </w:p>
+        </w:tc>
+      </w:tr>
+      <w:tr>
+        <w:trPr>
+          <w:cantSplit/>
+        </w:trPr>
+        <w:tc>
+          <w:tcPr>
+            <w:tcW w:type="dxa" w:w="2857"/>
+            <w:vAlign w:val="center"/>
+            <w:shd w:fill="FFFFFF"/>
+            <w:tcMar>
+              <w:top w:w="90" w:type="dxa"/>
+              <w:bottom w:w="90" w:type="dxa"/>
+              <w:left w:w="110" w:type="dxa"/>
+              <w:right w:w="110" w:type="dxa"/>
+            </w:tcMar>
+          </w:tcPr>
+          <w:p>
+            <w:pPr>
+              <w:spacing w:after="0" w:line="259" w:lineRule="auto"/>
+            </w:pPr>
+            <w:r>
+              <w:rPr>
+                <w:b w:val="0"/>
+                <w:color w:val="000000"/>
+                <w:sz w:val="20"/>
+              </w:rPr>
+              <w:t>Posisi</w:t>
+            </w:r>
+          </w:p>
+        </w:tc>
+        <w:tc>
+          <w:tcPr>
+            <w:tcW w:type="dxa" w:w="6667"/>
+            <w:vAlign w:val="center"/>
+            <w:shd w:fill="FFFFFF"/>
+            <w:tcMar>
+              <w:top w:w="90" w:type="dxa"/>
+              <w:bottom w:w="90" w:type="dxa"/>
+              <w:left w:w="110" w:type="dxa"/>
+              <w:right w:w="110" w:type="dxa"/>
+            </w:tcMar>
+          </w:tcPr>
+          <w:p>
+            <w:pPr>
+              <w:spacing w:after="0" w:line="259" w:lineRule="auto"/>
+            </w:pPr>
+            <w:r>
+              <w:rPr>
+                <w:b w:val="0"/>
+                <w:color w:val="000000"/>
+                <w:sz w:val="20"/>
+              </w:rPr>
+              <w:t>Menambah atau mengubah posisi dan status aktifnya.</w:t>
+            </w:r>
+          </w:p>
+        </w:tc>
+      </w:tr>
+      <w:tr>
+        <w:trPr>
+          <w:cantSplit/>
+        </w:trPr>
+        <w:tc>
+          <w:tcPr>
+            <w:tcW w:type="dxa" w:w="2857"/>
+            <w:vAlign w:val="center"/>
+            <w:shd w:fill="F6F8FB"/>
+            <w:tcMar>
+              <w:top w:w="90" w:type="dxa"/>
+              <w:bottom w:w="90" w:type="dxa"/>
+              <w:left w:w="110" w:type="dxa"/>
+              <w:right w:w="110" w:type="dxa"/>
+            </w:tcMar>
+          </w:tcPr>
+          <w:p>
+            <w:pPr>
+              <w:spacing w:after="0" w:line="259" w:lineRule="auto"/>
+            </w:pPr>
+            <w:r>
+              <w:rPr>
+                <w:b w:val="0"/>
+                <w:color w:val="000000"/>
+                <w:sz w:val="20"/>
+              </w:rPr>
+              <w:t>Periode rekrutmen</w:t>
+            </w:r>
+          </w:p>
+        </w:tc>
+        <w:tc>
+          <w:tcPr>
+            <w:tcW w:type="dxa" w:w="6667"/>
+            <w:vAlign w:val="center"/>
+            <w:shd w:fill="F6F8FB"/>
+            <w:tcMar>
+              <w:top w:w="90" w:type="dxa"/>
+              <w:bottom w:w="90" w:type="dxa"/>
+              <w:left w:w="110" w:type="dxa"/>
+              <w:right w:w="110" w:type="dxa"/>
+            </w:tcMar>
+          </w:tcPr>
+          <w:p>
+            <w:pPr>
+              <w:spacing w:after="0" w:line="259" w:lineRule="auto"/>
+            </w:pPr>
+            <w:r>
+              <w:rPr>
+                <w:b w:val="0"/>
+                <w:color w:val="000000"/>
+                <w:sz w:val="20"/>
+              </w:rPr>
+              <w:t>Mengelola nama periode, tanggal mulai/selesai, dan status aktif.</w:t>
+            </w:r>
+          </w:p>
+        </w:tc>
+      </w:tr>
+      <w:tr>
+        <w:trPr>
+          <w:cantSplit/>
+        </w:trPr>
+        <w:tc>
+          <w:tcPr>
+            <w:tcW w:type="dxa" w:w="2857"/>
+            <w:vAlign w:val="center"/>
+            <w:shd w:fill="FFFFFF"/>
+            <w:tcMar>
+              <w:top w:w="90" w:type="dxa"/>
+              <w:bottom w:w="90" w:type="dxa"/>
+              <w:left w:w="110" w:type="dxa"/>
+              <w:right w:w="110" w:type="dxa"/>
+            </w:tcMar>
+          </w:tcPr>
+          <w:p>
+            <w:pPr>
+              <w:spacing w:after="0" w:line="259" w:lineRule="auto"/>
+            </w:pPr>
+            <w:r>
+              <w:rPr>
+                <w:b w:val="0"/>
+                <w:color w:val="000000"/>
+                <w:sz w:val="20"/>
+              </w:rPr>
+              <w:t>Riwayat aktivitas</w:t>
+            </w:r>
+          </w:p>
+        </w:tc>
+        <w:tc>
+          <w:tcPr>
+            <w:tcW w:type="dxa" w:w="6667"/>
+            <w:vAlign w:val="center"/>
+            <w:shd w:fill="FFFFFF"/>
+            <w:tcMar>
+              <w:top w:w="90" w:type="dxa"/>
+              <w:bottom w:w="90" w:type="dxa"/>
+              <w:left w:w="110" w:type="dxa"/>
+              <w:right w:w="110" w:type="dxa"/>
+            </w:tcMar>
+          </w:tcPr>
+          <w:p>
+            <w:pPr>
+              <w:spacing w:after="0" w:line="259" w:lineRule="auto"/>
+            </w:pPr>
+            <w:r>
+              <w:rPr>
+                <w:b w:val="0"/>
+                <w:color w:val="000000"/>
+                <w:sz w:val="20"/>
+              </w:rPr>
+              <w:t>Meninjau catatan tindakan, pelaku, waktu, dan alasan perubahan.</w:t>
+            </w:r>
+          </w:p>
+        </w:tc>
+      </w:tr>
+      <w:tr>
+        <w:trPr>
+          <w:cantSplit/>
+        </w:trPr>
+        <w:tc>
+          <w:tcPr>
+            <w:tcW w:type="dxa" w:w="2857"/>
+            <w:vAlign w:val="center"/>
+            <w:shd w:fill="F6F8FB"/>
+            <w:tcMar>
+              <w:top w:w="90" w:type="dxa"/>
+              <w:bottom w:w="90" w:type="dxa"/>
+              <w:left w:w="110" w:type="dxa"/>
+              <w:right w:w="110" w:type="dxa"/>
+            </w:tcMar>
+          </w:tcPr>
+          <w:p>
+            <w:pPr>
+              <w:spacing w:after="0" w:line="259" w:lineRule="auto"/>
+            </w:pPr>
+            <w:r>
+              <w:rPr>
+                <w:b w:val="0"/>
+                <w:color w:val="000000"/>
+                <w:sz w:val="20"/>
+              </w:rPr>
+              <w:t>Operasional</w:t>
+            </w:r>
+          </w:p>
+        </w:tc>
+        <w:tc>
+          <w:tcPr>
+            <w:tcW w:type="dxa" w:w="6667"/>
+            <w:vAlign w:val="center"/>
+            <w:shd w:fill="F6F8FB"/>
+            <w:tcMar>
+              <w:top w:w="90" w:type="dxa"/>
+              <w:bottom w:w="90" w:type="dxa"/>
+              <w:left w:w="110" w:type="dxa"/>
+              <w:right w:w="110" w:type="dxa"/>
+            </w:tcMar>
+          </w:tcPr>
+          <w:p>
+            <w:pPr>
+              <w:spacing w:after="0" w:line="259" w:lineRule="auto"/>
+            </w:pPr>
+            <w:r>
+              <w:rPr>
+                <w:b w:val="0"/>
+                <w:color w:val="000000"/>
+                <w:sz w:val="20"/>
+              </w:rPr>
+              <w:t>Melihat status email pengumpulan dan kendala pemeriksaan file.</w:t>
+            </w:r>
+          </w:p>
+        </w:tc>
+      </w:tr>
+      <w:tr>
+        <w:trPr>
+          <w:cantSplit/>
+        </w:trPr>
+        <w:tc>
+          <w:tcPr>
+            <w:tcW w:type="dxa" w:w="2857"/>
+            <w:vAlign w:val="center"/>
+            <w:shd w:fill="FFFFFF"/>
+            <w:tcMar>
+              <w:top w:w="90" w:type="dxa"/>
+              <w:bottom w:w="90" w:type="dxa"/>
+              <w:left w:w="110" w:type="dxa"/>
+              <w:right w:w="110" w:type="dxa"/>
+            </w:tcMar>
+          </w:tcPr>
+          <w:p>
+            <w:pPr>
+              <w:spacing w:after="0" w:line="259" w:lineRule="auto"/>
+            </w:pPr>
+            <w:r>
+              <w:rPr>
+                <w:b w:val="0"/>
+                <w:color w:val="000000"/>
+                <w:sz w:val="20"/>
+              </w:rPr>
+              <w:t>Pengaturan</w:t>
+            </w:r>
+          </w:p>
+        </w:tc>
+        <w:tc>
+          <w:tcPr>
+            <w:tcW w:type="dxa" w:w="6667"/>
+            <w:vAlign w:val="center"/>
+            <w:shd w:fill="FFFFFF"/>
+            <w:tcMar>
+              <w:top w:w="90" w:type="dxa"/>
+              <w:bottom w:w="90" w:type="dxa"/>
+              <w:left w:w="110" w:type="dxa"/>
+              <w:right w:w="110" w:type="dxa"/>
+            </w:tcMar>
+          </w:tcPr>
+          <w:p>
+            <w:pPr>
+              <w:spacing w:after="0" w:line="259" w:lineRule="auto"/>
+            </w:pPr>
+            <w:r>
+              <w:rPr>
+                <w:b w:val="0"/>
+                <w:color w:val="000000"/>
+                <w:sz w:val="20"/>
+              </w:rPr>
+              <w:t>Mengatur kuota, batas unggahan, zona waktu, akses sementara, retensi, serta kontak bantuan.</w:t>
+            </w:r>
+          </w:p>
+        </w:tc>
+      </w:tr>
+      <w:tr>
+        <w:trPr>
+          <w:cantSplit/>
+        </w:trPr>
+        <w:tc>
+          <w:tcPr>
+            <w:tcW w:type="dxa" w:w="2857"/>
+            <w:vAlign w:val="center"/>
+            <w:shd w:fill="F6F8FB"/>
+            <w:tcMar>
+              <w:top w:w="90" w:type="dxa"/>
+              <w:bottom w:w="90" w:type="dxa"/>
+              <w:left w:w="110" w:type="dxa"/>
+              <w:right w:w="110" w:type="dxa"/>
+            </w:tcMar>
+          </w:tcPr>
+          <w:p>
+            <w:pPr>
+              <w:spacing w:after="0" w:line="259" w:lineRule="auto"/>
+            </w:pPr>
+            <w:r>
+              <w:rPr>
+                <w:b w:val="0"/>
+                <w:color w:val="000000"/>
+                <w:sz w:val="20"/>
+              </w:rPr>
+              <w:t>Formulir kandidat</w:t>
+            </w:r>
+          </w:p>
+        </w:tc>
+        <w:tc>
+          <w:tcPr>
+            <w:tcW w:type="dxa" w:w="6667"/>
+            <w:vAlign w:val="center"/>
+            <w:shd w:fill="F6F8FB"/>
+            <w:tcMar>
+              <w:top w:w="90" w:type="dxa"/>
+              <w:bottom w:w="90" w:type="dxa"/>
+              <w:left w:w="110" w:type="dxa"/>
+              <w:right w:w="110" w:type="dxa"/>
+            </w:tcMar>
+          </w:tcPr>
+          <w:p>
+            <w:pPr>
+              <w:spacing w:after="0" w:line="259" w:lineRule="auto"/>
+            </w:pPr>
+            <w:r>
+              <w:rPr>
+                <w:b w:val="0"/>
+                <w:color w:val="000000"/>
+                <w:sz w:val="20"/>
+              </w:rPr>
+              <w:t>Menyusun formulir, membuat tautan penerimaan, memeriksa respons, menghubungkan akun, dan mengekspor Excel.</w:t>
+            </w:r>
+          </w:p>
+        </w:tc>
+      </w:tr>
+      <w:tr>
+        <w:trPr>
+          <w:cantSplit/>
+        </w:trPr>
+        <w:tc>
+          <w:tcPr>
+            <w:tcW w:type="dxa" w:w="2857"/>
+            <w:vAlign w:val="center"/>
+            <w:shd w:fill="FFFFFF"/>
+            <w:tcMar>
+              <w:top w:w="90" w:type="dxa"/>
+              <w:bottom w:w="90" w:type="dxa"/>
+              <w:left w:w="110" w:type="dxa"/>
+              <w:right w:w="110" w:type="dxa"/>
+            </w:tcMar>
+          </w:tcPr>
+          <w:p>
+            <w:pPr>
+              <w:spacing w:after="0" w:line="259" w:lineRule="auto"/>
+            </w:pPr>
+            <w:r>
+              <w:rPr>
+                <w:b w:val="0"/>
+                <w:color w:val="000000"/>
+                <w:sz w:val="20"/>
+              </w:rPr>
+              <w:t>TES IQ</w:t>
+            </w:r>
+          </w:p>
+        </w:tc>
+        <w:tc>
+          <w:tcPr>
+            <w:tcW w:type="dxa" w:w="6667"/>
+            <w:vAlign w:val="center"/>
+            <w:shd w:fill="FFFFFF"/>
+            <w:tcMar>
+              <w:top w:w="90" w:type="dxa"/>
+              <w:bottom w:w="90" w:type="dxa"/>
+              <w:left w:w="110" w:type="dxa"/>
+              <w:right w:w="110" w:type="dxa"/>
+            </w:tcMar>
+          </w:tcPr>
+          <w:p>
+            <w:pPr>
+              <w:spacing w:after="0" w:line="259" w:lineRule="auto"/>
+            </w:pPr>
+            <w:r>
+              <w:rPr>
+                <w:b w:val="0"/>
+                <w:color w:val="000000"/>
+                <w:sz w:val="20"/>
+              </w:rPr>
+              <w:t>Menyiapkan paket psikotes, menugaskan peserta, memeriksa aktivitas, serta mengekspor hasil tes selesai.</w:t>
+            </w:r>
+          </w:p>
+        </w:tc>
+      </w:tr>
+      <w:tr>
+        <w:trPr>
+          <w:cantSplit/>
+        </w:trPr>
+        <w:tc>
+          <w:tcPr>
+            <w:tcW w:type="dxa" w:w="2857"/>
+            <w:vAlign w:val="center"/>
+            <w:shd w:fill="F6F8FB"/>
+            <w:tcMar>
+              <w:top w:w="90" w:type="dxa"/>
+              <w:bottom w:w="90" w:type="dxa"/>
+              <w:left w:w="110" w:type="dxa"/>
+              <w:right w:w="110" w:type="dxa"/>
+            </w:tcMar>
+          </w:tcPr>
+          <w:p>
+            <w:pPr>
+              <w:spacing w:after="0" w:line="259" w:lineRule="auto"/>
+            </w:pPr>
+            <w:r>
+              <w:rPr>
+                <w:b w:val="0"/>
+                <w:color w:val="000000"/>
+                <w:sz w:val="20"/>
+              </w:rPr>
+              <w:t>Pengelolaan massal</w:t>
+            </w:r>
+          </w:p>
+        </w:tc>
+        <w:tc>
+          <w:tcPr>
+            <w:tcW w:type="dxa" w:w="6667"/>
+            <w:vAlign w:val="center"/>
+            <w:shd w:fill="F6F8FB"/>
+            <w:tcMar>
+              <w:top w:w="90" w:type="dxa"/>
+              <w:bottom w:w="90" w:type="dxa"/>
+              <w:left w:w="110" w:type="dxa"/>
+              <w:right w:w="110" w:type="dxa"/>
+            </w:tcMar>
+          </w:tcPr>
+          <w:p>
+            <w:pPr>
+              <w:spacing w:after="0" w:line="259" w:lineRule="auto"/>
+            </w:pPr>
+            <w:r>
+              <w:rPr>
+                <w:b w:val="0"/>
+                <w:color w:val="000000"/>
+                <w:sz w:val="20"/>
+              </w:rPr>
+              <w:t>Membuka pengelolaan tenggat kelompok, soal tes teknis, dan email akses kandidat.</w:t>
+            </w:r>
+          </w:p>
+        </w:tc>
+      </w:tr>
+      <w:tr>
+        <w:trPr>
+          <w:cantSplit/>
+        </w:trPr>
+        <w:tc>
+          <w:tcPr>
+            <w:tcW w:type="dxa" w:w="2857"/>
+            <w:vAlign w:val="center"/>
+            <w:shd w:fill="FFFFFF"/>
+            <w:tcMar>
+              <w:top w:w="90" w:type="dxa"/>
+              <w:bottom w:w="90" w:type="dxa"/>
+              <w:left w:w="110" w:type="dxa"/>
+              <w:right w:w="110" w:type="dxa"/>
+            </w:tcMar>
+          </w:tcPr>
+          <w:p>
+            <w:pPr>
+              <w:spacing w:after="0" w:line="259" w:lineRule="auto"/>
+            </w:pPr>
+            <w:r>
+              <w:rPr>
+                <w:b w:val="0"/>
+                <w:color w:val="000000"/>
+                <w:sz w:val="20"/>
+              </w:rPr>
+              <w:t>Tes teknis online</w:t>
+            </w:r>
+          </w:p>
+        </w:tc>
+        <w:tc>
+          <w:tcPr>
+            <w:tcW w:type="dxa" w:w="6667"/>
+            <w:vAlign w:val="center"/>
+            <w:shd w:fill="FFFFFF"/>
+            <w:tcMar>
+              <w:top w:w="90" w:type="dxa"/>
+              <w:bottom w:w="90" w:type="dxa"/>
+              <w:left w:w="110" w:type="dxa"/>
+              <w:right w:w="110" w:type="dxa"/>
+            </w:tcMar>
+          </w:tcPr>
+          <w:p>
+            <w:pPr>
+              <w:spacing w:after="0" w:line="259" w:lineRule="auto"/>
+            </w:pPr>
+            <w:r>
+              <w:rPr>
+                <w:b w:val="0"/>
+                <w:color w:val="000000"/>
+                <w:sz w:val="20"/>
+              </w:rPr>
+              <w:t>Mengedit nama paket dan pertanyaan untuk penugasan baru, menugaskan Form A/B, memantau sesi, menambah waktu aktif, menilai hasil, dan menghapus hasil tes sesuai kebutuhan.</w:t>
+            </w:r>
+          </w:p>
+        </w:tc>
+      </w:tr>
+    </w:tbl>
+    <w:p>
+      <w:pPr>
+        <w:pStyle w:val="3"/>
+      </w:pPr>
+      <w:r>
+        <w:t>3.3 Menyiapkan posisi dan periode</w:t>
+      </w:r>
+    </w:p>
+    <w:p>
+      <w:pPr/>
+      <w:r>
+        <w:t>1. Buka Posisi.</w:t>
+      </w:r>
+    </w:p>
+    <w:p>
+      <w:pPr/>
+      <w:r>
+        <w:t>2. Isi nama posisi, centang Aktif jika akan dipakai, lalu klik Simpan.</w:t>
+      </w:r>
+    </w:p>
+    <w:p>
+      <w:pPr/>
+      <w:r>
+        <w:t>3. Buka Periode rekrutmen.</w:t>
+      </w:r>
+    </w:p>
+    <w:p>
+      <w:pPr/>
+      <w:r>
+        <w:t>4. Isi nama periode serta tanggal mulai dan selesai. Aktifkan periode, lalu simpan.</w:t>
+      </w:r>
+    </w:p>
+    <w:p>
+      <w:pPr/>
+      <w:r>
+        <w:t>5. Untuk mengubah data yang sudah ada, klik Ubah pada baris terkait.</w:t>
+      </w:r>
+    </w:p>
+    <w:p>
+      <w:pPr/>
+      <w:r>
+        <w:t>Posisi dan periode aktif tersedia saat membuat lamaran. Tenggat portofolio dan tes tetap diisi pada penugasan; tanggal periode bukan pengganti tenggat pengumpulan.</w:t>
+      </w:r>
+    </w:p>
+    <w:p>
+      <w:pPr>
+        <w:pStyle w:val="3"/>
+      </w:pPr>
+      <w:r>
+        <w:t>3.4 Menambahkan kandidat baru dan lamaran</w:t>
+      </w:r>
+    </w:p>
+    <w:p>
+      <w:pPr/>
+      <w:r>
+        <w:t>1. Buka Kandidat &amp; lamaran → Tambah kandidat / lamaran.</w:t>
+      </w:r>
+    </w:p>
+    <w:p>
+      <w:pPr/>
+      <w:r>
+        <w:t>2. Pilih Kandidat baru.</w:t>
+      </w:r>
+    </w:p>
+    <w:p>
+      <w:pPr/>
+      <w:r>
+        <w:t>3. Isi nama dan email kandidat.</w:t>
+      </w:r>
+    </w:p>
+    <w:p>
+      <w:pPr/>
+      <w:r>
+        <w:t>4. Pilih posisi serta periode aktif.</w:t>
+      </w:r>
+    </w:p>
+    <w:p>
+      <w:pPr/>
+      <w:r>
+        <w:t>5. Isi tenggat portofolio dan tes teknis dalam zona waktu yang ditampilkan. Tenggat harus berada di masa depan; tenggat tes harus setelah waktu mulai soal bila soal sudah dijadwalkan.</w:t>
+      </w:r>
+    </w:p>
+    <w:p>
+      <w:pPr/>
+      <w:r>
+        <w:t>6. Isi Label tugas teknis dan petunjuk pengumpulan.</w:t>
+      </w:r>
+    </w:p>
+    <w:p>
+      <w:pPr/>
+      <w:r>
+        <w:t>7. Klik Buat lamaran dan tunggu pesan berhasil.</w:t>
+      </w:r>
+    </w:p>
+    <w:p>
+      <w:pPr/>
+      <w:r>
+        <w:t>8. Jika muncul Akses sementara dibuat, salin password sebelum menutup pemberitahuan. Password tersebut ditampilkan sekali. Bagikan melalui kanal resmi perusahaan kepada kandidat yang bersangkutan.</w:t>
+      </w:r>
+    </w:p>
+    <w:p>
+      <w:pPr/>
+      <w:r>
+        <w:t>Satu kandidat hanya dapat memiliki satu lamaran aktif. Email yang sudah terdaftar menggunakan akun lama tanpa mengubah identitas atau mereset passwordnya. Pembuatan lamaran bukan langkah pengiriman email akses; gunakan fitur email kandidat bila diperlukan.</w:t>
+      </w:r>
+    </w:p>
+    <w:p>
+      <w:pPr/>
+      <w:r>
+        <w:t>Tenggat tes teknis pada pembuatan lamaran digunakan untuk pengumpulan hasil berbasis file. Untuk tes online, HR tetap harus membuat penugasan dan jadwal tersendiri melalui menu Tes teknis online; demikian pula penugasan psikotes melalui TES IQ.</w:t>
+      </w:r>
+    </w:p>
+    <w:p>
+      <w:pPr>
+        <w:pStyle w:val="3"/>
+      </w:pPr>
+      <w:r>
+        <w:t>3.5 Import akun kandidat dari Excel</w:t>
+      </w:r>
+    </w:p>
+    <w:p>
+      <w:pPr/>
+      <w:r>
+        <w:t>1. Buka Kandidat &amp; lamaran → Import kandidat.</w:t>
+      </w:r>
+    </w:p>
+    <w:p>
+      <w:pPr/>
+      <w:r>
+        <w:t>2. Klik Download template Excel.</w:t>
+      </w:r>
+    </w:p>
+    <w:p>
+      <w:pPr/>
+      <w:r>
+        <w:t>3. Isi sheet Kandidat mulai baris kedua. Pertahankan semua header dan gunakan teks biasa tanpa rumus.</w:t>
       </w:r>
     </w:p>
     <w:tbl>
@@ -456,7 +2158,7 @@
                 <w:b/>
                 <w:sz w:val="19"/>
               </w:rPr>
-              <w:t>Menu</w:t>
+              <w:t>Kolom</w:t>
             </w:r>
           </w:p>
         </w:tc>
@@ -482,7 +2184,7 @@
                 <w:b/>
                 <w:sz w:val="19"/>
               </w:rPr>
-              <w:t>Kegunaan</w:t>
+              <w:t>Aturan</w:t>
             </w:r>
           </w:p>
         </w:tc>
@@ -513,7 +2215,7 @@
                 <w:b w:val="0"/>
                 <w:sz w:val="19"/>
               </w:rPr>
-              <w:t>Beranda</w:t>
+              <w:t>nama</w:t>
             </w:r>
           </w:p>
         </w:tc>
@@ -539,7 +2241,7 @@
                 <w:b w:val="0"/>
                 <w:sz w:val="19"/>
               </w:rPr>
-              <w:t>Melihat lamaran aktif, status portofolio, serta tenggat penugasan tes teknis online dan psikotes.</w:t>
+              <w:t>Wajib, maksimal 255 karakter.</w:t>
             </w:r>
           </w:p>
         </w:tc>
@@ -570,7 +2272,7 @@
                 <w:b w:val="0"/>
                 <w:sz w:val="19"/>
               </w:rPr>
-              <w:t>Riwayat</w:t>
+              <w:t>email</w:t>
             </w:r>
           </w:p>
         </w:tc>
@@ -596,7 +2298,7 @@
                 <w:b w:val="0"/>
                 <w:sz w:val="19"/>
               </w:rPr>
-              <w:t>Melihat versi final dan tanda terima dari seluruh lamaran Anda.</w:t>
+              <w:t>Wajib, format valid, belum terdaftar, dan tidak duplikat dalam file.</w:t>
             </w:r>
           </w:p>
         </w:tc>
@@ -627,7 +2329,7 @@
                 <w:b w:val="0"/>
                 <w:sz w:val="19"/>
               </w:rPr>
-              <w:t>Profil</w:t>
+              <w:t>password</w:t>
             </w:r>
           </w:p>
         </w:tc>
@@ -653,7 +2355,7 @@
                 <w:b w:val="0"/>
                 <w:sz w:val="19"/>
               </w:rPr>
-              <w:t>Melihat nama/email, mengubah nomor telepon, dan mengganti password.</w:t>
+              <w:t>Wajib, minimal 12 karakter dan maksimal 72 byte. Gunakan password berbeda untuk setiap kandidat.</w:t>
             </w:r>
           </w:p>
         </w:tc>
@@ -684,7 +2386,7 @@
                 <w:b w:val="0"/>
                 <w:sz w:val="19"/>
               </w:rPr>
-              <w:t>Formulir saya</w:t>
+              <w:t>telepon</w:t>
             </w:r>
           </w:p>
         </w:tc>
@@ -710,249 +2412,46 @@
                 <w:b w:val="0"/>
                 <w:sz w:val="19"/>
               </w:rPr>
-              <w:t>Membuka formulir yang telah dihubungkan HR ke akun dan lamaran.</w:t>
-            </w:r>
-          </w:p>
-        </w:tc>
-      </w:tr>
-      <w:tr>
-        <w:trPr>
-          <w:cantSplit/>
-        </w:trPr>
-        <w:tc>
-          <w:tcPr>
-            <w:tcW w:type="dxa" w:w="2835"/>
-            <w:vAlign w:val="center"/>
-            <w:shd w:fill="FFFFFF"/>
-            <w:tcMar>
-              <w:top w:w="90" w:type="dxa"/>
-              <w:left w:w="90" w:type="dxa"/>
-              <w:bottom w:w="90" w:type="dxa"/>
-              <w:right w:w="90" w:type="dxa"/>
-            </w:tcMar>
-          </w:tcPr>
-          <w:p>
-            <w:pPr>
-              <w:keepNext w:val="0"/>
-              <w:spacing w:after="60"/>
-            </w:pPr>
-            <w:r>
-              <w:rPr>
-                <w:b w:val="0"/>
-                <w:sz w:val="19"/>
-              </w:rPr>
-              <w:t>Psikotes</w:t>
-            </w:r>
-          </w:p>
-        </w:tc>
-        <w:tc>
-          <w:tcPr>
-            <w:tcW w:type="dxa" w:w="6690"/>
-            <w:vAlign w:val="center"/>
-            <w:shd w:fill="FFFFFF"/>
-            <w:tcMar>
-              <w:top w:w="90" w:type="dxa"/>
-              <w:left w:w="90" w:type="dxa"/>
-              <w:bottom w:w="90" w:type="dxa"/>
-              <w:right w:w="90" w:type="dxa"/>
-            </w:tcMar>
-          </w:tcPr>
-          <w:p>
-            <w:pPr>
-              <w:keepNext w:val="0"/>
-              <w:spacing w:after="60"/>
-            </w:pPr>
-            <w:r>
-              <w:rPr>
-                <w:b w:val="0"/>
-                <w:sz w:val="19"/>
-              </w:rPr>
-              <w:t>Melihat jadwal dan mengerjakan tes yang ditugaskan HR.</w:t>
-            </w:r>
-          </w:p>
-        </w:tc>
-      </w:tr>
-      <w:tr>
-        <w:trPr>
-          <w:cantSplit/>
-        </w:trPr>
-        <w:tc>
-          <w:tcPr>
-            <w:tcW w:type="dxa" w:w="2835"/>
-            <w:vAlign w:val="center"/>
-            <w:shd w:fill="F5F7FA"/>
-            <w:tcMar>
-              <w:top w:w="90" w:type="dxa"/>
-              <w:left w:w="90" w:type="dxa"/>
-              <w:bottom w:w="90" w:type="dxa"/>
-              <w:right w:w="90" w:type="dxa"/>
-            </w:tcMar>
-          </w:tcPr>
-          <w:p>
-            <w:pPr>
-              <w:keepNext w:val="0"/>
-              <w:spacing w:after="60"/>
-            </w:pPr>
-            <w:r>
-              <w:rPr>
-                <w:b w:val="0"/>
-                <w:sz w:val="19"/>
-              </w:rPr>
-              <w:t>Tes teknis online</w:t>
-            </w:r>
-          </w:p>
-        </w:tc>
-        <w:tc>
-          <w:tcPr>
-            <w:tcW w:type="dxa" w:w="6690"/>
-            <w:vAlign w:val="center"/>
-            <w:shd w:fill="F5F7FA"/>
-            <w:tcMar>
-              <w:top w:w="90" w:type="dxa"/>
-              <w:left w:w="90" w:type="dxa"/>
-              <w:bottom w:w="90" w:type="dxa"/>
-              <w:right w:w="90" w:type="dxa"/>
-            </w:tcMar>
-          </w:tcPr>
-          <w:p>
-            <w:pPr>
-              <w:keepNext w:val="0"/>
-              <w:spacing w:after="60"/>
-            </w:pPr>
-            <w:r>
-              <w:rPr>
-                <w:b w:val="0"/>
-                <w:sz w:val="19"/>
-              </w:rPr>
-              <w:t>Mengerjakan Form A, Form B, atau Form A2 sesuai penugasan HR.</w:t>
-            </w:r>
-          </w:p>
-        </w:tc>
-      </w:tr>
-      <w:tr>
-        <w:trPr>
-          <w:cantSplit/>
-        </w:trPr>
-        <w:tc>
-          <w:tcPr>
-            <w:tcW w:type="dxa" w:w="2835"/>
-            <w:vAlign w:val="center"/>
-            <w:shd w:fill="FFFFFF"/>
-            <w:tcMar>
-              <w:top w:w="90" w:type="dxa"/>
-              <w:left w:w="90" w:type="dxa"/>
-              <w:bottom w:w="90" w:type="dxa"/>
-              <w:right w:w="90" w:type="dxa"/>
-            </w:tcMar>
-          </w:tcPr>
-          <w:p>
-            <w:pPr>
-              <w:keepNext w:val="0"/>
-              <w:spacing w:after="60"/>
-            </w:pPr>
-            <w:r>
-              <w:rPr>
-                <w:b w:val="0"/>
-                <w:sz w:val="19"/>
-              </w:rPr>
-              <w:t>Privasi &amp; bantuan</w:t>
-            </w:r>
-          </w:p>
-        </w:tc>
-        <w:tc>
-          <w:tcPr>
-            <w:tcW w:type="dxa" w:w="6690"/>
-            <w:vAlign w:val="center"/>
-            <w:shd w:fill="FFFFFF"/>
-            <w:tcMar>
-              <w:top w:w="90" w:type="dxa"/>
-              <w:left w:w="90" w:type="dxa"/>
-              <w:bottom w:w="90" w:type="dxa"/>
-              <w:right w:w="90" w:type="dxa"/>
-            </w:tcMar>
-          </w:tcPr>
-          <w:p>
-            <w:pPr>
-              <w:keepNext w:val="0"/>
-              <w:spacing w:after="60"/>
-            </w:pPr>
-            <w:r>
-              <w:rPr>
-                <w:b w:val="0"/>
-                <w:sz w:val="19"/>
-              </w:rPr>
-              <w:t>Membaca informasi privasi serta kontak bantuan yang tersedia.</w:t>
-            </w:r>
-          </w:p>
-        </w:tc>
-      </w:tr>
-      <w:tr>
-        <w:trPr>
-          <w:cantSplit/>
-        </w:trPr>
-        <w:tc>
-          <w:tcPr>
-            <w:tcW w:type="dxa" w:w="2835"/>
-            <w:vAlign w:val="center"/>
-            <w:shd w:fill="F5F7FA"/>
-            <w:tcMar>
-              <w:top w:w="90" w:type="dxa"/>
-              <w:left w:w="90" w:type="dxa"/>
-              <w:bottom w:w="90" w:type="dxa"/>
-              <w:right w:w="90" w:type="dxa"/>
-            </w:tcMar>
-          </w:tcPr>
-          <w:p>
-            <w:pPr>
-              <w:keepNext w:val="0"/>
-              <w:spacing w:after="60"/>
-            </w:pPr>
-            <w:r>
-              <w:rPr>
-                <w:b w:val="0"/>
-                <w:sz w:val="19"/>
-              </w:rPr>
-              <w:t>Keluar</w:t>
-            </w:r>
-          </w:p>
-        </w:tc>
-        <w:tc>
-          <w:tcPr>
-            <w:tcW w:type="dxa" w:w="6690"/>
-            <w:vAlign w:val="center"/>
-            <w:shd w:fill="F5F7FA"/>
-            <w:tcMar>
-              <w:top w:w="90" w:type="dxa"/>
-              <w:left w:w="90" w:type="dxa"/>
-              <w:bottom w:w="90" w:type="dxa"/>
-              <w:right w:w="90" w:type="dxa"/>
-            </w:tcMar>
-          </w:tcPr>
-          <w:p>
-            <w:pPr>
-              <w:keepNext w:val="0"/>
-              <w:spacing w:after="60"/>
-            </w:pPr>
-            <w:r>
-              <w:rPr>
-                <w:b w:val="0"/>
-                <w:sz w:val="19"/>
-              </w:rPr>
-              <w:t>Mengakhiri sesi penggunaan akun.</w:t>
+              <w:t>Opsional, maksimal 30 karakter. Gunakan angka, +, tanda kurung, spasi, titik, atau tanda hubung. Pertahankan format teks agar angka nol di depan tidak hilang.</w:t>
             </w:r>
           </w:p>
         </w:tc>
       </w:tr>
     </w:tbl>
     <w:p>
-      <w:pPr>
-        <w:spacing w:after="40"/>
-      </w:pPr>
-    </w:p>
-    <w:p>
-      <w:pPr/>
-      <w:r>
-        <w:t>Periksa tanggal, jam, dan zona waktu pada tenggat. Jika muncul Belum ada lamaran aktif, hubungi HR. Akun yang sudah dibuat belum tentu sudah memiliki penugasan.</w:t>
+      <w:pPr/>
+      <w:r>
+        <w:t>4. Simpan sebagai .xlsx. Batas konfigurasi saat panduan disusun adalah 100 kandidat dan 2 MB per file; periksa batas pada layar sebelum mengunggah.</w:t>
+      </w:r>
+    </w:p>
+    <w:p>
+      <w:pPr/>
+      <w:r>
+        <w:t>5. Klik 1. Pilih file Excel dan tunggu unggahan selesai.</w:t>
+      </w:r>
+    </w:p>
+    <w:p>
+      <w:pPr/>
+      <w:r>
+        <w:t>6. Klik 2. Import dan simpan kandidat. Unggahan selesai saja belum menyimpan akun.</w:t>
+      </w:r>
+    </w:p>
+    <w:p>
+      <w:pPr/>
+      <w:r>
+        <w:t>7. Tunggu pesan hasil import. Jika gagal, perbaiki baris yang disebutkan lalu unggah ulang. Jika ada kesalahan, seluruh import dibatalkan.</w:t>
+      </w:r>
+    </w:p>
+    <w:p>
+      <w:pPr/>
+      <w:r>
+        <w:t>8. Setelah berhasil, lanjutkan membuat lamaran melalui pilihan Kandidat terdaftar.</w:t>
+      </w:r>
+    </w:p>
+    <w:p>
+      <w:pPr/>
+      <w:r>
+        <w:t>Import hanya membuat akun, bukan lamaran. Karena itu, kandidat hasil import belum muncul sebagai lamaran pada daftar utama. Akun lama tidak ditimpa oleh import. Simpan file sumber dengan aman karena berisi password; kandidat wajib mengganti password saat pertama masuk.</w:t>
       </w:r>
     </w:p>
     <w:p>
@@ -960,97 +2459,55 @@
         <w:pStyle w:val="3"/>
       </w:pPr>
       <w:r>
-        <w:t>2.3 Mengumpulkan portofolio</w:t>
-      </w:r>
-    </w:p>
-    <w:p>
-      <w:pPr/>
-      <w:r>
-        <w:t>1. Pada kartu Portofolio, klik Lanjutkan pengumpulan.</w:t>
-      </w:r>
-    </w:p>
-    <w:p>
-      <w:pPr/>
-      <w:r>
-        <w:t>2. Baca tenggat dan ringkasan kuota.</w:t>
-      </w:r>
-    </w:p>
-    <w:p>
-      <w:pPr/>
-      <w:r>
-        <w:t>3. Pada Jenis dokumen, pilih Dokumen portofolio utama.</w:t>
-      </w:r>
-    </w:p>
-    <w:p>
-      <w:pPr/>
-      <w:r>
-        <w:t>4. Pada Pilih file, pilih satu dokumen PDF. Jika sumbernya Word, ekspor terlebih dahulu ke PDF.</w:t>
-      </w:r>
-    </w:p>
-    <w:p>
-      <w:pPr/>
-      <w:r>
-        <w:t>5. Tunggu unggahan selesai. Bila pemeriksaan antivirus aktif, tunggu sampai file siap digunakan.</w:t>
-      </w:r>
-    </w:p>
-    <w:p>
-      <w:pPr/>
-      <w:r>
-        <w:t>6. Pada baris file yang tersedia, klik Unggah file untuk memasukkannya ke daftar file draf. Memilih file dari komputer saja belum menyelesaikan langkah ini.</w:t>
-      </w:r>
-    </w:p>
-    <w:p>
-      <w:pPr/>
-      <w:r>
-        <w:t>7. Bila diperlukan, pilih jenis Bukti tambahan (opsional) dan unggah file pendukung dengan langkah yang sama.</w:t>
-      </w:r>
-    </w:p>
-    <w:p>
-      <w:pPr/>
-      <w:r>
-        <w:t>8. Isi Keterangan bukti untuk setiap bukti tambahan. Keterangan wajib saat mengirim final, maksimal 500 karakter.</w:t>
-      </w:r>
-    </w:p>
-    <w:p>
-      <w:pPr/>
-      <w:r>
-        <w:t>9. Tambahkan tautan atau catatan bila perlu. Tautan maksimal lima, masing-masing memiliki label dan URL HTTP/HTTPS. Catatan maksimal 5.000 karakter.</w:t>
-      </w:r>
-    </w:p>
-    <w:p>
-      <w:pPr/>
-      <w:r>
-        <w:t>10. Klik Simpan draf jika ingin melanjutkan nanti. Tunggu pesan Draf berhasil disimpan. Belum dikirim final.</w:t>
-      </w:r>
-    </w:p>
-    <w:p>
-      <w:pPr/>
-      <w:r>
-        <w:t>11. Setelah lengkap, klik Periksa &amp; kirim final.</w:t>
-      </w:r>
-    </w:p>
-    <w:p>
-      <w:pPr/>
-      <w:r>
-        <w:t>12. Periksa daftar file. Klik Kembali periksa jika masih ada yang perlu diperbaiki, atau Kirim final untuk menyelesaikan pengumpulan.</w:t>
-      </w:r>
-    </w:p>
-    <w:p>
-      <w:pPr/>
-      <w:r>
-        <w:t>13. Pastikan halaman menampilkan tanda terima, kode pengumpulan, waktu, dan nomor versi.</w:t>
-      </w:r>
-    </w:p>
-    <w:p>
-      <w:pPr/>
-      <w:r>
-        <w:t>Dokumen utama wajib satu PDF. Bukti tambahan bersifat opsional; tidak perlu mengunggah ulang bukti yang sudah tercantum dalam PDF utama. Tautan tidak menggantikan kewajiban dokumen utama.</w:t>
-      </w:r>
-    </w:p>
-    <w:p>
-      <w:pPr/>
-      <w:r>
-        <w:t>Untuk mengganti dokumen utama sebelum final, unggah PDF pengganti lalu klik Unggah file pada file baru. Pilihan dokumen utama sebelumnya akan diganti. Untuk melepas file dari pilihan draf, gunakan Lepaskan, lalu simpan kembali. Melepas file dari draf tidak berarti menghapus seluruh riwayat file.</w:t>
+        <w:t>3.6 Membuat lamaran untuk kandidat terdaftar</w:t>
+      </w:r>
+    </w:p>
+    <w:p>
+      <w:pPr/>
+      <w:r>
+        <w:t>1. Buka Tambah kandidat / lamaran.</w:t>
+      </w:r>
+    </w:p>
+    <w:p>
+      <w:pPr/>
+      <w:r>
+        <w:t>2. Pilih Kandidat terdaftar.</w:t>
+      </w:r>
+    </w:p>
+    <w:p>
+      <w:pPr/>
+      <w:r>
+        <w:t>3. Cari nama atau email, lalu centang kandidat yang akan diberi penugasan.</w:t>
+      </w:r>
+    </w:p>
+    <w:p>
+      <w:pPr/>
+      <w:r>
+        <w:t>4. Klik Selesai memilih.</w:t>
+      </w:r>
+    </w:p>
+    <w:p>
+      <w:pPr/>
+      <w:r>
+        <w:t>5. Isi posisi, periode, kedua tenggat, label tugas, dan petunjuk.</w:t>
+      </w:r>
+    </w:p>
+    <w:p>
+      <w:pPr/>
+      <w:r>
+        <w:t>6. Klik Buat lamaran.</w:t>
+      </w:r>
+    </w:p>
+    <w:p>
+      <w:pPr/>
+      <w:r>
+        <w:t>Maksimal 100 kandidat dapat dipilih sekaligus. Daftar hanya menampilkan kandidat aktif tanpa lamaran aktif, dengan maksimal 50 hasil pencarian. Pilihan tetap tersimpan ketika mencari nama lain. Semua kandidat terpilih mendapat penugasan yang sama, dan akun/password yang ada tetap digunakan.</w:t>
+      </w:r>
+    </w:p>
+    <w:p>
+      <w:pPr/>
+      <w:r>
+        <w:t>Memilih banyak kandidat dapat dipercepat dengan paste email dari Excel pada kolom Cari kandidat / paste email. Pisahkan dengan baris baru, spasi, koma, atau titik koma. Maksimal 100 pilihan; email yang tidak ditemukan atau tidak memenuhi syarat perlu diperbaiki sebelum melanjutkan. Fasilitas ini juga tersedia pada penerima email, TES IQ, dan tes teknis online.</w:t>
       </w:r>
     </w:p>
     <w:p>
@@ -1058,43 +2515,49 @@
         <w:pStyle w:val="3"/>
       </w:pPr>
       <w:r>
-        <w:t>2.4 Membuka tes teknis online</w:t>
-      </w:r>
-    </w:p>
-    <w:p>
-      <w:pPr/>
-      <w:r>
-        <w:t>1. Pada Beranda, periksa kartu Tes Teknis dan tenggat untuk masing-masing Form.</w:t>
-      </w:r>
-    </w:p>
-    <w:p>
-      <w:pPr/>
-      <w:r>
-        <w:t>2. Klik Buka tes teknis online, atau buka menu Tes teknis online.</w:t>
-      </w:r>
-    </w:p>
-    <w:p>
-      <w:pPr/>
-      <w:r>
-        <w:t>3. Periksa paket, versi, jadwal, jumlah tahap, dan alokasi waktu, lalu klik Buka tes.</w:t>
-      </w:r>
-    </w:p>
-    <w:p>
-      <w:pPr/>
-      <w:r>
-        <w:t>4. Ikuti langkah pada Bab 6. Form B menunggu assessor membuka setiap tahap; Form A dan A2 dimulai oleh kandidat.</w:t>
-      </w:r>
-    </w:p>
-    <w:p>
-      <w:pPr/>
-      <w:r>
-        <w:t>Penugasan tes online dibuat tersendiri oleh HR dan tidak otomatis muncul saat lamaran dibuat. Tes online tidak memerlukan pengiriman portofolio final sebagai syarat mulai. Jika daftar kosong, hubungi HR untuk memeriksa penugasan.</w:t>
-      </w:r>
-    </w:p>
-    <w:p>
-      <w:pPr/>
-      <w:r>
-        <w:t>Jika HR memberikan tugas teknis berbasis PDF dan unggahan file, ikuti tautan khusus serta petunjuk pada bagian 6.7. Pengumpulan berbasis file dan tes online memiliki status serta tenggat tersendiri.</w:t>
+        <w:t>3.7 Menyiapkan PDF soal tes teknis</w:t>
+      </w:r>
+    </w:p>
+    <w:p>
+      <w:pPr/>
+      <w:r>
+        <w:t>1. Klik Pengelolaan massal → Soal tes teknis.</w:t>
+      </w:r>
+    </w:p>
+    <w:p>
+      <w:pPr/>
+      <w:r>
+        <w:t>2. Pilih posisi dan batch/periode.</w:t>
+      </w:r>
+    </w:p>
+    <w:p>
+      <w:pPr/>
+      <w:r>
+        <w:t>3. Tentukan Mulai pengerjaan.</w:t>
+      </w:r>
+    </w:p>
+    <w:p>
+      <w:pPr/>
+      <w:r>
+        <w:t>4. Unggah satu file PDF, maksimal 10 MB.</w:t>
+      </w:r>
+    </w:p>
+    <w:p>
+      <w:pPr/>
+      <w:r>
+        <w:t>5. Klik Simpan soal &amp; jadwal dan pastikan soal tercantum dalam daftar.</w:t>
+      </w:r>
+    </w:p>
+    <w:p>
+      <w:pPr/>
+      <w:r>
+        <w:t>Satu PDF digunakan untuk satu kombinasi posisi dan batch. Kandidat terkait dapat mengunduh setelah waktu mulai. Sebelum tes dimulai, gunakan Edit soal / jadwal untuk memperbarui data; file boleh dikosongkan jika tetap memakai PDF lama. Soal yang sudah dimulai tidak dapat diubah melalui fitur ini. Periksa isi PDF dan kecocokan jadwal dengan tenggat sebelum menyimpan.</w:t>
+      </w:r>
+    </w:p>
+    <w:p>
+      <w:pPr/>
+      <w:r>
+        <w:t>Pengaturan PDF ini khusus tugas berbasis file. Soal, durasi, dan jadwal tes teknis online dikelola terpisah pada menu Tes teknis online. Kartu Tes Teknis di Beranda kandidat saat ini menuju tes online; sampaikan tautan soal dan pengumpulan khusus jika memakai alur PDF.</w:t>
       </w:r>
     </w:p>
     <w:p>
@@ -1102,7 +2565,279 @@
         <w:pStyle w:val="3"/>
       </w:pPr>
       <w:r>
-        <w:t>2.5 Tenggat dan pengiriman final</w:t>
+        <w:t>3.8 Mengirim akses akun melalui email</w:t>
+      </w:r>
+    </w:p>
+    <w:p>
+      <w:pPr/>
+      <w:r>
+        <w:t>1. Buka Pengelolaan massal → Email kandidat.</w:t>
+      </w:r>
+    </w:p>
+    <w:p>
+      <w:pPr/>
+      <w:r>
+        <w:t>2. Cari lalu pilih kandidat penerima, maksimal 100 per pengiriman.</w:t>
+      </w:r>
+    </w:p>
+    <w:p>
+      <w:pPr/>
+      <w:r>
+        <w:t>3. Isi Pesan HR, misalnya arahan masuk dan jadwal tes.</w:t>
+      </w:r>
+    </w:p>
+    <w:p>
+      <w:pPr/>
+      <w:r>
+        <w:t>4. Periksa seluruh pilihan. Pilih semua hasil memilih hasil pencarian yang sedang ditampilkan; periksa jumlah penerima sebelum melanjutkan.</w:t>
+      </w:r>
+    </w:p>
+    <w:p>
+      <w:pPr/>
+      <w:r>
+        <w:t>5. Centang pernyataan bahwa password kandidat terpilih akan diganti.</w:t>
+      </w:r>
+    </w:p>
+    <w:p>
+      <w:pPr/>
+      <w:r>
+        <w:t>6. Klik Buat password &amp; kirim email.</w:t>
+      </w:r>
+    </w:p>
+    <w:p>
+      <w:pPr/>
+      <w:r>
+        <w:t>7. Pantau tabel Status email akses.</w:t>
+      </w:r>
+    </w:p>
+    <w:p>
+      <w:pPr/>
+      <w:r>
+        <w:t>Tindakan ini membuat password sementara baru dan mengakhiri sesi login lama. Kandidat wajib menggantinya ketika masuk. Jangan menggunakan fitur ini hanya untuk mengirim pengumuman biasa tanpa bermaksud mereset akses.</w:t>
+      </w:r>
+    </w:p>
+    <w:p>
+      <w:pPr/>
+      <w:r>
+        <w:t>Status email dapat berupa menunggu antrean, mengirim, mencoba ulang, terkirim, gagal, atau dibatalkan. Terkirim berarti layanan email menerima pesan, bukan jaminan pesan masuk ke inbox. Jika gagal dan belum kedaluwarsa, gunakan Coba kirim ulang. Jika sudah kedaluwarsa atau dibatalkan, buat pengiriman baru.</w:t>
+      </w:r>
+    </w:p>
+    <w:p>
+      <w:pPr/>
+      <w:r>
+        <w:t>Jika terlihat pemberitahuan Mode pengujian Mailtrap Sandbox, pesan masuk ke inbox pengujian, bukan inbox kandidat. Minta pengelola sistem menyiapkan layanan pengiriman email sebelum menggunakannya untuk rekrutmen nyata.</w:t>
+      </w:r>
+    </w:p>
+    <w:p>
+      <w:pPr/>
+      <w:r>
+        <w:t>Gunakan filter Posisi dan Batch / periode untuk mempersempit penerima email. Pilihan dikosongkan ketika filter tersebut berubah. Kandidat yang sudah memiliki unggahan portofolio pada lamaran aktif tidak ditampilkan, termasuk unggahan yang belum final; periksa sasaran sebelum mereset akses.</w:t>
+      </w:r>
+    </w:p>
+    <w:p>
+      <w:pPr>
+        <w:pStyle w:val="3"/>
+      </w:pPr>
+      <w:r>
+        <w:t>3.9 Memantau dan memeriksa pengumpulan</w:t>
+      </w:r>
+    </w:p>
+    <w:p>
+      <w:pPr/>
+      <w:r>
+        <w:t>1. Buka Kandidat &amp; lamaran.</w:t>
+      </w:r>
+    </w:p>
+    <w:p>
+      <w:pPr/>
+      <w:r>
+        <w:t>2. Gunakan pencarian nama/email atau filter posisi, periode, status portofolio, status tes, dan tenggat terlewati.</w:t>
+      </w:r>
+    </w:p>
+    <w:p>
+      <w:pPr/>
+      <w:r>
+        <w:t>3. Klik Detail pada lamaran.</w:t>
+      </w:r>
+    </w:p>
+    <w:p>
+      <w:pPr/>
+      <w:r>
+        <w:t>4. Buka tab Portofolio atau Tes Teknis.</w:t>
+      </w:r>
+    </w:p>
+    <w:p>
+      <w:pPr/>
+      <w:r>
+        <w:t>5. Pilih versi final bila tersedia, lalu periksa file, keterangan, tautan, catatan, waktu, dan tanda terima.</w:t>
+      </w:r>
+    </w:p>
+    <w:p>
+      <w:pPr/>
+      <w:r>
+        <w:t>6. Gunakan tab Riwayat untuk meninjau aktivitas lamaran tersebut.</w:t>
+      </w:r>
+    </w:p>
+    <w:p>
+      <w:pPr/>
+      <w:r>
+        <w:t>HR dapat melihat status draf, tetapi isi draf tidak ditampilkan. Dokumen baru dapat ditinjau melalui versi final. Status Tidak diwajibkan bukan bukti pengiriman kandidat dan tidak dihitung sebagai portofolio final terkumpul pada ringkasan.</w:t>
+      </w:r>
+    </w:p>
+    <w:p>
+      <w:pPr>
+        <w:pStyle w:val="3"/>
+      </w:pPr>
+      <w:r>
+        <w:t>3.10 Memperpanjang tenggat dan membuka revisi</w:t>
+      </w:r>
+    </w:p>
+    <w:p>
+      <w:pPr/>
+      <w:r>
+        <w:t>Perpanjangan satu pengumpulan:</w:t>
+      </w:r>
+    </w:p>
+    <w:p>
+      <w:pPr/>
+      <w:r>
+        <w:t>1. Buka detail lamaran → tab Portofolio atau Tes Teknis.</w:t>
+      </w:r>
+    </w:p>
+    <w:p>
+      <w:pPr/>
+      <w:r>
+        <w:t>2. Untuk pengumpulan yang belum final, klik Perpanjang tenggat.</w:t>
+      </w:r>
+    </w:p>
+    <w:p>
+      <w:pPr/>
+      <w:r>
+        <w:t>3. Isi alasan dan tenggat baru yang valid.</w:t>
+      </w:r>
+    </w:p>
+    <w:p>
+      <w:pPr/>
+      <w:r>
+        <w:t>4. Klik Konfirmasi &amp; simpan.</w:t>
+      </w:r>
+    </w:p>
+    <w:p>
+      <w:pPr/>
+      <w:r>
+        <w:t>Perpanjangan massal:</w:t>
+      </w:r>
+    </w:p>
+    <w:p>
+      <w:pPr/>
+      <w:r>
+        <w:t>1. Buka Pengelolaan massal → Tenggat massal.</w:t>
+      </w:r>
+    </w:p>
+    <w:p>
+      <w:pPr/>
+      <w:r>
+        <w:t>2. Pilih posisi, batch, dan jenis pengumpulan.</w:t>
+      </w:r>
+    </w:p>
+    <w:p>
+      <w:pPr/>
+      <w:r>
+        <w:t>3. Periksa jumlah pengumpulan yang akan diperpanjang.</w:t>
+      </w:r>
+    </w:p>
+    <w:p>
+      <w:pPr/>
+      <w:r>
+        <w:t>4. Isi tenggat baru di masa depan dan lebih lama daripada seluruh tenggat sebelumnya dalam pilihan tersebut.</w:t>
+      </w:r>
+    </w:p>
+    <w:p>
+      <w:pPr/>
+      <w:r>
+        <w:t>5. Isi alasan, lalu klik Simpan perpanjangan.</w:t>
+      </w:r>
+    </w:p>
+    <w:p>
+      <w:pPr/>
+      <w:r>
+        <w:t>Perpanjangan massal berlaku bagi pengumpulan yang memenuhi syarat pada lamaran aktif dan belum final. Jika satu tenggat tidak valid, seluruh perubahan dibatalkan.</w:t>
+      </w:r>
+    </w:p>
+    <w:p>
+      <w:pPr/>
+      <w:r>
+        <w:t>Revisi dokumen final:</w:t>
+      </w:r>
+    </w:p>
+    <w:p>
+      <w:pPr/>
+      <w:r>
+        <w:t>1. Buka tab pengumpulan berstatus Sudah dikumpulkan.</w:t>
+      </w:r>
+    </w:p>
+    <w:p>
+      <w:pPr/>
+      <w:r>
+        <w:t>2. Klik Buka revisi.</w:t>
+      </w:r>
+    </w:p>
+    <w:p>
+      <w:pPr/>
+      <w:r>
+        <w:t>3. Isi alasan yang jelas dan tenggat revisi baru.</w:t>
+      </w:r>
+    </w:p>
+    <w:p>
+      <w:pPr/>
+      <w:r>
+        <w:t>4. Klik Konfirmasi &amp; simpan.</w:t>
+      </w:r>
+    </w:p>
+    <w:p>
+      <w:pPr/>
+      <w:r>
+        <w:t>5. Pantau sampai kandidat mengirim final kembali.</w:t>
+      </w:r>
+    </w:p>
+    <w:p>
+      <w:pPr/>
+      <w:r>
+        <w:t>Versi final lama tetap tersimpan. Perpanjangan tenggat saja tidak membuka dokumen final; gunakan Buka revisi untuk kebutuhan tersebut.</w:t>
+      </w:r>
+    </w:p>
+    <w:p>
+      <w:pPr>
+        <w:pStyle w:val="3"/>
+      </w:pPr>
+      <w:r>
+        <w:t>3.11 Pengecualian portofolio</w:t>
+      </w:r>
+    </w:p>
+    <w:p>
+      <w:pPr/>
+      <w:r>
+        <w:t>Pada tab Portofolio, HR dapat memilih Tidak diwajibkan jika tombol tersedia dan belum ada versi final portofolio. Isi alasan lalu konfirmasi.</w:t>
+      </w:r>
+    </w:p>
+    <w:p>
+      <w:pPr/>
+      <w:r>
+        <w:t>Status ini membebaskan kewajiban portofolio dan memenuhi syarat pembukaan pengumpulan tes teknis berbasis file. Tes teknis online tetap mengikuti penugasan tersendiri. Gunakan sesuai keputusan HR; status tersebut bukan pengumpulan final oleh kandidat.</w:t>
+      </w:r>
+    </w:p>
+    <w:p>
+      <w:pPr>
+        <w:pStyle w:val="3"/>
+      </w:pPr>
+      <w:r>
+        <w:t>3.12 Mengubah akun penugasan dan mengarsipkan lamaran</w:t>
+      </w:r>
+    </w:p>
+    <w:p>
+      <w:pPr/>
+      <w:r>
+        <w:t>Pada detail lamaran, buka tab Profil.</w:t>
       </w:r>
     </w:p>
     <w:p>
@@ -1110,7 +2845,7 @@
         <w:pStyle w:val="23"/>
       </w:pPr>
       <w:r>
-        <w:t>Selesaikan pengiriman final sebelum tenggat. Memulai unggahan sebelum tenggat tidak menjamin pengiriman final diterima setelah tenggat.</w:t>
+        <w:t>Mengubah akun: ubah nama, email, atau status Akun aktif, klik Simpan perubahan akun, lalu isi alasan dan konfirmasi. Perubahan email atau penonaktifan akun membatalkan sesi lama.</w:t>
       </w:r>
     </w:p>
     <w:p>
@@ -1118,7 +2853,7 @@
         <w:pStyle w:val="23"/>
       </w:pPr>
       <w:r>
-        <w:t>Setelah final, dokumen terkunci. Kandidat tidak dapat mengubahnya sendiri.</w:t>
+        <w:t>Reset akses: klik Reset akses, isi alasan, lalu konfirmasi. Salin password sementara yang ditampilkan sekali dan sampaikan melalui kanal resmi. Sesi lama berakhir dan kandidat wajib mengganti password.</w:t>
       </w:r>
     </w:p>
     <w:p>
@@ -1126,7 +2861,7 @@
         <w:pStyle w:val="23"/>
       </w:pPr>
       <w:r>
-        <w:t>Jika tenggat terlewati atau lamaran diarsipkan, pengeditan terkunci. Hubungi HR untuk tindak lanjut.</w:t>
+        <w:t>Mengubah penugasan: pilih posisi, isi label tugas, petunjuk, dan alasan, lalu klik Perbarui penugasan. Fitur tersedia sebelum hasil tes teknis pertama dikirim final.</w:t>
       </w:r>
     </w:p>
     <w:p>
@@ -1134,15 +2869,13 @@
         <w:pStyle w:val="23"/>
       </w:pPr>
       <w:r>
-        <w:t>Hindari menutup halaman saat unggahan atau penyimpanan masih berlangsung.</w:t>
-      </w:r>
-    </w:p>
-    <w:p>
-      <w:pPr>
-        <w:pStyle w:val="23"/>
-      </w:pPr>
-      <w:r>
-        <w:t>Simpan draf secara berkala dan perhatikan indikator perubahan yang belum disimpan.</w:t>
+        <w:t>Mengarsipkan: klik Arsipkan lamaran, isi alasan, lalu konfirmasi. Pengarsipan menutup pengeditan lamaran tanpa langsung menghapus dokumen. Gunakan filter Lamaran diarsipkan untuk meninjau arsip.</w:t>
+      </w:r>
+    </w:p>
+    <w:p>
+      <w:pPr/>
+      <w:r>
+        <w:t>Untuk tindakan administratif yang meminta alasan, gunakan penjelasan spesifik; formulir umumnya mensyaratkan minimal lima karakter. Pengarsipan lamaran berbeda dari menonaktifkan akun kandidat.</w:t>
       </w:r>
     </w:p>
     <w:p>
@@ -1150,49 +2883,31 @@
         <w:pStyle w:val="3"/>
       </w:pPr>
       <w:r>
-        <w:t>2.6 Mengerjakan revisi</w:t>
-      </w:r>
-    </w:p>
-    <w:p>
-      <w:pPr/>
-      <w:r>
-        <w:t>1. Setelah HR membuka revisi, periksa status Dibuka untuk revisi di Beranda.</w:t>
-      </w:r>
-    </w:p>
-    <w:p>
-      <w:pPr/>
-      <w:r>
-        <w:t>2. Klik Kerjakan revisi.</w:t>
-      </w:r>
-    </w:p>
-    <w:p>
-      <w:pPr/>
-      <w:r>
-        <w:t>3. Baca alasan revisi dan tenggat baru.</w:t>
-      </w:r>
-    </w:p>
-    <w:p>
-      <w:pPr/>
-      <w:r>
-        <w:t>4. Periksa kembali file yang terpilih, lalu sesuaikan dokumen, bukti, tautan, dan catatan.</w:t>
-      </w:r>
-    </w:p>
-    <w:p>
-      <w:pPr/>
-      <w:r>
-        <w:t>5. Klik Periksa &amp; kirim final, kemudian Kirim final.</w:t>
-      </w:r>
-    </w:p>
-    <w:p>
-      <w:pPr/>
-      <w:r>
-        <w:t>6. Pastikan muncul tanda terima versi terbaru.</w:t>
-      </w:r>
-    </w:p>
-    <w:p>
-      <w:pPr/>
-      <w:r>
-        <w:t>Versi final sebelumnya tetap tersedia di Riwayat. Membuka revisi belum berarti revisi sudah dikumpulkan; kandidat tetap harus mengirim final kembali. Revisi portofolio juga dapat mengunci pengumpulan tes teknis berbasis file sampai portofolio kembali dikirim final. Ketentuan ini tidak mengunci tes teknis online.</w:t>
+        <w:t>3.13 Operasional dan pengaturan</w:t>
+      </w:r>
+    </w:p>
+    <w:p>
+      <w:pPr/>
+      <w:r>
+        <w:t>Gunakan Operasional untuk memantau email pengumpulan dan pemeriksaan file yang tertunda/gagal. Status email akses akun tersedia tersendiri pada Email kandidat. Bila antrean tidak bergerak, minta pengelola sistem memeriksa layanan antrean, email, atau pemindai sesuai kendala.</w:t>
+      </w:r>
+    </w:p>
+    <w:p>
+      <w:pPr/>
+      <w:r>
+        <w:t>Pada Pengaturan, HR dapat mengubah kuota per lamaran, masa berlaku password sementara, zona waktu, kontak bantuan, batas ukuran/jumlah unggahan, dan kebijakan retensi. Isi alasan perubahan, lalu klik Simpan pengaturan.</w:t>
+      </w:r>
+    </w:p>
+    <w:p>
+      <w:pPr/>
+      <w:r>
+        <w:t>Kuota meliputi riwayat file, bukan hanya dokumen yang sedang dipilih. Pilih zona waktu yang benar sebelum menjadwalkan penugasan.</w:t>
+      </w:r>
+    </w:p>
+    <w:p>
+      <w:pPr/>
+      <w:r>
+        <w:t>Penghapusan otomatis sesuai retensi bersifat permanen. Aktifkan hanya setelah kebijakan penyimpanan perusahaan dan proses backup disepakati. Pengarsipan sendiri tidak langsung menghapus dokumen, tetapi data arsip dapat terkena kebijakan retensi jika penghapusan otomatis diaktifkan.</w:t>
       </w:r>
     </w:p>
     <w:p>
@@ -1200,31 +2915,87 @@
         <w:pStyle w:val="3"/>
       </w:pPr>
       <w:r>
-        <w:t>2.7 Riwayat profil dan lupa password</w:t>
-      </w:r>
-    </w:p>
-    <w:p>
-      <w:pPr/>
-      <w:r>
-        <w:t>Riwayat: buka menu Riwayat untuk melihat jenis pengumpulan, versi, posisi, waktu, kode tanda terima, dan file final. Gunakan tindakan file yang tersedia untuk melihat atau mengunduh dokumen. Draf tidak muncul sebagai pengumpulan final.</w:t>
-      </w:r>
-    </w:p>
-    <w:p>
-      <w:pPr/>
-      <w:r>
-        <w:t>Profil: buka Profil, ubah nomor telepon bila diperlukan, lalu klik Simpan profil. Perubahan nama dan email dilakukan oleh HR. Gunakan Ganti password untuk memperbarui password.</w:t>
-      </w:r>
-    </w:p>
-    <w:p>
-      <w:pPr/>
-      <w:r>
-        <w:t>Lupa password: dari halaman masuk, buka fasilitas lupa password, masukkan email terdaftar, lalu periksa email termasuk folder spam. Ikuti tautan reset dan buat password minimal 12 karakter. Pesan permintaan reset diterima tidak menjamin email sudah masuk. Jika belum diterima, tunggu 60 detik sebelum mencoba lagi atau hubungi HR. Jika tautan tidak valid atau kedaluwarsa, ajukan reset baru.</w:t>
-      </w:r>
-    </w:p>
-    <w:p>
-      <w:pPr/>
-      <w:r>
-        <w:t>Setelah selesai, klik Keluar, terutama jika menggunakan perangkat bersama.</w:t>
+        <w:t>3.14 Mengekspor portofolio untuk pemeriksaan offline</w:t>
+      </w:r>
+    </w:p>
+    <w:p>
+      <w:pPr/>
+      <w:r>
+        <w:t>1. Buka Kandidat &amp; lamaran dan atur pencarian serta filter sesuai kelompok yang akan diperiksa.</w:t>
+      </w:r>
+    </w:p>
+    <w:p>
+      <w:pPr/>
+      <w:r>
+        <w:t>2. Klik Export portofolio offline. Ekspor mencakup seluruh hasil filter, bukan hanya halaman yang terlihat; batas awal maksimal 1.000 kandidat.</w:t>
+      </w:r>
+    </w:p>
+    <w:p>
+      <w:pPr/>
+      <w:r>
+        <w:t>3. Tunggu status Menunggu worker atau Sedang membuat ZIP berubah menjadi Siap diunduh. Jika gagal, baca pesan dan minta pengelola memeriksa layanan ekspor.</w:t>
+      </w:r>
+    </w:p>
+    <w:p>
+      <w:pPr/>
+      <w:r>
+        <w:t>4. Klik Download ZIP. ZIP tersedia 24 jam setelah selesai; buat ekspor baru jika sudah kedaluwarsa.</w:t>
+      </w:r>
+    </w:p>
+    <w:p>
+      <w:pPr/>
+      <w:r>
+        <w:t>5. Ekstrak ZIP sebelum membuka Daftar-Kandidat.xlsx. Simpan Excel dan folder Kandidat bersama agar tautan Buka PDF serta Buka folder tetap bekerja.</w:t>
+      </w:r>
+    </w:p>
+    <w:p>
+      <w:pPr/>
+      <w:r>
+        <w:t>Ekspor menyertakan PDF utama dan bukti portofolio yang tersedia dari versi final terakhir, termasuk final terakhir saat revisi berlangsung. Draf dan hasil tes teknis tidak disertakan. Kandidat tanpa PDF tersedia tetap dapat tercatat pada Excel; periksa kolom Keterangan. Batasi penyimpanan dan pembagian ZIP karena memuat dokumen kandidat.</w:t>
+      </w:r>
+    </w:p>
+    <w:p>
+      <w:pPr>
+        <w:pStyle w:val="3"/>
+      </w:pPr>
+      <w:r>
+        <w:t>3.15 Menonaktifkan kandidat dan menghapus file</w:t>
+      </w:r>
+    </w:p>
+    <w:p>
+      <w:pPr/>
+      <w:r>
+        <w:t>Untuk menutup pengeditan tanpa menghapus dokumen, gunakan Arsipkan lamaran. Jika hanya perlu menghentikan akses akun, ubah Akun aktif pada Profil. Gunakan Nonaktifkan &amp; hapus file hanya bila penghapusan seluruh berkas kandidat memang diperlukan dan sesuai kebijakan perusahaan.</w:t>
+      </w:r>
+    </w:p>
+    <w:p>
+      <w:pPr/>
+      <w:r>
+        <w:t>1. Buka detail lamaran → Profil → Nonaktifkan &amp; hapus file, atau pilih satu kandidat terdaftar dan gunakan Nonaktifkan &amp; hapus file kandidat terpilih.</w:t>
+      </w:r>
+    </w:p>
+    <w:p>
+      <w:pPr/>
+      <w:r>
+        <w:t>2. Periksa nama, email, jumlah berkas, ukuran, serta ZIP terkait pada ringkasan. Cakupannya seluruh lamaran kandidat, file versi lama, file yang dilepas, dan dokumen formulir terkait.</w:t>
+      </w:r>
+    </w:p>
+    <w:p>
+      <w:pPr/>
+      <w:r>
+        <w:t>3. Ketik email kandidat dan isi alasan, lalu klik Ya, nonaktifkan &amp; hapus file setelah memastikan keputusan penghapusan benar.</w:t>
+      </w:r>
+    </w:p>
+    <w:p>
+      <w:pPr/>
+      <w:r>
+        <w:t>4. Pantau hasil. Jika ada pembersihan tertunda, akses file sudah dicabut. Gunakan Coba bersihkan file kembali bila tersedia atau minta pengelola memeriksa izin penyimpanan dan log.</w:t>
+      </w:r>
+    </w:p>
+    <w:p>
+      <w:pPr/>
+      <w:r>
+        <w:t>Penghapusan file bersifat permanen dan mengaktifkan kembali akun tidak memulihkannya. Profil, lamaran, jawaban formulir, hasil tes, dan histori tetap disimpan. Sesi serta akses lama dicabut; ZIP yang memuat kandidat ini ikut dicabut, termasuk ZIP bersama kandidat lain. Proses dapat ditolak selama penghubungan akun atau pembuatan ZIP terkait masih berlangsung.</w:t>
       </w:r>
     </w:p>
     <w:p>
@@ -1232,7 +3003,7 @@
         <w:pStyle w:val="2"/>
       </w:pPr>
       <w:r>
-        <w:t>3 Panduan HR dan admin</w:t>
+        <w:t>4 Formulir pendaftaran kandidat</w:t>
       </w:r>
     </w:p>
     <w:p>
@@ -1240,37 +3011,19 @@
         <w:pStyle w:val="3"/>
       </w:pPr>
       <w:r>
-        <w:t>3.1 Masuk ke panel HR</w:t>
-      </w:r>
-    </w:p>
-    <w:p>
-      <w:pPr/>
-      <w:r>
-        <w:t>1. Buka alamat aplikasi dengan akhiran /admin.</w:t>
-      </w:r>
-    </w:p>
-    <w:p>
-      <w:pPr/>
-      <w:r>
-        <w:t>2. Masuk menggunakan akun admin yang telah disiapkan pengelola sistem.</w:t>
-      </w:r>
-    </w:p>
-    <w:p>
-      <w:pPr/>
-      <w:r>
-        <w:t>3. Ikuti proses autentikasi dua faktor menggunakan aplikasi autentikator. Panel admin mewajibkan autentikasi dua faktor; selesaikan penyiapan jika diminta.</w:t>
-      </w:r>
-    </w:p>
-    <w:p>
-      <w:pPr/>
-      <w:r>
-        <w:t>4. Setelah masuk, buka Ringkasan untuk memantau rekrutmen.</w:t>
-      </w:r>
-    </w:p>
-    <w:p>
-      <w:pPr/>
-      <w:r>
-        <w:t>Halaman /login diperuntukkan bagi kandidat. Jika akses admin atau autentikator bermasalah, hubungi pengelola sistem.</w:t>
+        <w:t>4.1 Memahami alur formulir</w:t>
+      </w:r>
+    </w:p>
+    <w:p>
+      <w:pPr/>
+      <w:r>
+        <w:t>Formulir publik dipakai untuk menerima data sebelum atau selama proses rekrutmen. HR membagikan tautan yang terikat pada versi formulir, posisi, dan periode tertentu. Pengisi memverifikasi email, melengkapi data, lalu mengirim final. HR meninjau respons dan menghubungkannya ke akun serta lamaran bila kandidat akan melanjutkan proses.</w:t>
+      </w:r>
+    </w:p>
+    <w:p>
+      <w:pPr/>
+      <w:r>
+        <w:t>Pengiriman formulir, pengumpulan portofolio, tes teknis, dan psikotes adalah kegiatan terpisah. Tanda terima salah satu kegiatan tidak menggantikan kewajiban kegiatan lainnya.</w:t>
       </w:r>
     </w:p>
     <w:p>
@@ -1278,761 +3031,123 @@
         <w:pStyle w:val="3"/>
       </w:pPr>
       <w:r>
-        <w:t>3.2 Mengenal menu HR</w:t>
-      </w:r>
-    </w:p>
-    <w:tbl>
-      <w:tblPr>
-        <w:tblW w:type="auto" w:w="0"/>
-        <w:jc w:val="center"/>
-        <w:tblLayout w:type="fixed"/>
-        <w:tblLook w:firstColumn="1" w:firstRow="1" w:lastColumn="0" w:lastRow="0" w:noHBand="0" w:noVBand="1" w:val="04A0"/>
-        <w:tblBorders>
-          <w:top w:val="single" w:sz="4" w:color="D9D9D9"/>
-          <w:left w:val="single" w:sz="4" w:color="D9D9D9"/>
-          <w:bottom w:val="single" w:sz="4" w:color="D9D9D9"/>
-          <w:right w:val="single" w:sz="4" w:color="D9D9D9"/>
-          <w:insideH w:val="single" w:sz="4" w:color="D9D9D9"/>
-          <w:insideV w:val="single" w:sz="4" w:color="D9D9D9"/>
-        </w:tblBorders>
-      </w:tblPr>
-      <w:tblGrid>
-        <w:gridCol w:w="2835"/>
-        <w:gridCol w:w="6690"/>
-      </w:tblGrid>
-      <w:tr>
-        <w:trPr>
-          <w:cantSplit/>
-          <w:tblHeader/>
-        </w:trPr>
-        <w:tc>
-          <w:tcPr>
-            <w:tcW w:type="dxa" w:w="2835"/>
-            <w:vAlign w:val="center"/>
-            <w:shd w:fill="E8EDF5"/>
-            <w:tcMar>
-              <w:top w:w="90" w:type="dxa"/>
-              <w:left w:w="90" w:type="dxa"/>
-              <w:bottom w:w="90" w:type="dxa"/>
-              <w:right w:w="90" w:type="dxa"/>
-            </w:tcMar>
-          </w:tcPr>
-          <w:p>
-            <w:pPr>
-              <w:keepNext w:val="0"/>
-              <w:spacing w:after="60"/>
-            </w:pPr>
-            <w:r>
-              <w:rPr>
-                <w:b/>
-                <w:sz w:val="19"/>
-              </w:rPr>
-              <w:t>Menu</w:t>
-            </w:r>
-          </w:p>
-        </w:tc>
-        <w:tc>
-          <w:tcPr>
-            <w:tcW w:type="dxa" w:w="6690"/>
-            <w:vAlign w:val="center"/>
-            <w:shd w:fill="E8EDF5"/>
-            <w:tcMar>
-              <w:top w:w="90" w:type="dxa"/>
-              <w:left w:w="90" w:type="dxa"/>
-              <w:bottom w:w="90" w:type="dxa"/>
-              <w:right w:w="90" w:type="dxa"/>
-            </w:tcMar>
-          </w:tcPr>
-          <w:p>
-            <w:pPr>
-              <w:keepNext w:val="0"/>
-              <w:spacing w:after="60"/>
-            </w:pPr>
-            <w:r>
-              <w:rPr>
-                <w:b/>
-                <w:sz w:val="19"/>
-              </w:rPr>
-              <w:t>Kegunaan</w:t>
-            </w:r>
-          </w:p>
-        </w:tc>
-      </w:tr>
-      <w:tr>
-        <w:trPr>
-          <w:cantSplit/>
-        </w:trPr>
-        <w:tc>
-          <w:tcPr>
-            <w:tcW w:type="dxa" w:w="2835"/>
-            <w:vAlign w:val="center"/>
-            <w:shd w:fill="FFFFFF"/>
-            <w:tcMar>
-              <w:top w:w="90" w:type="dxa"/>
-              <w:left w:w="90" w:type="dxa"/>
-              <w:bottom w:w="90" w:type="dxa"/>
-              <w:right w:w="90" w:type="dxa"/>
-            </w:tcMar>
-          </w:tcPr>
-          <w:p>
-            <w:pPr>
-              <w:keepNext w:val="0"/>
-              <w:spacing w:after="60"/>
-            </w:pPr>
-            <w:r>
-              <w:rPr>
-                <w:b w:val="0"/>
-                <w:sz w:val="19"/>
-              </w:rPr>
-              <w:t>Ringkasan</w:t>
-            </w:r>
-          </w:p>
-        </w:tc>
-        <w:tc>
-          <w:tcPr>
-            <w:tcW w:type="dxa" w:w="6690"/>
-            <w:vAlign w:val="center"/>
-            <w:shd w:fill="FFFFFF"/>
-            <w:tcMar>
-              <w:top w:w="90" w:type="dxa"/>
-              <w:left w:w="90" w:type="dxa"/>
-              <w:bottom w:w="90" w:type="dxa"/>
-              <w:right w:w="90" w:type="dxa"/>
-            </w:tcMar>
-          </w:tcPr>
-          <w:p>
-            <w:pPr>
-              <w:keepNext w:val="0"/>
-              <w:spacing w:after="60"/>
-            </w:pPr>
-            <w:r>
-              <w:rPr>
-                <w:b w:val="0"/>
-                <w:sz w:val="19"/>
-              </w:rPr>
-              <w:t>Jumlah lamaran aktif, pengumpulan portofolio/tes, serta pengumpulan yang melewati tenggat.</w:t>
-            </w:r>
-          </w:p>
-        </w:tc>
-      </w:tr>
-      <w:tr>
-        <w:trPr>
-          <w:cantSplit/>
-        </w:trPr>
-        <w:tc>
-          <w:tcPr>
-            <w:tcW w:type="dxa" w:w="2835"/>
-            <w:vAlign w:val="center"/>
-            <w:shd w:fill="F5F7FA"/>
-            <w:tcMar>
-              <w:top w:w="90" w:type="dxa"/>
-              <w:left w:w="90" w:type="dxa"/>
-              <w:bottom w:w="90" w:type="dxa"/>
-              <w:right w:w="90" w:type="dxa"/>
-            </w:tcMar>
-          </w:tcPr>
-          <w:p>
-            <w:pPr>
-              <w:keepNext w:val="0"/>
-              <w:spacing w:after="60"/>
-            </w:pPr>
-            <w:r>
-              <w:rPr>
-                <w:b w:val="0"/>
-                <w:sz w:val="19"/>
-              </w:rPr>
-              <w:t>Kandidat &amp; lamaran</w:t>
-            </w:r>
-          </w:p>
-        </w:tc>
-        <w:tc>
-          <w:tcPr>
-            <w:tcW w:type="dxa" w:w="6690"/>
-            <w:vAlign w:val="center"/>
-            <w:shd w:fill="F5F7FA"/>
-            <w:tcMar>
-              <w:top w:w="90" w:type="dxa"/>
-              <w:left w:w="90" w:type="dxa"/>
-              <w:bottom w:w="90" w:type="dxa"/>
-              <w:right w:w="90" w:type="dxa"/>
-            </w:tcMar>
-          </w:tcPr>
-          <w:p>
-            <w:pPr>
-              <w:keepNext w:val="0"/>
-              <w:spacing w:after="60"/>
-            </w:pPr>
-            <w:r>
-              <w:rPr>
-                <w:b w:val="0"/>
-                <w:sz w:val="19"/>
-              </w:rPr>
-              <w:t>Mencari dan memfilter lamaran, menambah kandidat, melakukan import, serta membuka detail.</w:t>
-            </w:r>
-          </w:p>
-        </w:tc>
-      </w:tr>
-      <w:tr>
-        <w:trPr>
-          <w:cantSplit/>
-        </w:trPr>
-        <w:tc>
-          <w:tcPr>
-            <w:tcW w:type="dxa" w:w="2835"/>
-            <w:vAlign w:val="center"/>
-            <w:shd w:fill="FFFFFF"/>
-            <w:tcMar>
-              <w:top w:w="90" w:type="dxa"/>
-              <w:left w:w="90" w:type="dxa"/>
-              <w:bottom w:w="90" w:type="dxa"/>
-              <w:right w:w="90" w:type="dxa"/>
-            </w:tcMar>
-          </w:tcPr>
-          <w:p>
-            <w:pPr>
-              <w:keepNext w:val="0"/>
-              <w:spacing w:after="60"/>
-            </w:pPr>
-            <w:r>
-              <w:rPr>
-                <w:b w:val="0"/>
-                <w:sz w:val="19"/>
-              </w:rPr>
-              <w:t>Posisi</w:t>
-            </w:r>
-          </w:p>
-        </w:tc>
-        <w:tc>
-          <w:tcPr>
-            <w:tcW w:type="dxa" w:w="6690"/>
-            <w:vAlign w:val="center"/>
-            <w:shd w:fill="FFFFFF"/>
-            <w:tcMar>
-              <w:top w:w="90" w:type="dxa"/>
-              <w:left w:w="90" w:type="dxa"/>
-              <w:bottom w:w="90" w:type="dxa"/>
-              <w:right w:w="90" w:type="dxa"/>
-            </w:tcMar>
-          </w:tcPr>
-          <w:p>
-            <w:pPr>
-              <w:keepNext w:val="0"/>
-              <w:spacing w:after="60"/>
-            </w:pPr>
-            <w:r>
-              <w:rPr>
-                <w:b w:val="0"/>
-                <w:sz w:val="19"/>
-              </w:rPr>
-              <w:t>Menambah atau mengubah posisi dan status aktifnya.</w:t>
-            </w:r>
-          </w:p>
-        </w:tc>
-      </w:tr>
-      <w:tr>
-        <w:trPr>
-          <w:cantSplit/>
-        </w:trPr>
-        <w:tc>
-          <w:tcPr>
-            <w:tcW w:type="dxa" w:w="2835"/>
-            <w:vAlign w:val="center"/>
-            <w:shd w:fill="F5F7FA"/>
-            <w:tcMar>
-              <w:top w:w="90" w:type="dxa"/>
-              <w:left w:w="90" w:type="dxa"/>
-              <w:bottom w:w="90" w:type="dxa"/>
-              <w:right w:w="90" w:type="dxa"/>
-            </w:tcMar>
-          </w:tcPr>
-          <w:p>
-            <w:pPr>
-              <w:keepNext w:val="0"/>
-              <w:spacing w:after="60"/>
-            </w:pPr>
-            <w:r>
-              <w:rPr>
-                <w:b w:val="0"/>
-                <w:sz w:val="19"/>
-              </w:rPr>
-              <w:t>Periode rekrutmen</w:t>
-            </w:r>
-          </w:p>
-        </w:tc>
-        <w:tc>
-          <w:tcPr>
-            <w:tcW w:type="dxa" w:w="6690"/>
-            <w:vAlign w:val="center"/>
-            <w:shd w:fill="F5F7FA"/>
-            <w:tcMar>
-              <w:top w:w="90" w:type="dxa"/>
-              <w:left w:w="90" w:type="dxa"/>
-              <w:bottom w:w="90" w:type="dxa"/>
-              <w:right w:w="90" w:type="dxa"/>
-            </w:tcMar>
-          </w:tcPr>
-          <w:p>
-            <w:pPr>
-              <w:keepNext w:val="0"/>
-              <w:spacing w:after="60"/>
-            </w:pPr>
-            <w:r>
-              <w:rPr>
-                <w:b w:val="0"/>
-                <w:sz w:val="19"/>
-              </w:rPr>
-              <w:t>Mengelola nama periode, tanggal mulai/selesai, dan status aktif.</w:t>
-            </w:r>
-          </w:p>
-        </w:tc>
-      </w:tr>
-      <w:tr>
-        <w:trPr>
-          <w:cantSplit/>
-        </w:trPr>
-        <w:tc>
-          <w:tcPr>
-            <w:tcW w:type="dxa" w:w="2835"/>
-            <w:vAlign w:val="center"/>
-            <w:shd w:fill="FFFFFF"/>
-            <w:tcMar>
-              <w:top w:w="90" w:type="dxa"/>
-              <w:left w:w="90" w:type="dxa"/>
-              <w:bottom w:w="90" w:type="dxa"/>
-              <w:right w:w="90" w:type="dxa"/>
-            </w:tcMar>
-          </w:tcPr>
-          <w:p>
-            <w:pPr>
-              <w:keepNext w:val="0"/>
-              <w:spacing w:after="60"/>
-            </w:pPr>
-            <w:r>
-              <w:rPr>
-                <w:b w:val="0"/>
-                <w:sz w:val="19"/>
-              </w:rPr>
-              <w:t>Riwayat aktivitas</w:t>
-            </w:r>
-          </w:p>
-        </w:tc>
-        <w:tc>
-          <w:tcPr>
-            <w:tcW w:type="dxa" w:w="6690"/>
-            <w:vAlign w:val="center"/>
-            <w:shd w:fill="FFFFFF"/>
-            <w:tcMar>
-              <w:top w:w="90" w:type="dxa"/>
-              <w:left w:w="90" w:type="dxa"/>
-              <w:bottom w:w="90" w:type="dxa"/>
-              <w:right w:w="90" w:type="dxa"/>
-            </w:tcMar>
-          </w:tcPr>
-          <w:p>
-            <w:pPr>
-              <w:keepNext w:val="0"/>
-              <w:spacing w:after="60"/>
-            </w:pPr>
-            <w:r>
-              <w:rPr>
-                <w:b w:val="0"/>
-                <w:sz w:val="19"/>
-              </w:rPr>
-              <w:t>Meninjau catatan tindakan, pelaku, waktu, dan alasan perubahan.</w:t>
-            </w:r>
-          </w:p>
-        </w:tc>
-      </w:tr>
-      <w:tr>
-        <w:trPr>
-          <w:cantSplit/>
-        </w:trPr>
-        <w:tc>
-          <w:tcPr>
-            <w:tcW w:type="dxa" w:w="2835"/>
-            <w:vAlign w:val="center"/>
-            <w:shd w:fill="F5F7FA"/>
-            <w:tcMar>
-              <w:top w:w="90" w:type="dxa"/>
-              <w:left w:w="90" w:type="dxa"/>
-              <w:bottom w:w="90" w:type="dxa"/>
-              <w:right w:w="90" w:type="dxa"/>
-            </w:tcMar>
-          </w:tcPr>
-          <w:p>
-            <w:pPr>
-              <w:keepNext w:val="0"/>
-              <w:spacing w:after="60"/>
-            </w:pPr>
-            <w:r>
-              <w:rPr>
-                <w:b w:val="0"/>
-                <w:sz w:val="19"/>
-              </w:rPr>
-              <w:t>Operasional</w:t>
-            </w:r>
-          </w:p>
-        </w:tc>
-        <w:tc>
-          <w:tcPr>
-            <w:tcW w:type="dxa" w:w="6690"/>
-            <w:vAlign w:val="center"/>
-            <w:shd w:fill="F5F7FA"/>
-            <w:tcMar>
-              <w:top w:w="90" w:type="dxa"/>
-              <w:left w:w="90" w:type="dxa"/>
-              <w:bottom w:w="90" w:type="dxa"/>
-              <w:right w:w="90" w:type="dxa"/>
-            </w:tcMar>
-          </w:tcPr>
-          <w:p>
-            <w:pPr>
-              <w:keepNext w:val="0"/>
-              <w:spacing w:after="60"/>
-            </w:pPr>
-            <w:r>
-              <w:rPr>
-                <w:b w:val="0"/>
-                <w:sz w:val="19"/>
-              </w:rPr>
-              <w:t>Melihat status email pengumpulan dan kendala pemeriksaan file.</w:t>
-            </w:r>
-          </w:p>
-        </w:tc>
-      </w:tr>
-      <w:tr>
-        <w:trPr>
-          <w:cantSplit/>
-        </w:trPr>
-        <w:tc>
-          <w:tcPr>
-            <w:tcW w:type="dxa" w:w="2835"/>
-            <w:vAlign w:val="center"/>
-            <w:shd w:fill="FFFFFF"/>
-            <w:tcMar>
-              <w:top w:w="90" w:type="dxa"/>
-              <w:left w:w="90" w:type="dxa"/>
-              <w:bottom w:w="90" w:type="dxa"/>
-              <w:right w:w="90" w:type="dxa"/>
-            </w:tcMar>
-          </w:tcPr>
-          <w:p>
-            <w:pPr>
-              <w:keepNext w:val="0"/>
-              <w:spacing w:after="60"/>
-            </w:pPr>
-            <w:r>
-              <w:rPr>
-                <w:b w:val="0"/>
-                <w:sz w:val="19"/>
-              </w:rPr>
-              <w:t>Pengaturan</w:t>
-            </w:r>
-          </w:p>
-        </w:tc>
-        <w:tc>
-          <w:tcPr>
-            <w:tcW w:type="dxa" w:w="6690"/>
-            <w:vAlign w:val="center"/>
-            <w:shd w:fill="FFFFFF"/>
-            <w:tcMar>
-              <w:top w:w="90" w:type="dxa"/>
-              <w:left w:w="90" w:type="dxa"/>
-              <w:bottom w:w="90" w:type="dxa"/>
-              <w:right w:w="90" w:type="dxa"/>
-            </w:tcMar>
-          </w:tcPr>
-          <w:p>
-            <w:pPr>
-              <w:keepNext w:val="0"/>
-              <w:spacing w:after="60"/>
-            </w:pPr>
-            <w:r>
-              <w:rPr>
-                <w:b w:val="0"/>
-                <w:sz w:val="19"/>
-              </w:rPr>
-              <w:t>Mengatur kuota, batas unggahan, zona waktu, akses sementara, retensi, serta kontak bantuan.</w:t>
-            </w:r>
-          </w:p>
-        </w:tc>
-      </w:tr>
-      <w:tr>
-        <w:trPr>
-          <w:cantSplit/>
-        </w:trPr>
-        <w:tc>
-          <w:tcPr>
-            <w:tcW w:type="dxa" w:w="2835"/>
-            <w:vAlign w:val="center"/>
-            <w:shd w:fill="F5F7FA"/>
-            <w:tcMar>
-              <w:top w:w="90" w:type="dxa"/>
-              <w:left w:w="90" w:type="dxa"/>
-              <w:bottom w:w="90" w:type="dxa"/>
-              <w:right w:w="90" w:type="dxa"/>
-            </w:tcMar>
-          </w:tcPr>
-          <w:p>
-            <w:pPr>
-              <w:keepNext w:val="0"/>
-              <w:spacing w:after="60"/>
-            </w:pPr>
-            <w:r>
-              <w:rPr>
-                <w:b w:val="0"/>
-                <w:sz w:val="19"/>
-              </w:rPr>
-              <w:t>Formulir kandidat</w:t>
-            </w:r>
-          </w:p>
-        </w:tc>
-        <w:tc>
-          <w:tcPr>
-            <w:tcW w:type="dxa" w:w="6690"/>
-            <w:vAlign w:val="center"/>
-            <w:shd w:fill="F5F7FA"/>
-            <w:tcMar>
-              <w:top w:w="90" w:type="dxa"/>
-              <w:left w:w="90" w:type="dxa"/>
-              <w:bottom w:w="90" w:type="dxa"/>
-              <w:right w:w="90" w:type="dxa"/>
-            </w:tcMar>
-          </w:tcPr>
-          <w:p>
-            <w:pPr>
-              <w:keepNext w:val="0"/>
-              <w:spacing w:after="60"/>
-            </w:pPr>
-            <w:r>
-              <w:rPr>
-                <w:b w:val="0"/>
-                <w:sz w:val="19"/>
-              </w:rPr>
-              <w:t>Menyusun formulir, membuat tautan penerimaan, memeriksa respons, menghubungkan akun, dan mengekspor Excel.</w:t>
-            </w:r>
-          </w:p>
-        </w:tc>
-      </w:tr>
-      <w:tr>
-        <w:trPr>
-          <w:cantSplit/>
-        </w:trPr>
-        <w:tc>
-          <w:tcPr>
-            <w:tcW w:type="dxa" w:w="2835"/>
-            <w:vAlign w:val="center"/>
-            <w:shd w:fill="FFFFFF"/>
-            <w:tcMar>
-              <w:top w:w="90" w:type="dxa"/>
-              <w:left w:w="90" w:type="dxa"/>
-              <w:bottom w:w="90" w:type="dxa"/>
-              <w:right w:w="90" w:type="dxa"/>
-            </w:tcMar>
-          </w:tcPr>
-          <w:p>
-            <w:pPr>
-              <w:keepNext w:val="0"/>
-              <w:spacing w:after="60"/>
-            </w:pPr>
-            <w:r>
-              <w:rPr>
-                <w:b w:val="0"/>
-                <w:sz w:val="19"/>
-              </w:rPr>
-              <w:t>TES IQ</w:t>
-            </w:r>
-          </w:p>
-        </w:tc>
-        <w:tc>
-          <w:tcPr>
-            <w:tcW w:type="dxa" w:w="6690"/>
-            <w:vAlign w:val="center"/>
-            <w:shd w:fill="FFFFFF"/>
-            <w:tcMar>
-              <w:top w:w="90" w:type="dxa"/>
-              <w:left w:w="90" w:type="dxa"/>
-              <w:bottom w:w="90" w:type="dxa"/>
-              <w:right w:w="90" w:type="dxa"/>
-            </w:tcMar>
-          </w:tcPr>
-          <w:p>
-            <w:pPr>
-              <w:keepNext w:val="0"/>
-              <w:spacing w:after="60"/>
-            </w:pPr>
-            <w:r>
-              <w:rPr>
-                <w:b w:val="0"/>
-                <w:sz w:val="19"/>
-              </w:rPr>
-              <w:t>Menyiapkan paket psikotes, menugaskan peserta, memeriksa aktivitas, serta mengekspor hasil tes selesai.</w:t>
-            </w:r>
-          </w:p>
-        </w:tc>
-      </w:tr>
-      <w:tr>
-        <w:trPr>
-          <w:cantSplit/>
-        </w:trPr>
-        <w:tc>
-          <w:tcPr>
-            <w:tcW w:type="dxa" w:w="2835"/>
-            <w:vAlign w:val="center"/>
-            <w:shd w:fill="F5F7FA"/>
-            <w:tcMar>
-              <w:top w:w="90" w:type="dxa"/>
-              <w:left w:w="90" w:type="dxa"/>
-              <w:bottom w:w="90" w:type="dxa"/>
-              <w:right w:w="90" w:type="dxa"/>
-            </w:tcMar>
-          </w:tcPr>
-          <w:p>
-            <w:pPr>
-              <w:keepNext w:val="0"/>
-              <w:spacing w:after="60"/>
-            </w:pPr>
-            <w:r>
-              <w:rPr>
-                <w:b w:val="0"/>
-                <w:sz w:val="19"/>
-              </w:rPr>
-              <w:t>Pengelolaan massal</w:t>
-            </w:r>
-          </w:p>
-        </w:tc>
-        <w:tc>
-          <w:tcPr>
-            <w:tcW w:type="dxa" w:w="6690"/>
-            <w:vAlign w:val="center"/>
-            <w:shd w:fill="F5F7FA"/>
-            <w:tcMar>
-              <w:top w:w="90" w:type="dxa"/>
-              <w:left w:w="90" w:type="dxa"/>
-              <w:bottom w:w="90" w:type="dxa"/>
-              <w:right w:w="90" w:type="dxa"/>
-            </w:tcMar>
-          </w:tcPr>
-          <w:p>
-            <w:pPr>
-              <w:keepNext w:val="0"/>
-              <w:spacing w:after="60"/>
-            </w:pPr>
-            <w:r>
-              <w:rPr>
-                <w:b w:val="0"/>
-                <w:sz w:val="19"/>
-              </w:rPr>
-              <w:t>Membuka pengelolaan tenggat kelompok, soal tes teknis, dan email akses kandidat.</w:t>
-            </w:r>
-          </w:p>
-        </w:tc>
-      </w:tr>
-      <w:tr>
-        <w:trPr>
-          <w:cantSplit/>
-        </w:trPr>
-        <w:tc>
-          <w:tcPr>
-            <w:tcW w:type="dxa" w:w="2835"/>
-            <w:vAlign w:val="center"/>
-            <w:shd w:fill="FFFFFF"/>
-            <w:tcMar>
-              <w:top w:w="90" w:type="dxa"/>
-              <w:left w:w="90" w:type="dxa"/>
-              <w:bottom w:w="90" w:type="dxa"/>
-              <w:right w:w="90" w:type="dxa"/>
-            </w:tcMar>
-          </w:tcPr>
-          <w:p>
-            <w:pPr>
-              <w:keepNext w:val="0"/>
-              <w:spacing w:after="60"/>
-            </w:pPr>
-            <w:r>
-              <w:rPr>
-                <w:b w:val="0"/>
-                <w:sz w:val="19"/>
-              </w:rPr>
-              <w:t>Tes teknis online</w:t>
-            </w:r>
-          </w:p>
-        </w:tc>
-        <w:tc>
-          <w:tcPr>
-            <w:tcW w:type="dxa" w:w="6690"/>
-            <w:vAlign w:val="center"/>
-            <w:shd w:fill="FFFFFF"/>
-            <w:tcMar>
-              <w:top w:w="90" w:type="dxa"/>
-              <w:left w:w="90" w:type="dxa"/>
-              <w:bottom w:w="90" w:type="dxa"/>
-              <w:right w:w="90" w:type="dxa"/>
-            </w:tcMar>
-          </w:tcPr>
-          <w:p>
-            <w:pPr>
-              <w:keepNext w:val="0"/>
-              <w:spacing w:after="60"/>
-            </w:pPr>
-            <w:r>
-              <w:rPr>
-                <w:b w:val="0"/>
-                <w:sz w:val="19"/>
-              </w:rPr>
-              <w:t>Menugaskan paket, mengendalikan sesi Form B, menambah waktu aktif, dan menyimpan penilaian assessor.</w:t>
-            </w:r>
-          </w:p>
-        </w:tc>
-      </w:tr>
-    </w:tbl>
-    <w:p>
-      <w:pPr>
-        <w:spacing w:after="40"/>
-      </w:pPr>
+        <w:t>4.2 Mengisi formulir tanpa akun portal</w:t>
+      </w:r>
+    </w:p>
+    <w:p>
+      <w:pPr/>
+      <w:r>
+        <w:t>1. Buka tautan formulir resmi dari HR. Periksa judul, posisi, periode, petunjuk, dan batas pengisian.</w:t>
+      </w:r>
+    </w:p>
+    <w:p>
+      <w:pPr/>
+      <w:r>
+        <w:t>2. Isi nama lengkap dan email utama yang dapat diakses. Lengkapi jawaban yang tersedia.</w:t>
+      </w:r>
+    </w:p>
+    <w:p>
+      <w:pPr/>
+      <w:r>
+        <w:t>3. Klik Kirim tautan verifikasi email, kemudian buka email yang diterima. Periksa spam bila diperlukan.</w:t>
+      </w:r>
+    </w:p>
+    <w:p>
+      <w:pPr/>
+      <w:r>
+        <w:t>4. Buka tautan di email, lalu klik Verifikasi &amp; lanjutkan. Jangan membagikan tautan akses pribadi kepada orang lain.</w:t>
+      </w:r>
+    </w:p>
+    <w:p>
+      <w:pPr/>
+      <w:r>
+        <w:t>5. Lengkapi seluruh pertanyaan bertanda bintang. Email terverifikasi tidak dapat diubah langsung pada respons tersebut.</w:t>
+      </w:r>
+    </w:p>
+    <w:p>
+      <w:pPr/>
+      <w:r>
+        <w:t>6. Klik Simpan draf sebelum meninggalkan halaman atau mengelola file. Draf belum merupakan pengiriman final.</w:t>
+      </w:r>
+    </w:p>
+    <w:p>
+      <w:pPr/>
+      <w:r>
+        <w:t>7. Jika ada kolom dokumen, pilih file pada kolom yang tepat lalu klik Unggah file. Tunggu indikator unggahan selesai dan periksa status file. Gunakan Perbarui status bila perlu.</w:t>
+      </w:r>
+    </w:p>
+    <w:p>
+      <w:pPr/>
+      <w:r>
+        <w:t>8. Periksa ulang jawaban dan dokumen, centang persetujuan pemrosesan data, kemudian klik Tinjau &amp; kirim.</w:t>
+      </w:r>
+    </w:p>
+    <w:p>
+      <w:pPr/>
+      <w:r>
+        <w:t>9. Pada halaman Periksa sebelum dikirim, baca seluruh jawaban. Centang konfirmasi pengiriman, lalu klik Kirim final.</w:t>
+      </w:r>
+    </w:p>
+    <w:p>
+      <w:pPr/>
+      <w:r>
+        <w:t>10. Pastikan status Terkirim, nomor referensi, dan waktu pengiriman muncul. Simpan nomor referensi untuk komunikasi dengan HR.</w:t>
+      </w:r>
+    </w:p>
+    <w:p>
+      <w:pPr/>
+      <w:r>
+        <w:t>Tautan akses email berlaku 30 hari pada konfigurasi awal dan dapat dibuka kembali selama masih berlaku. Ikuti masa berlaku yang tercantum pada email. Jika kedaluwarsa, minta akses baru memakai email yang sama pada tautan formulir. Pengiriman ulang dibatasi dengan jeda awal 60 detik. Jika sudah terhubung ke akun, masuk melalui portal dan buka Formulir saya.</w:t>
+      </w:r>
+    </w:p>
+    <w:p>
+      <w:pPr/>
+      <w:r>
+        <w:t>Dokumen formulir mendukung PDF, JPG, JPEG, PNG, dan DOCX sesuai pilihan HR. Batas awal sistem maksimal 10 MB per file dan 5 file per kolom; batas setiap kolom dapat lebih kecil. Ikuti batas yang ditampilkan pada formulir. Gunakan Lepaskan untuk mengeluarkan pilihan file dan Periksa ulang bila pemeriksaan gagal serta tombol tersedia.</w:t>
+      </w:r>
+    </w:p>
+    <w:p>
+      <w:pPr/>
+      <w:r>
+        <w:t>Jika muncul pesan bahwa suatu jawaban sudah digunakan pada penerimaan ini, periksa kembali nilai yang diisi. Kolom tersebut diatur HR agar unik, termasuk terhadap draf pendaftar lain yang sudah tersimpan. Untuk data identitas yang memang benar milik Anda, hubungi HR agar diperiksa; jangan mengubah identitas hanya agar lolos validasi.</w:t>
+      </w:r>
     </w:p>
     <w:p>
       <w:pPr>
         <w:pStyle w:val="3"/>
       </w:pPr>
       <w:r>
-        <w:t>3.3 Menyiapkan posisi dan periode</w:t>
-      </w:r>
-    </w:p>
-    <w:p>
-      <w:pPr/>
-      <w:r>
-        <w:t>1. Buka Posisi.</w:t>
-      </w:r>
-    </w:p>
-    <w:p>
-      <w:pPr/>
-      <w:r>
-        <w:t>2. Isi nama posisi, centang Aktif jika akan dipakai, lalu klik Simpan.</w:t>
-      </w:r>
-    </w:p>
-    <w:p>
-      <w:pPr/>
-      <w:r>
-        <w:t>3. Buka Periode rekrutmen.</w:t>
-      </w:r>
-    </w:p>
-    <w:p>
-      <w:pPr/>
-      <w:r>
-        <w:t>4. Isi nama periode serta tanggal mulai dan selesai. Aktifkan periode, lalu simpan.</w:t>
-      </w:r>
-    </w:p>
-    <w:p>
-      <w:pPr/>
-      <w:r>
-        <w:t>5. Untuk mengubah data yang sudah ada, klik Ubah pada baris terkait.</w:t>
-      </w:r>
-    </w:p>
-    <w:p>
-      <w:pPr/>
-      <w:r>
-        <w:t>Posisi dan periode aktif tersedia saat membuat lamaran. Tenggat portofolio dan tes tetap diisi pada penugasan; tanggal periode bukan pengganti tenggat pengumpulan.</w:t>
+        <w:t>4.3 Melanjutkan formulir dan mengirim revisi</w:t>
+      </w:r>
+    </w:p>
+    <w:p>
+      <w:pPr/>
+      <w:r>
+        <w:t>1. Gunakan tautan akses yang masih valid, minta tautan baru dengan email yang sama, atau buka Formulir saya setelah HR menghubungkan data ke akun portal.</w:t>
+      </w:r>
+    </w:p>
+    <w:p>
+      <w:pPr/>
+      <w:r>
+        <w:t>2. Bila status revisi muncul, baca catatan HR dan tenggat revisi.</w:t>
+      </w:r>
+    </w:p>
+    <w:p>
+      <w:pPr/>
+      <w:r>
+        <w:t>3. Perbaiki jawaban serta dokumen yang diminta. Simpan draf sebelum mengelola berkas.</w:t>
+      </w:r>
+    </w:p>
+    <w:p>
+      <w:pPr/>
+      <w:r>
+        <w:t>4. Ulangi Tinjau &amp; kirim dan Kirim final sampai bukti pengiriman terbaru muncul.</w:t>
+      </w:r>
+    </w:p>
+    <w:p>
+      <w:pPr/>
+      <w:r>
+        <w:t>Respons final terkunci sampai HR membuka revisi. Jika penerimaan ditutup atau tenggat berakhir, hubungi HR. Jangan membuat respons dengan email lain hanya untuk menghindari penguncian.</w:t>
       </w:r>
     </w:p>
     <w:p>
@@ -2040,1137 +3155,6 @@
         <w:pStyle w:val="3"/>
       </w:pPr>
       <w:r>
-        <w:t>3.4 Menambahkan kandidat baru dan lamaran</w:t>
-      </w:r>
-    </w:p>
-    <w:p>
-      <w:pPr/>
-      <w:r>
-        <w:t>1. Buka Kandidat &amp; lamaran → Tambah kandidat / lamaran.</w:t>
-      </w:r>
-    </w:p>
-    <w:p>
-      <w:pPr/>
-      <w:r>
-        <w:t>2. Pilih Kandidat baru.</w:t>
-      </w:r>
-    </w:p>
-    <w:p>
-      <w:pPr/>
-      <w:r>
-        <w:t>3. Isi nama dan email kandidat.</w:t>
-      </w:r>
-    </w:p>
-    <w:p>
-      <w:pPr/>
-      <w:r>
-        <w:t>4. Pilih posisi serta periode aktif.</w:t>
-      </w:r>
-    </w:p>
-    <w:p>
-      <w:pPr/>
-      <w:r>
-        <w:t>5. Isi tenggat portofolio dan tes teknis dalam zona waktu yang ditampilkan. Tenggat harus berada di masa depan; tenggat tes harus setelah waktu mulai soal bila soal sudah dijadwalkan.</w:t>
-      </w:r>
-    </w:p>
-    <w:p>
-      <w:pPr/>
-      <w:r>
-        <w:t>6. Isi Label tugas teknis dan petunjuk pengumpulan.</w:t>
-      </w:r>
-    </w:p>
-    <w:p>
-      <w:pPr/>
-      <w:r>
-        <w:t>7. Klik Buat lamaran dan tunggu pesan berhasil.</w:t>
-      </w:r>
-    </w:p>
-    <w:p>
-      <w:pPr/>
-      <w:r>
-        <w:t>8. Jika muncul Akses sementara dibuat, salin password sebelum menutup pemberitahuan. Password tersebut ditampilkan sekali. Bagikan melalui kanal resmi perusahaan kepada kandidat yang bersangkutan.</w:t>
-      </w:r>
-    </w:p>
-    <w:p>
-      <w:pPr/>
-      <w:r>
-        <w:t>Satu kandidat hanya dapat memiliki satu lamaran aktif. Email yang sudah terdaftar menggunakan akun lama tanpa mengubah identitas atau mereset passwordnya. Pembuatan lamaran bukan langkah pengiriman email akses; gunakan fitur email kandidat bila diperlukan.</w:t>
-      </w:r>
-    </w:p>
-    <w:p>
-      <w:pPr/>
-      <w:r>
-        <w:t>Tenggat tes teknis pada pembuatan lamaran digunakan untuk pengumpulan hasil berbasis file. Untuk tes online, HR tetap harus membuat penugasan dan jadwal tersendiri melalui menu Tes teknis online; demikian pula penugasan psikotes melalui TES IQ.</w:t>
-      </w:r>
-    </w:p>
-    <w:p>
-      <w:pPr>
-        <w:pStyle w:val="3"/>
-      </w:pPr>
-      <w:r>
-        <w:t>3.5 Import akun kandidat dari Excel</w:t>
-      </w:r>
-    </w:p>
-    <w:p>
-      <w:pPr/>
-      <w:r>
-        <w:t>1. Buka Kandidat &amp; lamaran → Import kandidat.</w:t>
-      </w:r>
-    </w:p>
-    <w:p>
-      <w:pPr/>
-      <w:r>
-        <w:t>2. Klik Download template Excel.</w:t>
-      </w:r>
-    </w:p>
-    <w:p>
-      <w:pPr/>
-      <w:r>
-        <w:t>3. Isi sheet Kandidat mulai baris kedua. Pertahankan semua header dan gunakan teks biasa tanpa rumus.</w:t>
-      </w:r>
-    </w:p>
-    <w:tbl>
-      <w:tblPr>
-        <w:tblW w:type="auto" w:w="0"/>
-        <w:jc w:val="center"/>
-        <w:tblLayout w:type="fixed"/>
-        <w:tblLook w:firstColumn="1" w:firstRow="1" w:lastColumn="0" w:lastRow="0" w:noHBand="0" w:noVBand="1" w:val="04A0"/>
-        <w:tblBorders>
-          <w:top w:val="single" w:sz="4" w:color="D9D9D9"/>
-          <w:left w:val="single" w:sz="4" w:color="D9D9D9"/>
-          <w:bottom w:val="single" w:sz="4" w:color="D9D9D9"/>
-          <w:right w:val="single" w:sz="4" w:color="D9D9D9"/>
-          <w:insideH w:val="single" w:sz="4" w:color="D9D9D9"/>
-          <w:insideV w:val="single" w:sz="4" w:color="D9D9D9"/>
-        </w:tblBorders>
-      </w:tblPr>
-      <w:tblGrid>
-        <w:gridCol w:w="2835"/>
-        <w:gridCol w:w="6690"/>
-      </w:tblGrid>
-      <w:tr>
-        <w:trPr>
-          <w:cantSplit/>
-          <w:tblHeader/>
-        </w:trPr>
-        <w:tc>
-          <w:tcPr>
-            <w:tcW w:type="dxa" w:w="2835"/>
-            <w:vAlign w:val="center"/>
-            <w:shd w:fill="E8EDF5"/>
-            <w:tcMar>
-              <w:top w:w="90" w:type="dxa"/>
-              <w:left w:w="90" w:type="dxa"/>
-              <w:bottom w:w="90" w:type="dxa"/>
-              <w:right w:w="90" w:type="dxa"/>
-            </w:tcMar>
-          </w:tcPr>
-          <w:p>
-            <w:pPr>
-              <w:keepNext w:val="0"/>
-              <w:spacing w:after="60"/>
-            </w:pPr>
-            <w:r>
-              <w:rPr>
-                <w:b/>
-                <w:sz w:val="19"/>
-              </w:rPr>
-              <w:t>Kolom</w:t>
-            </w:r>
-          </w:p>
-        </w:tc>
-        <w:tc>
-          <w:tcPr>
-            <w:tcW w:type="dxa" w:w="6690"/>
-            <w:vAlign w:val="center"/>
-            <w:shd w:fill="E8EDF5"/>
-            <w:tcMar>
-              <w:top w:w="90" w:type="dxa"/>
-              <w:left w:w="90" w:type="dxa"/>
-              <w:bottom w:w="90" w:type="dxa"/>
-              <w:right w:w="90" w:type="dxa"/>
-            </w:tcMar>
-          </w:tcPr>
-          <w:p>
-            <w:pPr>
-              <w:keepNext w:val="0"/>
-              <w:spacing w:after="60"/>
-            </w:pPr>
-            <w:r>
-              <w:rPr>
-                <w:b/>
-                <w:sz w:val="19"/>
-              </w:rPr>
-              <w:t>Aturan</w:t>
-            </w:r>
-          </w:p>
-        </w:tc>
-      </w:tr>
-      <w:tr>
-        <w:trPr>
-          <w:cantSplit/>
-        </w:trPr>
-        <w:tc>
-          <w:tcPr>
-            <w:tcW w:type="dxa" w:w="2835"/>
-            <w:vAlign w:val="center"/>
-            <w:shd w:fill="FFFFFF"/>
-            <w:tcMar>
-              <w:top w:w="90" w:type="dxa"/>
-              <w:left w:w="90" w:type="dxa"/>
-              <w:bottom w:w="90" w:type="dxa"/>
-              <w:right w:w="90" w:type="dxa"/>
-            </w:tcMar>
-          </w:tcPr>
-          <w:p>
-            <w:pPr>
-              <w:keepNext w:val="0"/>
-              <w:spacing w:after="60"/>
-            </w:pPr>
-            <w:r>
-              <w:rPr>
-                <w:b w:val="0"/>
-                <w:sz w:val="19"/>
-              </w:rPr>
-              <w:t>nama</w:t>
-            </w:r>
-          </w:p>
-        </w:tc>
-        <w:tc>
-          <w:tcPr>
-            <w:tcW w:type="dxa" w:w="6690"/>
-            <w:vAlign w:val="center"/>
-            <w:shd w:fill="FFFFFF"/>
-            <w:tcMar>
-              <w:top w:w="90" w:type="dxa"/>
-              <w:left w:w="90" w:type="dxa"/>
-              <w:bottom w:w="90" w:type="dxa"/>
-              <w:right w:w="90" w:type="dxa"/>
-            </w:tcMar>
-          </w:tcPr>
-          <w:p>
-            <w:pPr>
-              <w:keepNext w:val="0"/>
-              <w:spacing w:after="60"/>
-            </w:pPr>
-            <w:r>
-              <w:rPr>
-                <w:b w:val="0"/>
-                <w:sz w:val="19"/>
-              </w:rPr>
-              <w:t>Wajib, maksimal 255 karakter.</w:t>
-            </w:r>
-          </w:p>
-        </w:tc>
-      </w:tr>
-      <w:tr>
-        <w:trPr>
-          <w:cantSplit/>
-        </w:trPr>
-        <w:tc>
-          <w:tcPr>
-            <w:tcW w:type="dxa" w:w="2835"/>
-            <w:vAlign w:val="center"/>
-            <w:shd w:fill="F5F7FA"/>
-            <w:tcMar>
-              <w:top w:w="90" w:type="dxa"/>
-              <w:left w:w="90" w:type="dxa"/>
-              <w:bottom w:w="90" w:type="dxa"/>
-              <w:right w:w="90" w:type="dxa"/>
-            </w:tcMar>
-          </w:tcPr>
-          <w:p>
-            <w:pPr>
-              <w:keepNext w:val="0"/>
-              <w:spacing w:after="60"/>
-            </w:pPr>
-            <w:r>
-              <w:rPr>
-                <w:b w:val="0"/>
-                <w:sz w:val="19"/>
-              </w:rPr>
-              <w:t>email</w:t>
-            </w:r>
-          </w:p>
-        </w:tc>
-        <w:tc>
-          <w:tcPr>
-            <w:tcW w:type="dxa" w:w="6690"/>
-            <w:vAlign w:val="center"/>
-            <w:shd w:fill="F5F7FA"/>
-            <w:tcMar>
-              <w:top w:w="90" w:type="dxa"/>
-              <w:left w:w="90" w:type="dxa"/>
-              <w:bottom w:w="90" w:type="dxa"/>
-              <w:right w:w="90" w:type="dxa"/>
-            </w:tcMar>
-          </w:tcPr>
-          <w:p>
-            <w:pPr>
-              <w:keepNext w:val="0"/>
-              <w:spacing w:after="60"/>
-            </w:pPr>
-            <w:r>
-              <w:rPr>
-                <w:b w:val="0"/>
-                <w:sz w:val="19"/>
-              </w:rPr>
-              <w:t>Wajib, format valid, belum terdaftar, dan tidak duplikat dalam file.</w:t>
-            </w:r>
-          </w:p>
-        </w:tc>
-      </w:tr>
-      <w:tr>
-        <w:trPr>
-          <w:cantSplit/>
-        </w:trPr>
-        <w:tc>
-          <w:tcPr>
-            <w:tcW w:type="dxa" w:w="2835"/>
-            <w:vAlign w:val="center"/>
-            <w:shd w:fill="FFFFFF"/>
-            <w:tcMar>
-              <w:top w:w="90" w:type="dxa"/>
-              <w:left w:w="90" w:type="dxa"/>
-              <w:bottom w:w="90" w:type="dxa"/>
-              <w:right w:w="90" w:type="dxa"/>
-            </w:tcMar>
-          </w:tcPr>
-          <w:p>
-            <w:pPr>
-              <w:keepNext w:val="0"/>
-              <w:spacing w:after="60"/>
-            </w:pPr>
-            <w:r>
-              <w:rPr>
-                <w:b w:val="0"/>
-                <w:sz w:val="19"/>
-              </w:rPr>
-              <w:t>password</w:t>
-            </w:r>
-          </w:p>
-        </w:tc>
-        <w:tc>
-          <w:tcPr>
-            <w:tcW w:type="dxa" w:w="6690"/>
-            <w:vAlign w:val="center"/>
-            <w:shd w:fill="FFFFFF"/>
-            <w:tcMar>
-              <w:top w:w="90" w:type="dxa"/>
-              <w:left w:w="90" w:type="dxa"/>
-              <w:bottom w:w="90" w:type="dxa"/>
-              <w:right w:w="90" w:type="dxa"/>
-            </w:tcMar>
-          </w:tcPr>
-          <w:p>
-            <w:pPr>
-              <w:keepNext w:val="0"/>
-              <w:spacing w:after="60"/>
-            </w:pPr>
-            <w:r>
-              <w:rPr>
-                <w:b w:val="0"/>
-                <w:sz w:val="19"/>
-              </w:rPr>
-              <w:t>Wajib, minimal 12 karakter dan maksimal 72 byte. Gunakan password berbeda untuk setiap kandidat.</w:t>
-            </w:r>
-          </w:p>
-        </w:tc>
-      </w:tr>
-      <w:tr>
-        <w:trPr>
-          <w:cantSplit/>
-        </w:trPr>
-        <w:tc>
-          <w:tcPr>
-            <w:tcW w:type="dxa" w:w="2835"/>
-            <w:vAlign w:val="center"/>
-            <w:shd w:fill="F5F7FA"/>
-            <w:tcMar>
-              <w:top w:w="90" w:type="dxa"/>
-              <w:left w:w="90" w:type="dxa"/>
-              <w:bottom w:w="90" w:type="dxa"/>
-              <w:right w:w="90" w:type="dxa"/>
-            </w:tcMar>
-          </w:tcPr>
-          <w:p>
-            <w:pPr>
-              <w:keepNext w:val="0"/>
-              <w:spacing w:after="60"/>
-            </w:pPr>
-            <w:r>
-              <w:rPr>
-                <w:b w:val="0"/>
-                <w:sz w:val="19"/>
-              </w:rPr>
-              <w:t>telepon</w:t>
-            </w:r>
-          </w:p>
-        </w:tc>
-        <w:tc>
-          <w:tcPr>
-            <w:tcW w:type="dxa" w:w="6690"/>
-            <w:vAlign w:val="center"/>
-            <w:shd w:fill="F5F7FA"/>
-            <w:tcMar>
-              <w:top w:w="90" w:type="dxa"/>
-              <w:left w:w="90" w:type="dxa"/>
-              <w:bottom w:w="90" w:type="dxa"/>
-              <w:right w:w="90" w:type="dxa"/>
-            </w:tcMar>
-          </w:tcPr>
-          <w:p>
-            <w:pPr>
-              <w:keepNext w:val="0"/>
-              <w:spacing w:after="60"/>
-            </w:pPr>
-            <w:r>
-              <w:rPr>
-                <w:b w:val="0"/>
-                <w:sz w:val="19"/>
-              </w:rPr>
-              <w:t>Opsional, maksimal 30 karakter. Gunakan angka, +, tanda kurung, spasi, titik, atau tanda hubung. Pertahankan format teks agar angka nol di depan tidak hilang.</w:t>
-            </w:r>
-          </w:p>
-        </w:tc>
-      </w:tr>
-    </w:tbl>
-    <w:p>
-      <w:pPr>
-        <w:spacing w:after="40"/>
-      </w:pPr>
-    </w:p>
-    <w:p>
-      <w:pPr/>
-      <w:r>
-        <w:t>4. Simpan sebagai .xlsx. Batas konfigurasi saat panduan disusun adalah 100 kandidat dan 2 MB per file; periksa batas pada layar sebelum mengunggah.</w:t>
-      </w:r>
-    </w:p>
-    <w:p>
-      <w:pPr/>
-      <w:r>
-        <w:t>5. Klik 1. Pilih file Excel dan tunggu unggahan selesai.</w:t>
-      </w:r>
-    </w:p>
-    <w:p>
-      <w:pPr/>
-      <w:r>
-        <w:t>6. Klik 2. Import dan simpan kandidat. Unggahan selesai saja belum menyimpan akun.</w:t>
-      </w:r>
-    </w:p>
-    <w:p>
-      <w:pPr/>
-      <w:r>
-        <w:t>7. Tunggu pesan hasil import. Jika gagal, perbaiki baris yang disebutkan lalu unggah ulang. Jika ada kesalahan, seluruh import dibatalkan.</w:t>
-      </w:r>
-    </w:p>
-    <w:p>
-      <w:pPr/>
-      <w:r>
-        <w:t>8. Setelah berhasil, lanjutkan membuat lamaran melalui pilihan Kandidat terdaftar.</w:t>
-      </w:r>
-    </w:p>
-    <w:p>
-      <w:pPr/>
-      <w:r>
-        <w:t>Import hanya membuat akun, bukan lamaran. Karena itu, kandidat hasil import belum muncul sebagai lamaran pada daftar utama. Akun lama tidak ditimpa oleh import. Simpan file sumber dengan aman karena berisi password; kandidat wajib mengganti password saat pertama masuk.</w:t>
-      </w:r>
-    </w:p>
-    <w:p>
-      <w:pPr>
-        <w:pStyle w:val="3"/>
-      </w:pPr>
-      <w:r>
-        <w:t>3.6 Membuat lamaran untuk kandidat terdaftar</w:t>
-      </w:r>
-    </w:p>
-    <w:p>
-      <w:pPr/>
-      <w:r>
-        <w:t>1. Buka Tambah kandidat / lamaran.</w:t>
-      </w:r>
-    </w:p>
-    <w:p>
-      <w:pPr/>
-      <w:r>
-        <w:t>2. Pilih Kandidat terdaftar.</w:t>
-      </w:r>
-    </w:p>
-    <w:p>
-      <w:pPr/>
-      <w:r>
-        <w:t>3. Cari nama atau email, lalu centang kandidat yang akan diberi penugasan.</w:t>
-      </w:r>
-    </w:p>
-    <w:p>
-      <w:pPr/>
-      <w:r>
-        <w:t>4. Klik Selesai memilih.</w:t>
-      </w:r>
-    </w:p>
-    <w:p>
-      <w:pPr/>
-      <w:r>
-        <w:t>5. Isi posisi, periode, kedua tenggat, label tugas, dan petunjuk.</w:t>
-      </w:r>
-    </w:p>
-    <w:p>
-      <w:pPr/>
-      <w:r>
-        <w:t>6. Klik Buat lamaran.</w:t>
-      </w:r>
-    </w:p>
-    <w:p>
-      <w:pPr/>
-      <w:r>
-        <w:t>Maksimal 100 kandidat dapat dipilih sekaligus. Daftar hanya menampilkan kandidat aktif tanpa lamaran aktif, dengan maksimal 50 hasil pencarian. Pilihan tetap tersimpan ketika mencari nama lain. Semua kandidat terpilih mendapat penugasan yang sama, dan akun/password yang ada tetap digunakan.</w:t>
-      </w:r>
-    </w:p>
-    <w:p>
-      <w:pPr/>
-      <w:r>
-        <w:t>Memilih banyak kandidat dapat dipercepat dengan paste email dari Excel pada kolom Cari kandidat / paste email. Pisahkan dengan baris baru, spasi, koma, atau titik koma. Maksimal 100 pilihan; email yang tidak ditemukan atau tidak memenuhi syarat perlu diperbaiki sebelum melanjutkan. Fasilitas ini juga tersedia pada penerima email, TES IQ, dan tes teknis online.</w:t>
-      </w:r>
-    </w:p>
-    <w:p>
-      <w:pPr>
-        <w:pStyle w:val="3"/>
-      </w:pPr>
-      <w:r>
-        <w:t>3.7 Menyiapkan PDF soal tes teknis</w:t>
-      </w:r>
-    </w:p>
-    <w:p>
-      <w:pPr/>
-      <w:r>
-        <w:t>1. Klik Pengelolaan massal → Soal tes teknis.</w:t>
-      </w:r>
-    </w:p>
-    <w:p>
-      <w:pPr/>
-      <w:r>
-        <w:t>2. Pilih posisi dan batch/periode.</w:t>
-      </w:r>
-    </w:p>
-    <w:p>
-      <w:pPr/>
-      <w:r>
-        <w:t>3. Tentukan Mulai pengerjaan.</w:t>
-      </w:r>
-    </w:p>
-    <w:p>
-      <w:pPr/>
-      <w:r>
-        <w:t>4. Unggah satu file PDF, maksimal 10 MB.</w:t>
-      </w:r>
-    </w:p>
-    <w:p>
-      <w:pPr/>
-      <w:r>
-        <w:t>5. Klik Simpan soal &amp; jadwal dan pastikan soal tercantum dalam daftar.</w:t>
-      </w:r>
-    </w:p>
-    <w:p>
-      <w:pPr/>
-      <w:r>
-        <w:t>Satu PDF digunakan untuk satu kombinasi posisi dan batch. Kandidat terkait dapat mengunduh setelah waktu mulai. Sebelum tes dimulai, gunakan Edit soal / jadwal untuk memperbarui data; file boleh dikosongkan jika tetap memakai PDF lama. Soal yang sudah dimulai tidak dapat diubah melalui fitur ini. Periksa isi PDF dan kecocokan jadwal dengan tenggat sebelum menyimpan.</w:t>
-      </w:r>
-    </w:p>
-    <w:p>
-      <w:pPr/>
-      <w:r>
-        <w:t>Pengaturan PDF ini khusus tugas berbasis file. Soal, durasi, dan jadwal tes teknis online dikelola terpisah pada menu Tes teknis online. Kartu Tes Teknis di Beranda kandidat saat ini menuju tes online; sampaikan tautan soal dan pengumpulan khusus jika memakai alur PDF.</w:t>
-      </w:r>
-    </w:p>
-    <w:p>
-      <w:pPr>
-        <w:pStyle w:val="3"/>
-      </w:pPr>
-      <w:r>
-        <w:t>3.8 Mengirim akses akun melalui email</w:t>
-      </w:r>
-    </w:p>
-    <w:p>
-      <w:pPr/>
-      <w:r>
-        <w:t>1. Buka Pengelolaan massal → Email kandidat.</w:t>
-      </w:r>
-    </w:p>
-    <w:p>
-      <w:pPr/>
-      <w:r>
-        <w:t>2. Cari lalu pilih kandidat penerima, maksimal 100 per pengiriman.</w:t>
-      </w:r>
-    </w:p>
-    <w:p>
-      <w:pPr/>
-      <w:r>
-        <w:t>3. Isi Pesan HR, misalnya arahan masuk dan jadwal tes.</w:t>
-      </w:r>
-    </w:p>
-    <w:p>
-      <w:pPr/>
-      <w:r>
-        <w:t>4. Periksa seluruh pilihan. Pilih semua hasil memilih hasil pencarian yang sedang ditampilkan; periksa jumlah penerima sebelum melanjutkan.</w:t>
-      </w:r>
-    </w:p>
-    <w:p>
-      <w:pPr/>
-      <w:r>
-        <w:t>5. Centang pernyataan bahwa password kandidat terpilih akan diganti.</w:t>
-      </w:r>
-    </w:p>
-    <w:p>
-      <w:pPr/>
-      <w:r>
-        <w:t>6. Klik Buat password &amp; kirim email.</w:t>
-      </w:r>
-    </w:p>
-    <w:p>
-      <w:pPr/>
-      <w:r>
-        <w:t>7. Pantau tabel Status email akses.</w:t>
-      </w:r>
-    </w:p>
-    <w:p>
-      <w:pPr/>
-      <w:r>
-        <w:t>Tindakan ini membuat password sementara baru dan mengakhiri sesi login lama. Kandidat wajib menggantinya ketika masuk. Jangan menggunakan fitur ini hanya untuk mengirim pengumuman biasa tanpa bermaksud mereset akses.</w:t>
-      </w:r>
-    </w:p>
-    <w:p>
-      <w:pPr/>
-      <w:r>
-        <w:t>Status email dapat berupa menunggu antrean, mengirim, mencoba ulang, terkirim, gagal, atau dibatalkan. Terkirim berarti layanan email menerima pesan, bukan jaminan pesan masuk ke inbox. Jika gagal dan belum kedaluwarsa, gunakan Coba kirim ulang. Jika sudah kedaluwarsa atau dibatalkan, buat pengiriman baru.</w:t>
-      </w:r>
-    </w:p>
-    <w:p>
-      <w:pPr/>
-      <w:r>
-        <w:t>Jika terlihat pemberitahuan Mode pengujian Mailtrap Sandbox, pesan masuk ke inbox pengujian, bukan inbox kandidat. Minta pengelola sistem menyiapkan layanan pengiriman email sebelum menggunakannya untuk rekrutmen nyata.</w:t>
-      </w:r>
-    </w:p>
-    <w:p>
-      <w:pPr/>
-      <w:r>
-        <w:t>Gunakan filter Posisi dan Batch / periode untuk mempersempit penerima email. Pilihan dikosongkan ketika filter tersebut berubah. Kandidat yang sudah memiliki unggahan portofolio pada lamaran aktif tidak ditampilkan, termasuk unggahan yang belum final; periksa sasaran sebelum mereset akses.</w:t>
-      </w:r>
-    </w:p>
-    <w:p>
-      <w:pPr>
-        <w:pStyle w:val="3"/>
-      </w:pPr>
-      <w:r>
-        <w:t>3.9 Memantau dan memeriksa pengumpulan</w:t>
-      </w:r>
-    </w:p>
-    <w:p>
-      <w:pPr/>
-      <w:r>
-        <w:t>1. Buka Kandidat &amp; lamaran.</w:t>
-      </w:r>
-    </w:p>
-    <w:p>
-      <w:pPr/>
-      <w:r>
-        <w:t>2. Gunakan pencarian nama/email atau filter posisi, periode, status portofolio, status tes, dan tenggat terlewati.</w:t>
-      </w:r>
-    </w:p>
-    <w:p>
-      <w:pPr/>
-      <w:r>
-        <w:t>3. Klik Detail pada lamaran.</w:t>
-      </w:r>
-    </w:p>
-    <w:p>
-      <w:pPr/>
-      <w:r>
-        <w:t>4. Buka tab Portofolio atau Tes Teknis.</w:t>
-      </w:r>
-    </w:p>
-    <w:p>
-      <w:pPr/>
-      <w:r>
-        <w:t>5. Pilih versi final bila tersedia, lalu periksa file, keterangan, tautan, catatan, waktu, dan tanda terima.</w:t>
-      </w:r>
-    </w:p>
-    <w:p>
-      <w:pPr/>
-      <w:r>
-        <w:t>6. Gunakan tab Riwayat untuk meninjau aktivitas lamaran tersebut.</w:t>
-      </w:r>
-    </w:p>
-    <w:p>
-      <w:pPr/>
-      <w:r>
-        <w:t>HR dapat melihat status draf, tetapi isi draf tidak ditampilkan. Dokumen baru dapat ditinjau melalui versi final. Status Tidak diwajibkan bukan bukti pengiriman kandidat dan tidak dihitung sebagai portofolio final terkumpul pada ringkasan.</w:t>
-      </w:r>
-    </w:p>
-    <w:p>
-      <w:pPr>
-        <w:pStyle w:val="3"/>
-      </w:pPr>
-      <w:r>
-        <w:t>3.10 Memperpanjang tenggat dan membuka revisi</w:t>
-      </w:r>
-    </w:p>
-    <w:p>
-      <w:pPr/>
-      <w:r>
-        <w:t>Perpanjangan satu pengumpulan:</w:t>
-      </w:r>
-    </w:p>
-    <w:p>
-      <w:pPr/>
-      <w:r>
-        <w:t>1. Buka detail lamaran → tab Portofolio atau Tes Teknis.</w:t>
-      </w:r>
-    </w:p>
-    <w:p>
-      <w:pPr/>
-      <w:r>
-        <w:t>2. Untuk pengumpulan yang belum final, klik Perpanjang tenggat.</w:t>
-      </w:r>
-    </w:p>
-    <w:p>
-      <w:pPr/>
-      <w:r>
-        <w:t>3. Isi alasan dan tenggat baru yang valid.</w:t>
-      </w:r>
-    </w:p>
-    <w:p>
-      <w:pPr/>
-      <w:r>
-        <w:t>4. Klik Konfirmasi &amp; simpan.</w:t>
-      </w:r>
-    </w:p>
-    <w:p>
-      <w:pPr/>
-      <w:r>
-        <w:t>Perpanjangan massal:</w:t>
-      </w:r>
-    </w:p>
-    <w:p>
-      <w:pPr/>
-      <w:r>
-        <w:t>1. Buka Pengelolaan massal → Tenggat massal.</w:t>
-      </w:r>
-    </w:p>
-    <w:p>
-      <w:pPr/>
-      <w:r>
-        <w:t>2. Pilih posisi, batch, dan jenis pengumpulan.</w:t>
-      </w:r>
-    </w:p>
-    <w:p>
-      <w:pPr/>
-      <w:r>
-        <w:t>3. Periksa jumlah pengumpulan yang akan diperpanjang.</w:t>
-      </w:r>
-    </w:p>
-    <w:p>
-      <w:pPr/>
-      <w:r>
-        <w:t>4. Isi tenggat baru di masa depan dan lebih lama daripada seluruh tenggat sebelumnya dalam pilihan tersebut.</w:t>
-      </w:r>
-    </w:p>
-    <w:p>
-      <w:pPr/>
-      <w:r>
-        <w:t>5. Isi alasan, lalu klik Simpan perpanjangan.</w:t>
-      </w:r>
-    </w:p>
-    <w:p>
-      <w:pPr/>
-      <w:r>
-        <w:t>Perpanjangan massal berlaku bagi pengumpulan yang memenuhi syarat pada lamaran aktif dan belum final. Jika satu tenggat tidak valid, seluruh perubahan dibatalkan.</w:t>
-      </w:r>
-    </w:p>
-    <w:p>
-      <w:pPr/>
-      <w:r>
-        <w:t>Revisi dokumen final:</w:t>
-      </w:r>
-    </w:p>
-    <w:p>
-      <w:pPr/>
-      <w:r>
-        <w:t>1. Buka tab pengumpulan berstatus Sudah dikumpulkan.</w:t>
-      </w:r>
-    </w:p>
-    <w:p>
-      <w:pPr/>
-      <w:r>
-        <w:t>2. Klik Buka revisi.</w:t>
-      </w:r>
-    </w:p>
-    <w:p>
-      <w:pPr/>
-      <w:r>
-        <w:t>3. Isi alasan yang jelas dan tenggat revisi baru.</w:t>
-      </w:r>
-    </w:p>
-    <w:p>
-      <w:pPr/>
-      <w:r>
-        <w:t>4. Klik Konfirmasi &amp; simpan.</w:t>
-      </w:r>
-    </w:p>
-    <w:p>
-      <w:pPr/>
-      <w:r>
-        <w:t>5. Pantau sampai kandidat mengirim final kembali.</w:t>
-      </w:r>
-    </w:p>
-    <w:p>
-      <w:pPr/>
-      <w:r>
-        <w:t>Versi final lama tetap tersimpan. Perpanjangan tenggat saja tidak membuka dokumen final; gunakan Buka revisi untuk kebutuhan tersebut.</w:t>
-      </w:r>
-    </w:p>
-    <w:p>
-      <w:pPr>
-        <w:pStyle w:val="3"/>
-      </w:pPr>
-      <w:r>
-        <w:t>3.11 Pengecualian portofolio</w:t>
-      </w:r>
-    </w:p>
-    <w:p>
-      <w:pPr/>
-      <w:r>
-        <w:t>Pada tab Portofolio, HR dapat memilih Tidak diwajibkan jika tombol tersedia dan belum ada versi final portofolio. Isi alasan lalu konfirmasi.</w:t>
-      </w:r>
-    </w:p>
-    <w:p>
-      <w:pPr/>
-      <w:r>
-        <w:t>Status ini membebaskan kewajiban portofolio dan memenuhi syarat pembukaan pengumpulan tes teknis berbasis file. Tes teknis online tetap mengikuti penugasan tersendiri. Gunakan sesuai keputusan HR; status tersebut bukan pengumpulan final oleh kandidat.</w:t>
-      </w:r>
-    </w:p>
-    <w:p>
-      <w:pPr>
-        <w:pStyle w:val="3"/>
-      </w:pPr>
-      <w:r>
-        <w:t>3.12 Mengubah akun penugasan dan mengarsipkan lamaran</w:t>
-      </w:r>
-    </w:p>
-    <w:p>
-      <w:pPr/>
-      <w:r>
-        <w:t>Pada detail lamaran, buka tab Profil.</w:t>
-      </w:r>
-    </w:p>
-    <w:p>
-      <w:pPr>
-        <w:pStyle w:val="23"/>
-      </w:pPr>
-      <w:r>
-        <w:t>Mengubah akun: ubah nama, email, atau status Akun aktif, klik Simpan perubahan akun, lalu isi alasan dan konfirmasi. Perubahan email atau penonaktifan akun membatalkan sesi lama.</w:t>
-      </w:r>
-    </w:p>
-    <w:p>
-      <w:pPr>
-        <w:pStyle w:val="23"/>
-      </w:pPr>
-      <w:r>
-        <w:t>Reset akses: klik Reset akses, isi alasan, lalu konfirmasi. Salin password sementara yang ditampilkan sekali dan sampaikan melalui kanal resmi. Sesi lama berakhir dan kandidat wajib mengganti password.</w:t>
-      </w:r>
-    </w:p>
-    <w:p>
-      <w:pPr>
-        <w:pStyle w:val="23"/>
-      </w:pPr>
-      <w:r>
-        <w:t>Mengubah penugasan: pilih posisi, isi label tugas, petunjuk, dan alasan, lalu klik Perbarui penugasan. Fitur tersedia sebelum hasil tes teknis pertama dikirim final.</w:t>
-      </w:r>
-    </w:p>
-    <w:p>
-      <w:pPr>
-        <w:pStyle w:val="23"/>
-      </w:pPr>
-      <w:r>
-        <w:t>Mengarsipkan: klik Arsipkan lamaran, isi alasan, lalu konfirmasi. Pengarsipan menutup pengeditan lamaran tanpa langsung menghapus dokumen. Gunakan filter Lamaran diarsipkan untuk meninjau arsip.</w:t>
-      </w:r>
-    </w:p>
-    <w:p>
-      <w:pPr/>
-      <w:r>
-        <w:t>Untuk tindakan administratif yang meminta alasan, gunakan penjelasan spesifik; formulir umumnya mensyaratkan minimal lima karakter. Pengarsipan lamaran berbeda dari menonaktifkan akun kandidat.</w:t>
-      </w:r>
-    </w:p>
-    <w:p>
-      <w:pPr>
-        <w:pStyle w:val="3"/>
-      </w:pPr>
-      <w:r>
-        <w:t>3.13 Operasional dan pengaturan</w:t>
-      </w:r>
-    </w:p>
-    <w:p>
-      <w:pPr/>
-      <w:r>
-        <w:t>Gunakan Operasional untuk memantau email pengumpulan dan pemeriksaan file yang tertunda/gagal. Status email akses akun tersedia tersendiri pada Email kandidat. Bila antrean tidak bergerak, minta pengelola sistem memeriksa layanan antrean, email, atau pemindai sesuai kendala.</w:t>
-      </w:r>
-    </w:p>
-    <w:p>
-      <w:pPr/>
-      <w:r>
-        <w:t>Pada Pengaturan, HR dapat mengubah kuota per lamaran, masa berlaku password sementara, zona waktu, kontak bantuan, batas ukuran/jumlah unggahan, dan kebijakan retensi. Isi alasan perubahan, lalu klik Simpan pengaturan.</w:t>
-      </w:r>
-    </w:p>
-    <w:p>
-      <w:pPr/>
-      <w:r>
-        <w:t>Kuota meliputi riwayat file, bukan hanya dokumen yang sedang dipilih. Pilih zona waktu yang benar sebelum menjadwalkan penugasan.</w:t>
-      </w:r>
-    </w:p>
-    <w:p>
-      <w:pPr/>
-      <w:r>
-        <w:t>Penghapusan otomatis sesuai retensi bersifat permanen. Aktifkan hanya setelah kebijakan penyimpanan perusahaan dan proses backup disepakati. Pengarsipan sendiri tidak langsung menghapus dokumen, tetapi data arsip dapat terkena kebijakan retensi jika penghapusan otomatis diaktifkan.</w:t>
-      </w:r>
-    </w:p>
-    <w:p>
-      <w:pPr>
-        <w:pStyle w:val="3"/>
-      </w:pPr>
-      <w:r>
-        <w:t>3.14 Mengekspor portofolio untuk pemeriksaan offline</w:t>
-      </w:r>
-    </w:p>
-    <w:p>
-      <w:pPr/>
-      <w:r>
-        <w:t>1. Buka Kandidat &amp; lamaran dan atur pencarian serta filter sesuai kelompok yang akan diperiksa.</w:t>
-      </w:r>
-    </w:p>
-    <w:p>
-      <w:pPr/>
-      <w:r>
-        <w:t>2. Klik Export portofolio offline. Ekspor mencakup seluruh hasil filter, bukan hanya halaman yang terlihat; batas awal maksimal 1.000 kandidat.</w:t>
-      </w:r>
-    </w:p>
-    <w:p>
-      <w:pPr/>
-      <w:r>
-        <w:t>3. Tunggu status Menunggu worker atau Sedang membuat ZIP berubah menjadi Siap diunduh. Jika gagal, baca pesan dan minta pengelola memeriksa layanan ekspor.</w:t>
-      </w:r>
-    </w:p>
-    <w:p>
-      <w:pPr/>
-      <w:r>
-        <w:t>4. Klik Download ZIP. ZIP tersedia 24 jam setelah selesai; buat ekspor baru jika sudah kedaluwarsa.</w:t>
-      </w:r>
-    </w:p>
-    <w:p>
-      <w:pPr/>
-      <w:r>
-        <w:t>5. Ekstrak ZIP sebelum membuka Daftar-Kandidat.xlsx. Simpan Excel dan folder Kandidat bersama agar tautan Buka PDF serta Buka folder tetap bekerja.</w:t>
-      </w:r>
-    </w:p>
-    <w:p>
-      <w:pPr/>
-      <w:r>
-        <w:t>Ekspor menyertakan PDF utama dan bukti portofolio yang tersedia dari versi final terakhir, termasuk final terakhir saat revisi berlangsung. Draf dan hasil tes teknis tidak disertakan. Kandidat tanpa PDF tersedia tetap dapat tercatat pada Excel; periksa kolom Keterangan. Batasi penyimpanan dan pembagian ZIP karena memuat dokumen kandidat.</w:t>
-      </w:r>
-    </w:p>
-    <w:p>
-      <w:pPr>
-        <w:pStyle w:val="3"/>
-      </w:pPr>
-      <w:r>
-        <w:t>3.15 Menonaktifkan kandidat dan menghapus file</w:t>
-      </w:r>
-    </w:p>
-    <w:p>
-      <w:pPr/>
-      <w:r>
-        <w:t>Untuk menutup pengeditan tanpa menghapus dokumen, gunakan Arsipkan lamaran. Jika hanya perlu menghentikan akses akun, ubah Akun aktif pada Profil. Gunakan Nonaktifkan &amp; hapus file hanya bila penghapusan seluruh berkas kandidat memang diperlukan dan sesuai kebijakan perusahaan.</w:t>
-      </w:r>
-    </w:p>
-    <w:p>
-      <w:pPr/>
-      <w:r>
-        <w:t>1. Buka detail lamaran → Profil → Nonaktifkan &amp; hapus file, atau pilih satu kandidat terdaftar dan gunakan Nonaktifkan &amp; hapus file kandidat terpilih.</w:t>
-      </w:r>
-    </w:p>
-    <w:p>
-      <w:pPr/>
-      <w:r>
-        <w:t>2. Periksa nama, email, jumlah berkas, ukuran, serta ZIP terkait pada ringkasan. Cakupannya seluruh lamaran kandidat, file versi lama, file yang dilepas, dan dokumen formulir terkait.</w:t>
-      </w:r>
-    </w:p>
-    <w:p>
-      <w:pPr/>
-      <w:r>
-        <w:t>3. Ketik email kandidat dan isi alasan, lalu klik Ya, nonaktifkan &amp; hapus file setelah memastikan keputusan penghapusan benar.</w:t>
-      </w:r>
-    </w:p>
-    <w:p>
-      <w:pPr/>
-      <w:r>
-        <w:t>4. Pantau hasil. Jika ada pembersihan tertunda, akses file sudah dicabut. Gunakan Coba bersihkan file kembali bila tersedia atau minta pengelola memeriksa izin penyimpanan dan log.</w:t>
-      </w:r>
-    </w:p>
-    <w:p>
-      <w:pPr/>
-      <w:r>
-        <w:t>Penghapusan file bersifat permanen dan mengaktifkan kembali akun tidak memulihkannya. Profil, lamaran, jawaban formulir, hasil tes, dan histori tetap disimpan. Sesi serta akses lama dicabut; ZIP yang memuat kandidat ini ikut dicabut, termasuk ZIP bersama kandidat lain. Proses dapat ditolak selama penghubungan akun atau pembuatan ZIP terkait masih berlangsung.</w:t>
-      </w:r>
-    </w:p>
-    <w:p>
-      <w:pPr>
-        <w:pStyle w:val="2"/>
-      </w:pPr>
-      <w:r>
-        <w:t>4 Formulir pendaftaran kandidat</w:t>
-      </w:r>
-    </w:p>
-    <w:p>
-      <w:pPr>
-        <w:pStyle w:val="3"/>
-      </w:pPr>
-      <w:r>
-        <w:t>4.1 Memahami alur formulir</w:t>
-      </w:r>
-    </w:p>
-    <w:p>
-      <w:pPr/>
-      <w:r>
-        <w:t>Formulir publik dipakai untuk menerima data sebelum atau selama proses rekrutmen. HR membagikan tautan yang terikat pada versi formulir, posisi, dan periode tertentu. Pengisi memverifikasi email, melengkapi data, lalu mengirim final. HR meninjau respons dan menghubungkannya ke akun serta lamaran bila kandidat akan melanjutkan proses.</w:t>
-      </w:r>
-    </w:p>
-    <w:p>
-      <w:pPr/>
-      <w:r>
-        <w:t>Pengiriman formulir, pengumpulan portofolio, tes teknis, dan psikotes adalah kegiatan terpisah. Tanda terima salah satu kegiatan tidak menggantikan kewajiban kegiatan lainnya.</w:t>
-      </w:r>
-    </w:p>
-    <w:p>
-      <w:pPr>
-        <w:pStyle w:val="3"/>
-      </w:pPr>
-      <w:r>
-        <w:t>4.2 Mengisi formulir tanpa akun portal</w:t>
-      </w:r>
-    </w:p>
-    <w:p>
-      <w:pPr/>
-      <w:r>
-        <w:t>1. Buka tautan formulir resmi dari HR. Periksa judul, posisi, periode, petunjuk, dan batas pengisian.</w:t>
-      </w:r>
-    </w:p>
-    <w:p>
-      <w:pPr/>
-      <w:r>
-        <w:t>2. Isi nama lengkap dan email utama yang dapat diakses. Lengkapi jawaban yang tersedia.</w:t>
-      </w:r>
-    </w:p>
-    <w:p>
-      <w:pPr/>
-      <w:r>
-        <w:t>3. Klik Kirim tautan verifikasi email, kemudian buka email yang diterima. Periksa spam bila diperlukan.</w:t>
-      </w:r>
-    </w:p>
-    <w:p>
-      <w:pPr/>
-      <w:r>
-        <w:t>4. Buka tautan di email, lalu klik Verifikasi &amp; lanjutkan. Jangan membagikan tautan akses pribadi kepada orang lain.</w:t>
-      </w:r>
-    </w:p>
-    <w:p>
-      <w:pPr/>
-      <w:r>
-        <w:t>5. Lengkapi seluruh pertanyaan bertanda bintang. Email terverifikasi tidak dapat diubah langsung pada respons tersebut.</w:t>
-      </w:r>
-    </w:p>
-    <w:p>
-      <w:pPr/>
-      <w:r>
-        <w:t>6. Klik Simpan draf sebelum meninggalkan halaman atau mengelola file. Draf belum merupakan pengiriman final.</w:t>
-      </w:r>
-    </w:p>
-    <w:p>
-      <w:pPr/>
-      <w:r>
-        <w:t>7. Jika ada kolom dokumen, pilih file pada kolom yang tepat lalu klik Unggah file. Tunggu indikator unggahan selesai dan periksa status file. Gunakan Perbarui status bila perlu.</w:t>
-      </w:r>
-    </w:p>
-    <w:p>
-      <w:pPr/>
-      <w:r>
-        <w:t>8. Periksa ulang jawaban dan dokumen, centang persetujuan pemrosesan data, kemudian klik Tinjau &amp; kirim.</w:t>
-      </w:r>
-    </w:p>
-    <w:p>
-      <w:pPr/>
-      <w:r>
-        <w:t>9. Pada halaman Periksa sebelum dikirim, baca seluruh jawaban. Centang konfirmasi pengiriman, lalu klik Kirim final.</w:t>
-      </w:r>
-    </w:p>
-    <w:p>
-      <w:pPr/>
-      <w:r>
-        <w:t>10. Pastikan status Terkirim, nomor referensi, dan waktu pengiriman muncul. Simpan nomor referensi untuk komunikasi dengan HR.</w:t>
-      </w:r>
-    </w:p>
-    <w:p>
-      <w:pPr/>
-      <w:r>
-        <w:t>Tautan akses email berlaku 30 hari pada konfigurasi awal dan dapat dibuka kembali selama masih berlaku. Ikuti masa berlaku yang tercantum pada email. Jika kedaluwarsa, minta akses baru memakai email yang sama pada tautan formulir. Pengiriman ulang dibatasi dengan jeda awal 60 detik. Jika sudah terhubung ke akun, masuk melalui portal dan buka Formulir saya.</w:t>
-      </w:r>
-    </w:p>
-    <w:p>
-      <w:pPr/>
-      <w:r>
-        <w:t>Dokumen formulir mendukung PDF, JPG, JPEG, PNG, dan DOCX sesuai pilihan HR. Batas awal sistem maksimal 10 MB per file dan 5 file per kolom; batas setiap kolom dapat lebih kecil. Ikuti batas yang ditampilkan pada formulir. Gunakan Lepaskan untuk mengeluarkan pilihan file dan Periksa ulang bila pemeriksaan gagal serta tombol tersedia.</w:t>
-      </w:r>
-    </w:p>
-    <w:p>
-      <w:pPr>
-        <w:pStyle w:val="3"/>
-      </w:pPr>
-      <w:r>
-        <w:t>4.3 Melanjutkan formulir dan mengirim revisi</w:t>
-      </w:r>
-    </w:p>
-    <w:p>
-      <w:pPr/>
-      <w:r>
-        <w:t>1. Gunakan tautan akses yang masih valid, minta tautan baru dengan email yang sama, atau buka Formulir saya setelah HR menghubungkan data ke akun portal.</w:t>
-      </w:r>
-    </w:p>
-    <w:p>
-      <w:pPr/>
-      <w:r>
-        <w:t>2. Bila status revisi muncul, baca catatan HR dan tenggat revisi.</w:t>
-      </w:r>
-    </w:p>
-    <w:p>
-      <w:pPr/>
-      <w:r>
-        <w:t>3. Perbaiki jawaban serta dokumen yang diminta. Simpan draf sebelum mengelola berkas.</w:t>
-      </w:r>
-    </w:p>
-    <w:p>
-      <w:pPr/>
-      <w:r>
-        <w:t>4. Ulangi Tinjau &amp; kirim dan Kirim final sampai bukti pengiriman terbaru muncul.</w:t>
-      </w:r>
-    </w:p>
-    <w:p>
-      <w:pPr/>
-      <w:r>
-        <w:t>Respons final terkunci sampai HR membuka revisi. Jika penerimaan ditutup atau tenggat berakhir, hubungi HR. Jangan membuat respons dengan email lain hanya untuk menghindari penguncian.</w:t>
-      </w:r>
-    </w:p>
-    <w:p>
-      <w:pPr>
-        <w:pStyle w:val="3"/>
-      </w:pPr>
-      <w:r>
         <w:t>4.4 Membuat formulir sebagai HR</w:t>
       </w:r>
     </w:p>
@@ -3195,7 +3179,7 @@
     <w:p>
       <w:pPr/>
       <w:r>
-        <w:t>4. Tentukan apakah isian wajib. Untuk pilihan, tulis satu opsi per baris. Atur batas karakter, nilai, tanggal, atau jumlah pilihan jika relevan.</w:t>
+        <w:t>4. Tentukan apakah isian wajib. Aktifkan Jawaban harus unik jika nilai tidak boleh sama antarpendaftar dalam penerimaan yang sama. Untuk pilihan, tulis satu opsi per baris. Atur batas karakter, nilai, tanggal, atau jumlah pilihan jika relevan.</w:t>
       </w:r>
     </w:p>
     <w:p>
@@ -3226,6 +3210,12 @@
       <w:pPr/>
       <w:r>
         <w:t>Satu formulir dapat memuat maksimal 100 field termasuk bagian. Publikasi versi baru tidak mengubah tautan dan jawaban versi lama. Gunakan versi yang tepat saat membuat tautan penerimaan berikutnya.</w:t>
+      </w:r>
+    </w:p>
+    <w:p>
+      <w:pPr/>
+      <w:r>
+        <w:t>Jawaban harus unik diatur terpisah dari Wajib diisi dan tidak tersedia untuk kolom file maupun bagian. Pemeriksaan mencakup respons lain pada tautan penerimaan yang sama, termasuk draf tersimpan; huruf besar/kecil serta spasi di awal/akhir teks dianggap sama. Gunakan hanya untuk isian yang memang harus berbeda, misalnya nomor identitas, bukan pilihan umum seperti pendidikan.</w:t>
       </w:r>
     </w:p>
     <w:p>
@@ -3946,11 +3936,6 @@
       </w:tr>
     </w:tbl>
     <w:p>
-      <w:pPr>
-        <w:spacing w:after="40"/>
-      </w:pPr>
-    </w:p>
-    <w:p>
       <w:pPr/>
       <w:r>
         <w:t>Timer tetap berjalan saat halaman ditutup atau layar penuh ditinggalkan. Masuk kembali ke layar penuh untuk melanjutkan. Bagian yang sudah dikunci tidak dapat dibuka lagi; tenggat akhir penugasan tetap membatasi seluruh tes. Jangan menganggap koneksi terputus atau perpindahan halaman menghentikan waktu.</w:t>
@@ -4131,19 +4116,24 @@
         <w:pStyle w:val="2"/>
       </w:pPr>
       <w:r>
-        <w:t>6 Tes teknis online</w:t>
-      </w:r>
-    </w:p>
-    <w:p>
-      <w:pPr/>
-      <w:r>
-        <w:t>Tes teknis online dikerjakan langsung di browser dan ditugaskan terpisah dari portofolio, psikotes, maupun tugas unggahan PDF. Gunakan paket serta jadwal yang ditentukan HR. Durasi di bawah adalah standar paket versi 2026-10-15.1; durasi penugasan dapat diubah HR untuk akomodasi.</w:t>
+        <w:t>6 Tes Teknis</w:t>
+      </w:r>
+    </w:p>
+    <w:p>
+      <w:pPr/>
+      <w:r>
+        <w:t>Pada akun kandidat, buka Tes Teknis lalu kategori Tes kompatibilitas. Kategori ini memuat Form A dan Form B sesuai penugasan HR. Penguasaan Bidang masih dinonaktifkan dan ditandai Belum tersedia. Pada panel HR, menu pengelolaannya tetap bernama Tes teknis online.</w:t>
+      </w:r>
+    </w:p>
+    <w:p>
+      <w:pPr/>
+      <w:r>
+        <w:t>Tes dikerjakan langsung di browser dan memiliki penugasan serta jadwal tersendiri, terpisah dari portofolio, psikotes, dan tugas unggahan PDF. Kandidat wajib menyelesaikan Form A sebelum memulai Form B. Setiap tahap dimulai oleh kandidat; kontrol assessor pada Form B bersifat opsional.</w:t>
       </w:r>
     </w:p>
     <w:tbl>
       <w:tblPr>
         <w:tblW w:type="auto" w:w="0"/>
-        <w:jc w:val="center"/>
         <w:tblLayout w:type="fixed"/>
         <w:tblLook w:firstColumn="1" w:firstRow="1" w:lastColumn="0" w:lastRow="0" w:noHBand="0" w:noVBand="1" w:val="04A0"/>
         <w:tblBorders>
@@ -4156,10 +4146,10 @@
         </w:tblBorders>
       </w:tblPr>
       <w:tblGrid>
-        <w:gridCol w:w="1134"/>
-        <w:gridCol w:w="5272"/>
-        <w:gridCol w:w="850"/>
-        <w:gridCol w:w="2268"/>
+        <w:gridCol w:w="857"/>
+        <w:gridCol w:w="5333"/>
+        <w:gridCol w:w="1238"/>
+        <w:gridCol w:w="2095"/>
       </w:tblGrid>
       <w:tr>
         <w:trPr>
@@ -4168,25 +4158,26 @@
         </w:trPr>
         <w:tc>
           <w:tcPr>
-            <w:tcW w:type="dxa" w:w="1134"/>
+            <w:tcW w:type="dxa" w:w="857"/>
             <w:vAlign w:val="center"/>
             <w:shd w:fill="E8EDF5"/>
             <w:tcMar>
               <w:top w:w="90" w:type="dxa"/>
-              <w:left w:w="90" w:type="dxa"/>
-              <w:bottom w:w="90" w:type="dxa"/>
-              <w:right w:w="90" w:type="dxa"/>
-            </w:tcMar>
-          </w:tcPr>
-          <w:p>
-            <w:pPr>
-              <w:keepNext w:val="0"/>
-              <w:spacing w:after="60"/>
+              <w:bottom w:w="90" w:type="dxa"/>
+              <w:left w:w="110" w:type="dxa"/>
+              <w:right w:w="110" w:type="dxa"/>
+            </w:tcMar>
+          </w:tcPr>
+          <w:p>
+            <w:pPr>
+              <w:spacing w:after="0" w:line="259" w:lineRule="auto"/>
+              <w:jc w:val="center"/>
             </w:pPr>
             <w:r>
               <w:rPr>
                 <w:b/>
-                <w:sz w:val="19"/>
+                <w:color w:val="000000"/>
+                <w:sz w:val="20"/>
               </w:rPr>
               <w:t>Form</w:t>
             </w:r>
@@ -4194,77 +4185,79 @@
         </w:tc>
         <w:tc>
           <w:tcPr>
-            <w:tcW w:type="dxa" w:w="5272"/>
+            <w:tcW w:type="dxa" w:w="5333"/>
             <w:vAlign w:val="center"/>
             <w:shd w:fill="E8EDF5"/>
             <w:tcMar>
               <w:top w:w="90" w:type="dxa"/>
-              <w:left w:w="90" w:type="dxa"/>
-              <w:bottom w:w="90" w:type="dxa"/>
-              <w:right w:w="90" w:type="dxa"/>
-            </w:tcMar>
-          </w:tcPr>
-          <w:p>
-            <w:pPr>
-              <w:keepNext w:val="0"/>
-              <w:spacing w:after="60"/>
+              <w:bottom w:w="90" w:type="dxa"/>
+              <w:left w:w="110" w:type="dxa"/>
+              <w:right w:w="110" w:type="dxa"/>
+            </w:tcMar>
+          </w:tcPr>
+          <w:p>
+            <w:pPr>
+              <w:spacing w:after="0" w:line="259" w:lineRule="auto"/>
             </w:pPr>
             <w:r>
               <w:rPr>
                 <w:b/>
-                <w:sz w:val="19"/>
-              </w:rPr>
-              <w:t>Kegunaan</w:t>
-            </w:r>
-          </w:p>
-        </w:tc>
-        <w:tc>
-          <w:tcPr>
-            <w:tcW w:type="dxa" w:w="850"/>
+                <w:color w:val="000000"/>
+                <w:sz w:val="20"/>
+              </w:rPr>
+              <w:t>Isi tes</w:t>
+            </w:r>
+          </w:p>
+        </w:tc>
+        <w:tc>
+          <w:tcPr>
+            <w:tcW w:type="dxa" w:w="1238"/>
             <w:vAlign w:val="center"/>
             <w:shd w:fill="E8EDF5"/>
             <w:tcMar>
               <w:top w:w="90" w:type="dxa"/>
-              <w:left w:w="90" w:type="dxa"/>
-              <w:bottom w:w="90" w:type="dxa"/>
-              <w:right w:w="90" w:type="dxa"/>
-            </w:tcMar>
-          </w:tcPr>
-          <w:p>
-            <w:pPr>
-              <w:keepNext w:val="0"/>
-              <w:spacing w:after="60"/>
+              <w:bottom w:w="90" w:type="dxa"/>
+              <w:left w:w="110" w:type="dxa"/>
+              <w:right w:w="110" w:type="dxa"/>
+            </w:tcMar>
+          </w:tcPr>
+          <w:p>
+            <w:pPr>
+              <w:spacing w:after="0" w:line="259" w:lineRule="auto"/>
+              <w:jc w:val="center"/>
             </w:pPr>
             <w:r>
               <w:rPr>
                 <w:b/>
-                <w:sz w:val="19"/>
-              </w:rPr>
-              <w:t>Tahap</w:t>
-            </w:r>
-          </w:p>
-        </w:tc>
-        <w:tc>
-          <w:tcPr>
-            <w:tcW w:type="dxa" w:w="2268"/>
+                <w:color w:val="000000"/>
+                <w:sz w:val="20"/>
+              </w:rPr>
+              <w:t>Total tahap</w:t>
+            </w:r>
+          </w:p>
+        </w:tc>
+        <w:tc>
+          <w:tcPr>
+            <w:tcW w:type="dxa" w:w="2095"/>
             <w:vAlign w:val="center"/>
             <w:shd w:fill="E8EDF5"/>
             <w:tcMar>
               <w:top w:w="90" w:type="dxa"/>
-              <w:left w:w="90" w:type="dxa"/>
-              <w:bottom w:w="90" w:type="dxa"/>
-              <w:right w:w="90" w:type="dxa"/>
-            </w:tcMar>
-          </w:tcPr>
-          <w:p>
-            <w:pPr>
-              <w:keepNext w:val="0"/>
-              <w:spacing w:after="60"/>
+              <w:bottom w:w="90" w:type="dxa"/>
+              <w:left w:w="110" w:type="dxa"/>
+              <w:right w:w="110" w:type="dxa"/>
+            </w:tcMar>
+          </w:tcPr>
+          <w:p>
+            <w:pPr>
+              <w:spacing w:after="0" w:line="259" w:lineRule="auto"/>
+              <w:jc w:val="center"/>
             </w:pPr>
             <w:r>
               <w:rPr>
                 <w:b/>
-                <w:sz w:val="19"/>
+                <w:color w:val="000000"/>
+                <w:sz w:val="20"/>
               </w:rPr>
               <w:t>Durasi standar</w:t>
             </w:r>
@@ -4277,25 +4270,26 @@
         </w:trPr>
         <w:tc>
           <w:tcPr>
-            <w:tcW w:type="dxa" w:w="1134"/>
+            <w:tcW w:type="dxa" w:w="857"/>
             <w:vAlign w:val="center"/>
             <w:shd w:fill="FFFFFF"/>
             <w:tcMar>
               <w:top w:w="90" w:type="dxa"/>
-              <w:left w:w="90" w:type="dxa"/>
-              <w:bottom w:w="90" w:type="dxa"/>
-              <w:right w:w="90" w:type="dxa"/>
-            </w:tcMar>
-          </w:tcPr>
-          <w:p>
-            <w:pPr>
-              <w:keepNext w:val="0"/>
-              <w:spacing w:after="60"/>
+              <w:bottom w:w="90" w:type="dxa"/>
+              <w:left w:w="110" w:type="dxa"/>
+              <w:right w:w="110" w:type="dxa"/>
+            </w:tcMar>
+          </w:tcPr>
+          <w:p>
+            <w:pPr>
+              <w:spacing w:after="0" w:line="259" w:lineRule="auto"/>
+              <w:jc w:val="center"/>
             </w:pPr>
             <w:r>
               <w:rPr>
                 <w:b w:val="0"/>
-                <w:sz w:val="19"/>
+                <w:color w:val="000000"/>
+                <w:sz w:val="20"/>
               </w:rPr>
               <w:t>A</w:t>
             </w:r>
@@ -4303,51 +4297,52 @@
         </w:tc>
         <w:tc>
           <w:tcPr>
-            <w:tcW w:type="dxa" w:w="5272"/>
+            <w:tcW w:type="dxa" w:w="5333"/>
             <w:vAlign w:val="center"/>
             <w:shd w:fill="FFFFFF"/>
             <w:tcMar>
               <w:top w:w="90" w:type="dxa"/>
-              <w:left w:w="90" w:type="dxa"/>
-              <w:bottom w:w="90" w:type="dxa"/>
-              <w:right w:w="90" w:type="dxa"/>
-            </w:tcMar>
-          </w:tcPr>
-          <w:p>
-            <w:pPr>
-              <w:keepNext w:val="0"/>
-              <w:spacing w:after="60"/>
+              <w:bottom w:w="90" w:type="dxa"/>
+              <w:left w:w="110" w:type="dxa"/>
+              <w:right w:w="110" w:type="dxa"/>
+            </w:tcMar>
+          </w:tcPr>
+          <w:p>
+            <w:pPr>
+              <w:spacing w:after="0" w:line="259" w:lineRule="auto"/>
             </w:pPr>
             <w:r>
               <w:rPr>
                 <w:b w:val="0"/>
-                <w:sz w:val="19"/>
-              </w:rPr>
-              <w:t>Screening penalaran dan judgment kerja secara mandiri</w:t>
-            </w:r>
-          </w:p>
-        </w:tc>
-        <w:tc>
-          <w:tcPr>
-            <w:tcW w:type="dxa" w:w="850"/>
+                <w:color w:val="000000"/>
+                <w:sz w:val="20"/>
+              </w:rPr>
+              <w:t>Penalaran kerja, pemeriksaan dokumen, situational judgment, dan kecenderungan perilaku</w:t>
+            </w:r>
+          </w:p>
+        </w:tc>
+        <w:tc>
+          <w:tcPr>
+            <w:tcW w:type="dxa" w:w="1238"/>
             <w:vAlign w:val="center"/>
             <w:shd w:fill="FFFFFF"/>
             <w:tcMar>
               <w:top w:w="90" w:type="dxa"/>
-              <w:left w:w="90" w:type="dxa"/>
-              <w:bottom w:w="90" w:type="dxa"/>
-              <w:right w:w="90" w:type="dxa"/>
-            </w:tcMar>
-          </w:tcPr>
-          <w:p>
-            <w:pPr>
-              <w:keepNext w:val="0"/>
-              <w:spacing w:after="60"/>
+              <w:bottom w:w="90" w:type="dxa"/>
+              <w:left w:w="110" w:type="dxa"/>
+              <w:right w:w="110" w:type="dxa"/>
+            </w:tcMar>
+          </w:tcPr>
+          <w:p>
+            <w:pPr>
+              <w:spacing w:after="0" w:line="259" w:lineRule="auto"/>
+              <w:jc w:val="center"/>
             </w:pPr>
             <w:r>
               <w:rPr>
                 <w:b w:val="0"/>
-                <w:sz w:val="19"/>
+                <w:color w:val="000000"/>
+                <w:sz w:val="20"/>
               </w:rPr>
               <w:t>4</w:t>
             </w:r>
@@ -4355,27 +4350,28 @@
         </w:tc>
         <w:tc>
           <w:tcPr>
-            <w:tcW w:type="dxa" w:w="2268"/>
+            <w:tcW w:type="dxa" w:w="2095"/>
             <w:vAlign w:val="center"/>
             <w:shd w:fill="FFFFFF"/>
             <w:tcMar>
               <w:top w:w="90" w:type="dxa"/>
-              <w:left w:w="90" w:type="dxa"/>
-              <w:bottom w:w="90" w:type="dxa"/>
-              <w:right w:w="90" w:type="dxa"/>
-            </w:tcMar>
-          </w:tcPr>
-          <w:p>
-            <w:pPr>
-              <w:keepNext w:val="0"/>
-              <w:spacing w:after="60"/>
+              <w:bottom w:w="90" w:type="dxa"/>
+              <w:left w:w="110" w:type="dxa"/>
+              <w:right w:w="110" w:type="dxa"/>
+            </w:tcMar>
+          </w:tcPr>
+          <w:p>
+            <w:pPr>
+              <w:spacing w:after="0" w:line="259" w:lineRule="auto"/>
+              <w:jc w:val="center"/>
             </w:pPr>
             <w:r>
               <w:rPr>
                 <w:b w:val="0"/>
-                <w:sz w:val="19"/>
-              </w:rPr>
-              <w:t>45 menit</w:t>
+                <w:color w:val="000000"/>
+                <w:sz w:val="20"/>
+              </w:rPr>
+              <w:t>47 menit</w:t>
             </w:r>
           </w:p>
         </w:tc>
@@ -4386,25 +4382,26 @@
         </w:trPr>
         <w:tc>
           <w:tcPr>
-            <w:tcW w:type="dxa" w:w="1134"/>
-            <w:vAlign w:val="center"/>
-            <w:shd w:fill="F5F7FA"/>
-            <w:tcMar>
-              <w:top w:w="90" w:type="dxa"/>
-              <w:left w:w="90" w:type="dxa"/>
-              <w:bottom w:w="90" w:type="dxa"/>
-              <w:right w:w="90" w:type="dxa"/>
-            </w:tcMar>
-          </w:tcPr>
-          <w:p>
-            <w:pPr>
-              <w:keepNext w:val="0"/>
-              <w:spacing w:after="60"/>
+            <w:tcW w:type="dxa" w:w="857"/>
+            <w:vAlign w:val="center"/>
+            <w:shd w:fill="F6F8FB"/>
+            <w:tcMar>
+              <w:top w:w="90" w:type="dxa"/>
+              <w:bottom w:w="90" w:type="dxa"/>
+              <w:left w:w="110" w:type="dxa"/>
+              <w:right w:w="110" w:type="dxa"/>
+            </w:tcMar>
+          </w:tcPr>
+          <w:p>
+            <w:pPr>
+              <w:spacing w:after="0" w:line="259" w:lineRule="auto"/>
+              <w:jc w:val="center"/>
             </w:pPr>
             <w:r>
               <w:rPr>
                 <w:b w:val="0"/>
-                <w:sz w:val="19"/>
+                <w:color w:val="000000"/>
+                <w:sz w:val="20"/>
               </w:rPr>
               <w:t>B</w:t>
             </w:r>
@@ -4412,79 +4409,187 @@
         </w:tc>
         <w:tc>
           <w:tcPr>
-            <w:tcW w:type="dxa" w:w="5272"/>
-            <w:vAlign w:val="center"/>
-            <w:shd w:fill="F5F7FA"/>
-            <w:tcMar>
-              <w:top w:w="90" w:type="dxa"/>
-              <w:left w:w="90" w:type="dxa"/>
-              <w:bottom w:w="90" w:type="dxa"/>
-              <w:right w:w="90" w:type="dxa"/>
-            </w:tcMar>
-          </w:tcPr>
-          <w:p>
-            <w:pPr>
-              <w:keepNext w:val="0"/>
-              <w:spacing w:after="60"/>
+            <w:tcW w:type="dxa" w:w="5333"/>
+            <w:vAlign w:val="center"/>
+            <w:shd w:fill="F6F8FB"/>
+            <w:tcMar>
+              <w:top w:w="90" w:type="dxa"/>
+              <w:bottom w:w="90" w:type="dxa"/>
+              <w:left w:w="110" w:type="dxa"/>
+              <w:right w:w="110" w:type="dxa"/>
+            </w:tcMar>
+          </w:tcPr>
+          <w:p>
+            <w:pPr>
+              <w:spacing w:after="0" w:line="259" w:lineRule="auto"/>
             </w:pPr>
             <w:r>
               <w:rPr>
                 <w:b w:val="0"/>
-                <w:sz w:val="19"/>
-              </w:rPr>
-              <w:t>Verifikasi langsung bersama assessor</w:t>
-            </w:r>
-          </w:p>
-        </w:tc>
-        <w:tc>
-          <w:tcPr>
-            <w:tcW w:type="dxa" w:w="850"/>
-            <w:vAlign w:val="center"/>
-            <w:shd w:fill="F5F7FA"/>
-            <w:tcMar>
-              <w:top w:w="90" w:type="dxa"/>
-              <w:left w:w="90" w:type="dxa"/>
-              <w:bottom w:w="90" w:type="dxa"/>
-              <w:right w:w="90" w:type="dxa"/>
-            </w:tcMar>
-          </w:tcPr>
-          <w:p>
-            <w:pPr>
-              <w:keepNext w:val="0"/>
-              <w:spacing w:after="60"/>
+                <w:color w:val="000000"/>
+                <w:sz w:val="20"/>
+              </w:rPr>
+              <w:t>Penalaran paralel, simulasi dinamis, dan probe konsistensi</w:t>
+            </w:r>
+          </w:p>
+        </w:tc>
+        <w:tc>
+          <w:tcPr>
+            <w:tcW w:type="dxa" w:w="1238"/>
+            <w:vAlign w:val="center"/>
+            <w:shd w:fill="F6F8FB"/>
+            <w:tcMar>
+              <w:top w:w="90" w:type="dxa"/>
+              <w:bottom w:w="90" w:type="dxa"/>
+              <w:left w:w="110" w:type="dxa"/>
+              <w:right w:w="110" w:type="dxa"/>
+            </w:tcMar>
+          </w:tcPr>
+          <w:p>
+            <w:pPr>
+              <w:spacing w:after="0" w:line="259" w:lineRule="auto"/>
+              <w:jc w:val="center"/>
             </w:pPr>
             <w:r>
               <w:rPr>
                 <w:b w:val="0"/>
-                <w:sz w:val="19"/>
-              </w:rPr>
-              <w:t>5</w:t>
-            </w:r>
-          </w:p>
-        </w:tc>
-        <w:tc>
-          <w:tcPr>
-            <w:tcW w:type="dxa" w:w="2268"/>
-            <w:vAlign w:val="center"/>
-            <w:shd w:fill="F5F7FA"/>
-            <w:tcMar>
-              <w:top w:w="90" w:type="dxa"/>
-              <w:left w:w="90" w:type="dxa"/>
-              <w:bottom w:w="90" w:type="dxa"/>
-              <w:right w:w="90" w:type="dxa"/>
-            </w:tcMar>
-          </w:tcPr>
-          <w:p>
-            <w:pPr>
-              <w:keepNext w:val="0"/>
-              <w:spacing w:after="60"/>
+                <w:color w:val="000000"/>
+                <w:sz w:val="20"/>
+              </w:rPr>
+              <w:t>3</w:t>
+            </w:r>
+          </w:p>
+        </w:tc>
+        <w:tc>
+          <w:tcPr>
+            <w:tcW w:type="dxa" w:w="2095"/>
+            <w:vAlign w:val="center"/>
+            <w:shd w:fill="F6F8FB"/>
+            <w:tcMar>
+              <w:top w:w="90" w:type="dxa"/>
+              <w:bottom w:w="90" w:type="dxa"/>
+              <w:left w:w="110" w:type="dxa"/>
+              <w:right w:w="110" w:type="dxa"/>
+            </w:tcMar>
+          </w:tcPr>
+          <w:p>
+            <w:pPr>
+              <w:spacing w:after="0" w:line="259" w:lineRule="auto"/>
+              <w:jc w:val="center"/>
             </w:pPr>
             <w:r>
               <w:rPr>
                 <w:b w:val="0"/>
-                <w:sz w:val="19"/>
-              </w:rPr>
-              <w:t>20 menit</w:t>
+                <w:color w:val="000000"/>
+                <w:sz w:val="20"/>
+              </w:rPr>
+              <w:t>18 menit</w:t>
+            </w:r>
+          </w:p>
+        </w:tc>
+      </w:tr>
+    </w:tbl>
+    <w:tbl>
+      <w:tblPr>
+        <w:tblW w:type="auto" w:w="0"/>
+        <w:tblLayout w:type="fixed"/>
+        <w:tblLook w:firstColumn="1" w:firstRow="1" w:lastColumn="0" w:lastRow="0" w:noHBand="0" w:noVBand="1" w:val="04A0"/>
+        <w:tblBorders>
+          <w:top w:val="single" w:sz="4" w:color="D9D9D9"/>
+          <w:left w:val="single" w:sz="4" w:color="D9D9D9"/>
+          <w:bottom w:val="single" w:sz="4" w:color="D9D9D9"/>
+          <w:right w:val="single" w:sz="4" w:color="D9D9D9"/>
+          <w:insideH w:val="single" w:sz="4" w:color="D9D9D9"/>
+          <w:insideV w:val="single" w:sz="4" w:color="D9D9D9"/>
+        </w:tblBorders>
+      </w:tblPr>
+      <w:tblGrid>
+        <w:gridCol w:w="952"/>
+        <w:gridCol w:w="6191"/>
+        <w:gridCol w:w="2381"/>
+      </w:tblGrid>
+      <w:tr>
+        <w:trPr>
+          <w:cantSplit/>
+          <w:tblHeader/>
+        </w:trPr>
+        <w:tc>
+          <w:tcPr>
+            <w:tcW w:type="dxa" w:w="952"/>
+            <w:vAlign w:val="center"/>
+            <w:shd w:fill="E8EDF5"/>
+            <w:tcMar>
+              <w:top w:w="90" w:type="dxa"/>
+              <w:bottom w:w="90" w:type="dxa"/>
+              <w:left w:w="110" w:type="dxa"/>
+              <w:right w:w="110" w:type="dxa"/>
+            </w:tcMar>
+          </w:tcPr>
+          <w:p>
+            <w:pPr>
+              <w:spacing w:after="0" w:line="259" w:lineRule="auto"/>
+              <w:jc w:val="center"/>
+            </w:pPr>
+            <w:r>
+              <w:rPr>
+                <w:b/>
+                <w:color w:val="000000"/>
+                <w:sz w:val="20"/>
+              </w:rPr>
+              <w:t>Form</w:t>
+            </w:r>
+          </w:p>
+        </w:tc>
+        <w:tc>
+          <w:tcPr>
+            <w:tcW w:type="dxa" w:w="6191"/>
+            <w:vAlign w:val="center"/>
+            <w:shd w:fill="E8EDF5"/>
+            <w:tcMar>
+              <w:top w:w="90" w:type="dxa"/>
+              <w:bottom w:w="90" w:type="dxa"/>
+              <w:left w:w="110" w:type="dxa"/>
+              <w:right w:w="110" w:type="dxa"/>
+            </w:tcMar>
+          </w:tcPr>
+          <w:p>
+            <w:pPr>
+              <w:spacing w:after="0" w:line="259" w:lineRule="auto"/>
+            </w:pPr>
+            <w:r>
+              <w:rPr>
+                <w:b/>
+                <w:color w:val="000000"/>
+                <w:sz w:val="20"/>
+              </w:rPr>
+              <w:t>Tahap</w:t>
+            </w:r>
+          </w:p>
+        </w:tc>
+        <w:tc>
+          <w:tcPr>
+            <w:tcW w:type="dxa" w:w="2381"/>
+            <w:vAlign w:val="center"/>
+            <w:shd w:fill="E8EDF5"/>
+            <w:tcMar>
+              <w:top w:w="90" w:type="dxa"/>
+              <w:bottom w:w="90" w:type="dxa"/>
+              <w:left w:w="110" w:type="dxa"/>
+              <w:right w:w="110" w:type="dxa"/>
+            </w:tcMar>
+          </w:tcPr>
+          <w:p>
+            <w:pPr>
+              <w:spacing w:after="0" w:line="259" w:lineRule="auto"/>
+              <w:jc w:val="center"/>
+            </w:pPr>
+            <w:r>
+              <w:rPr>
+                <w:b/>
+                <w:color w:val="000000"/>
+                <w:sz w:val="20"/>
+              </w:rPr>
+              <w:t>Durasi standar</w:t>
             </w:r>
           </w:p>
         </w:tc>
@@ -4495,114 +4600,601 @@
         </w:trPr>
         <w:tc>
           <w:tcPr>
-            <w:tcW w:type="dxa" w:w="1134"/>
+            <w:tcW w:type="dxa" w:w="952"/>
             <w:vAlign w:val="center"/>
             <w:shd w:fill="FFFFFF"/>
             <w:tcMar>
               <w:top w:w="90" w:type="dxa"/>
-              <w:left w:w="90" w:type="dxa"/>
-              <w:bottom w:w="90" w:type="dxa"/>
-              <w:right w:w="90" w:type="dxa"/>
-            </w:tcMar>
-          </w:tcPr>
-          <w:p>
-            <w:pPr>
-              <w:keepNext w:val="0"/>
-              <w:spacing w:after="60"/>
+              <w:bottom w:w="90" w:type="dxa"/>
+              <w:left w:w="110" w:type="dxa"/>
+              <w:right w:w="110" w:type="dxa"/>
+            </w:tcMar>
+          </w:tcPr>
+          <w:p>
+            <w:pPr>
+              <w:spacing w:after="0" w:line="259" w:lineRule="auto"/>
+              <w:jc w:val="center"/>
             </w:pPr>
             <w:r>
               <w:rPr>
                 <w:b w:val="0"/>
-                <w:sz w:val="19"/>
-              </w:rPr>
-              <w:t>A2</w:t>
-            </w:r>
-          </w:p>
-        </w:tc>
-        <w:tc>
-          <w:tcPr>
-            <w:tcW w:type="dxa" w:w="5272"/>
+                <w:color w:val="000000"/>
+                <w:sz w:val="20"/>
+              </w:rPr>
+              <w:t>A</w:t>
+            </w:r>
+          </w:p>
+        </w:tc>
+        <w:tc>
+          <w:tcPr>
+            <w:tcW w:type="dxa" w:w="6191"/>
             <w:vAlign w:val="center"/>
             <w:shd w:fill="FFFFFF"/>
             <w:tcMar>
               <w:top w:w="90" w:type="dxa"/>
-              <w:left w:w="90" w:type="dxa"/>
-              <w:bottom w:w="90" w:type="dxa"/>
-              <w:right w:w="90" w:type="dxa"/>
-            </w:tcMar>
-          </w:tcPr>
-          <w:p>
-            <w:pPr>
-              <w:keepNext w:val="0"/>
-              <w:spacing w:after="60"/>
+              <w:bottom w:w="90" w:type="dxa"/>
+              <w:left w:w="110" w:type="dxa"/>
+              <w:right w:w="110" w:type="dxa"/>
+            </w:tcMar>
+          </w:tcPr>
+          <w:p>
+            <w:pPr>
+              <w:spacing w:after="0" w:line="259" w:lineRule="auto"/>
             </w:pPr>
             <w:r>
               <w:rPr>
                 <w:b w:val="0"/>
-                <w:sz w:val="19"/>
-              </w:rPr>
-              <w:t>IPIP BFM 25 opsional untuk konteks wawancara</w:t>
-            </w:r>
-          </w:p>
-        </w:tc>
-        <w:tc>
-          <w:tcPr>
-            <w:tcW w:type="dxa" w:w="850"/>
+                <w:color w:val="000000"/>
+                <w:sz w:val="20"/>
+              </w:rPr>
+              <w:t>Penalaran kerja</w:t>
+            </w:r>
+          </w:p>
+        </w:tc>
+        <w:tc>
+          <w:tcPr>
+            <w:tcW w:type="dxa" w:w="2381"/>
             <w:vAlign w:val="center"/>
             <w:shd w:fill="FFFFFF"/>
             <w:tcMar>
               <w:top w:w="90" w:type="dxa"/>
-              <w:left w:w="90" w:type="dxa"/>
-              <w:bottom w:w="90" w:type="dxa"/>
-              <w:right w:w="90" w:type="dxa"/>
-            </w:tcMar>
-          </w:tcPr>
-          <w:p>
-            <w:pPr>
-              <w:keepNext w:val="0"/>
-              <w:spacing w:after="60"/>
+              <w:bottom w:w="90" w:type="dxa"/>
+              <w:left w:w="110" w:type="dxa"/>
+              <w:right w:w="110" w:type="dxa"/>
+            </w:tcMar>
+          </w:tcPr>
+          <w:p>
+            <w:pPr>
+              <w:spacing w:after="0" w:line="259" w:lineRule="auto"/>
+              <w:jc w:val="center"/>
             </w:pPr>
             <w:r>
               <w:rPr>
                 <w:b w:val="0"/>
-                <w:sz w:val="19"/>
-              </w:rPr>
-              <w:t>1</w:t>
-            </w:r>
-          </w:p>
-        </w:tc>
-        <w:tc>
-          <w:tcPr>
-            <w:tcW w:type="dxa" w:w="2268"/>
+                <w:color w:val="000000"/>
+                <w:sz w:val="20"/>
+              </w:rPr>
+              <w:t>15 menit</w:t>
+            </w:r>
+          </w:p>
+        </w:tc>
+      </w:tr>
+      <w:tr>
+        <w:trPr>
+          <w:cantSplit/>
+        </w:trPr>
+        <w:tc>
+          <w:tcPr>
+            <w:tcW w:type="dxa" w:w="952"/>
+            <w:vAlign w:val="center"/>
+            <w:shd w:fill="F6F8FB"/>
+            <w:tcMar>
+              <w:top w:w="90" w:type="dxa"/>
+              <w:bottom w:w="90" w:type="dxa"/>
+              <w:left w:w="110" w:type="dxa"/>
+              <w:right w:w="110" w:type="dxa"/>
+            </w:tcMar>
+          </w:tcPr>
+          <w:p>
+            <w:pPr>
+              <w:spacing w:after="0" w:line="259" w:lineRule="auto"/>
+              <w:jc w:val="center"/>
+            </w:pPr>
+            <w:r>
+              <w:rPr>
+                <w:b w:val="0"/>
+                <w:color w:val="000000"/>
+                <w:sz w:val="20"/>
+              </w:rPr>
+              <w:t>A</w:t>
+            </w:r>
+          </w:p>
+        </w:tc>
+        <w:tc>
+          <w:tcPr>
+            <w:tcW w:type="dxa" w:w="6191"/>
+            <w:vAlign w:val="center"/>
+            <w:shd w:fill="F6F8FB"/>
+            <w:tcMar>
+              <w:top w:w="90" w:type="dxa"/>
+              <w:bottom w:w="90" w:type="dxa"/>
+              <w:left w:w="110" w:type="dxa"/>
+              <w:right w:w="110" w:type="dxa"/>
+            </w:tcMar>
+          </w:tcPr>
+          <w:p>
+            <w:pPr>
+              <w:spacing w:after="0" w:line="259" w:lineRule="auto"/>
+            </w:pPr>
+            <w:r>
+              <w:rPr>
+                <w:b w:val="0"/>
+                <w:color w:val="000000"/>
+                <w:sz w:val="20"/>
+              </w:rPr>
+              <w:t>Pemeriksaan dokumen</w:t>
+            </w:r>
+          </w:p>
+        </w:tc>
+        <w:tc>
+          <w:tcPr>
+            <w:tcW w:type="dxa" w:w="2381"/>
+            <w:vAlign w:val="center"/>
+            <w:shd w:fill="F6F8FB"/>
+            <w:tcMar>
+              <w:top w:w="90" w:type="dxa"/>
+              <w:bottom w:w="90" w:type="dxa"/>
+              <w:left w:w="110" w:type="dxa"/>
+              <w:right w:w="110" w:type="dxa"/>
+            </w:tcMar>
+          </w:tcPr>
+          <w:p>
+            <w:pPr>
+              <w:spacing w:after="0" w:line="259" w:lineRule="auto"/>
+              <w:jc w:val="center"/>
+            </w:pPr>
+            <w:r>
+              <w:rPr>
+                <w:b w:val="0"/>
+                <w:color w:val="000000"/>
+                <w:sz w:val="20"/>
+              </w:rPr>
+              <w:t>15 menit</w:t>
+            </w:r>
+          </w:p>
+        </w:tc>
+      </w:tr>
+      <w:tr>
+        <w:trPr>
+          <w:cantSplit/>
+        </w:trPr>
+        <w:tc>
+          <w:tcPr>
+            <w:tcW w:type="dxa" w:w="952"/>
             <w:vAlign w:val="center"/>
             <w:shd w:fill="FFFFFF"/>
             <w:tcMar>
               <w:top w:w="90" w:type="dxa"/>
-              <w:left w:w="90" w:type="dxa"/>
-              <w:bottom w:w="90" w:type="dxa"/>
-              <w:right w:w="90" w:type="dxa"/>
-            </w:tcMar>
-          </w:tcPr>
-          <w:p>
-            <w:pPr>
-              <w:keepNext w:val="0"/>
-              <w:spacing w:after="60"/>
+              <w:bottom w:w="90" w:type="dxa"/>
+              <w:left w:w="110" w:type="dxa"/>
+              <w:right w:w="110" w:type="dxa"/>
+            </w:tcMar>
+          </w:tcPr>
+          <w:p>
+            <w:pPr>
+              <w:spacing w:after="0" w:line="259" w:lineRule="auto"/>
+              <w:jc w:val="center"/>
             </w:pPr>
             <w:r>
               <w:rPr>
                 <w:b w:val="0"/>
-                <w:sz w:val="19"/>
+                <w:color w:val="000000"/>
+                <w:sz w:val="20"/>
+              </w:rPr>
+              <w:t>A</w:t>
+            </w:r>
+          </w:p>
+        </w:tc>
+        <w:tc>
+          <w:tcPr>
+            <w:tcW w:type="dxa" w:w="6191"/>
+            <w:vAlign w:val="center"/>
+            <w:shd w:fill="FFFFFF"/>
+            <w:tcMar>
+              <w:top w:w="90" w:type="dxa"/>
+              <w:bottom w:w="90" w:type="dxa"/>
+              <w:left w:w="110" w:type="dxa"/>
+              <w:right w:w="110" w:type="dxa"/>
+            </w:tcMar>
+          </w:tcPr>
+          <w:p>
+            <w:pPr>
+              <w:spacing w:after="0" w:line="259" w:lineRule="auto"/>
+            </w:pPr>
+            <w:r>
+              <w:rPr>
+                <w:b w:val="0"/>
+                <w:color w:val="000000"/>
+                <w:sz w:val="20"/>
+              </w:rPr>
+              <w:t>Situational judgment</w:t>
+            </w:r>
+          </w:p>
+        </w:tc>
+        <w:tc>
+          <w:tcPr>
+            <w:tcW w:type="dxa" w:w="2381"/>
+            <w:vAlign w:val="center"/>
+            <w:shd w:fill="FFFFFF"/>
+            <w:tcMar>
+              <w:top w:w="90" w:type="dxa"/>
+              <w:bottom w:w="90" w:type="dxa"/>
+              <w:left w:w="110" w:type="dxa"/>
+              <w:right w:w="110" w:type="dxa"/>
+            </w:tcMar>
+          </w:tcPr>
+          <w:p>
+            <w:pPr>
+              <w:spacing w:after="0" w:line="259" w:lineRule="auto"/>
+              <w:jc w:val="center"/>
+            </w:pPr>
+            <w:r>
+              <w:rPr>
+                <w:b w:val="0"/>
+                <w:color w:val="000000"/>
+                <w:sz w:val="20"/>
+              </w:rPr>
+              <w:t>10 menit</w:t>
+            </w:r>
+          </w:p>
+        </w:tc>
+      </w:tr>
+      <w:tr>
+        <w:trPr>
+          <w:cantSplit/>
+        </w:trPr>
+        <w:tc>
+          <w:tcPr>
+            <w:tcW w:type="dxa" w:w="952"/>
+            <w:vAlign w:val="center"/>
+            <w:shd w:fill="F6F8FB"/>
+            <w:tcMar>
+              <w:top w:w="90" w:type="dxa"/>
+              <w:bottom w:w="90" w:type="dxa"/>
+              <w:left w:w="110" w:type="dxa"/>
+              <w:right w:w="110" w:type="dxa"/>
+            </w:tcMar>
+          </w:tcPr>
+          <w:p>
+            <w:pPr>
+              <w:spacing w:after="0" w:line="259" w:lineRule="auto"/>
+              <w:jc w:val="center"/>
+            </w:pPr>
+            <w:r>
+              <w:rPr>
+                <w:b w:val="0"/>
+                <w:color w:val="000000"/>
+                <w:sz w:val="20"/>
+              </w:rPr>
+              <w:t>A</w:t>
+            </w:r>
+          </w:p>
+        </w:tc>
+        <w:tc>
+          <w:tcPr>
+            <w:tcW w:type="dxa" w:w="6191"/>
+            <w:vAlign w:val="center"/>
+            <w:shd w:fill="F6F8FB"/>
+            <w:tcMar>
+              <w:top w:w="90" w:type="dxa"/>
+              <w:bottom w:w="90" w:type="dxa"/>
+              <w:left w:w="110" w:type="dxa"/>
+              <w:right w:w="110" w:type="dxa"/>
+            </w:tcMar>
+          </w:tcPr>
+          <w:p>
+            <w:pPr>
+              <w:spacing w:after="0" w:line="259" w:lineRule="auto"/>
+            </w:pPr>
+            <w:r>
+              <w:rPr>
+                <w:b w:val="0"/>
+                <w:color w:val="000000"/>
+                <w:sz w:val="20"/>
+              </w:rPr>
+              <w:t>Kecenderungan perilaku</w:t>
+            </w:r>
+          </w:p>
+        </w:tc>
+        <w:tc>
+          <w:tcPr>
+            <w:tcW w:type="dxa" w:w="2381"/>
+            <w:vAlign w:val="center"/>
+            <w:shd w:fill="F6F8FB"/>
+            <w:tcMar>
+              <w:top w:w="90" w:type="dxa"/>
+              <w:bottom w:w="90" w:type="dxa"/>
+              <w:left w:w="110" w:type="dxa"/>
+              <w:right w:w="110" w:type="dxa"/>
+            </w:tcMar>
+          </w:tcPr>
+          <w:p>
+            <w:pPr>
+              <w:spacing w:after="0" w:line="259" w:lineRule="auto"/>
+              <w:jc w:val="center"/>
+            </w:pPr>
+            <w:r>
+              <w:rPr>
+                <w:b w:val="0"/>
+                <w:color w:val="000000"/>
+                <w:sz w:val="20"/>
               </w:rPr>
               <w:t>7 menit</w:t>
+            </w:r>
+          </w:p>
+        </w:tc>
+      </w:tr>
+      <w:tr>
+        <w:trPr>
+          <w:cantSplit/>
+        </w:trPr>
+        <w:tc>
+          <w:tcPr>
+            <w:tcW w:type="dxa" w:w="952"/>
+            <w:vAlign w:val="center"/>
+            <w:shd w:fill="FFFFFF"/>
+            <w:tcMar>
+              <w:top w:w="90" w:type="dxa"/>
+              <w:bottom w:w="90" w:type="dxa"/>
+              <w:left w:w="110" w:type="dxa"/>
+              <w:right w:w="110" w:type="dxa"/>
+            </w:tcMar>
+          </w:tcPr>
+          <w:p>
+            <w:pPr>
+              <w:spacing w:after="0" w:line="259" w:lineRule="auto"/>
+              <w:jc w:val="center"/>
+            </w:pPr>
+            <w:r>
+              <w:rPr>
+                <w:b w:val="0"/>
+                <w:color w:val="000000"/>
+                <w:sz w:val="20"/>
+              </w:rPr>
+              <w:t>B</w:t>
+            </w:r>
+          </w:p>
+        </w:tc>
+        <w:tc>
+          <w:tcPr>
+            <w:tcW w:type="dxa" w:w="6191"/>
+            <w:vAlign w:val="center"/>
+            <w:shd w:fill="FFFFFF"/>
+            <w:tcMar>
+              <w:top w:w="90" w:type="dxa"/>
+              <w:bottom w:w="90" w:type="dxa"/>
+              <w:left w:w="110" w:type="dxa"/>
+              <w:right w:w="110" w:type="dxa"/>
+            </w:tcMar>
+          </w:tcPr>
+          <w:p>
+            <w:pPr>
+              <w:spacing w:after="0" w:line="259" w:lineRule="auto"/>
+            </w:pPr>
+            <w:r>
+              <w:rPr>
+                <w:b w:val="0"/>
+                <w:color w:val="000000"/>
+                <w:sz w:val="20"/>
+              </w:rPr>
+              <w:t>Penalaran paralel</w:t>
+            </w:r>
+          </w:p>
+        </w:tc>
+        <w:tc>
+          <w:tcPr>
+            <w:tcW w:type="dxa" w:w="2381"/>
+            <w:vAlign w:val="center"/>
+            <w:shd w:fill="FFFFFF"/>
+            <w:tcMar>
+              <w:top w:w="90" w:type="dxa"/>
+              <w:bottom w:w="90" w:type="dxa"/>
+              <w:left w:w="110" w:type="dxa"/>
+              <w:right w:w="110" w:type="dxa"/>
+            </w:tcMar>
+          </w:tcPr>
+          <w:p>
+            <w:pPr>
+              <w:spacing w:after="0" w:line="259" w:lineRule="auto"/>
+              <w:jc w:val="center"/>
+            </w:pPr>
+            <w:r>
+              <w:rPr>
+                <w:b w:val="0"/>
+                <w:color w:val="000000"/>
+                <w:sz w:val="20"/>
+              </w:rPr>
+              <w:t>5 menit</w:t>
+            </w:r>
+          </w:p>
+        </w:tc>
+      </w:tr>
+      <w:tr>
+        <w:trPr>
+          <w:cantSplit/>
+        </w:trPr>
+        <w:tc>
+          <w:tcPr>
+            <w:tcW w:type="dxa" w:w="952"/>
+            <w:vAlign w:val="center"/>
+            <w:shd w:fill="F6F8FB"/>
+            <w:tcMar>
+              <w:top w:w="90" w:type="dxa"/>
+              <w:bottom w:w="90" w:type="dxa"/>
+              <w:left w:w="110" w:type="dxa"/>
+              <w:right w:w="110" w:type="dxa"/>
+            </w:tcMar>
+          </w:tcPr>
+          <w:p>
+            <w:pPr>
+              <w:spacing w:after="0" w:line="259" w:lineRule="auto"/>
+              <w:jc w:val="center"/>
+            </w:pPr>
+            <w:r>
+              <w:rPr>
+                <w:b w:val="0"/>
+                <w:color w:val="000000"/>
+                <w:sz w:val="20"/>
+              </w:rPr>
+              <w:t>B</w:t>
+            </w:r>
+          </w:p>
+        </w:tc>
+        <w:tc>
+          <w:tcPr>
+            <w:tcW w:type="dxa" w:w="6191"/>
+            <w:vAlign w:val="center"/>
+            <w:shd w:fill="F6F8FB"/>
+            <w:tcMar>
+              <w:top w:w="90" w:type="dxa"/>
+              <w:bottom w:w="90" w:type="dxa"/>
+              <w:left w:w="110" w:type="dxa"/>
+              <w:right w:w="110" w:type="dxa"/>
+            </w:tcMar>
+          </w:tcPr>
+          <w:p>
+            <w:pPr>
+              <w:spacing w:after="0" w:line="259" w:lineRule="auto"/>
+            </w:pPr>
+            <w:r>
+              <w:rPr>
+                <w:b w:val="0"/>
+                <w:color w:val="000000"/>
+                <w:sz w:val="20"/>
+              </w:rPr>
+              <w:t>Simulasi dinamis</w:t>
+            </w:r>
+          </w:p>
+        </w:tc>
+        <w:tc>
+          <w:tcPr>
+            <w:tcW w:type="dxa" w:w="2381"/>
+            <w:vAlign w:val="center"/>
+            <w:shd w:fill="F6F8FB"/>
+            <w:tcMar>
+              <w:top w:w="90" w:type="dxa"/>
+              <w:bottom w:w="90" w:type="dxa"/>
+              <w:left w:w="110" w:type="dxa"/>
+              <w:right w:w="110" w:type="dxa"/>
+            </w:tcMar>
+          </w:tcPr>
+          <w:p>
+            <w:pPr>
+              <w:spacing w:after="0" w:line="259" w:lineRule="auto"/>
+              <w:jc w:val="center"/>
+            </w:pPr>
+            <w:r>
+              <w:rPr>
+                <w:b w:val="0"/>
+                <w:color w:val="000000"/>
+                <w:sz w:val="20"/>
+              </w:rPr>
+              <w:t>8 menit</w:t>
+            </w:r>
+          </w:p>
+        </w:tc>
+      </w:tr>
+      <w:tr>
+        <w:trPr>
+          <w:cantSplit/>
+        </w:trPr>
+        <w:tc>
+          <w:tcPr>
+            <w:tcW w:type="dxa" w:w="952"/>
+            <w:vAlign w:val="center"/>
+            <w:shd w:fill="FFFFFF"/>
+            <w:tcMar>
+              <w:top w:w="90" w:type="dxa"/>
+              <w:bottom w:w="90" w:type="dxa"/>
+              <w:left w:w="110" w:type="dxa"/>
+              <w:right w:w="110" w:type="dxa"/>
+            </w:tcMar>
+          </w:tcPr>
+          <w:p>
+            <w:pPr>
+              <w:spacing w:after="0" w:line="259" w:lineRule="auto"/>
+              <w:jc w:val="center"/>
+            </w:pPr>
+            <w:r>
+              <w:rPr>
+                <w:b w:val="0"/>
+                <w:color w:val="000000"/>
+                <w:sz w:val="20"/>
+              </w:rPr>
+              <w:t>B</w:t>
+            </w:r>
+          </w:p>
+        </w:tc>
+        <w:tc>
+          <w:tcPr>
+            <w:tcW w:type="dxa" w:w="6191"/>
+            <w:vAlign w:val="center"/>
+            <w:shd w:fill="FFFFFF"/>
+            <w:tcMar>
+              <w:top w:w="90" w:type="dxa"/>
+              <w:bottom w:w="90" w:type="dxa"/>
+              <w:left w:w="110" w:type="dxa"/>
+              <w:right w:w="110" w:type="dxa"/>
+            </w:tcMar>
+          </w:tcPr>
+          <w:p>
+            <w:pPr>
+              <w:spacing w:after="0" w:line="259" w:lineRule="auto"/>
+            </w:pPr>
+            <w:r>
+              <w:rPr>
+                <w:b w:val="0"/>
+                <w:color w:val="000000"/>
+                <w:sz w:val="20"/>
+              </w:rPr>
+              <w:t>Probe konsistensi</w:t>
+            </w:r>
+          </w:p>
+        </w:tc>
+        <w:tc>
+          <w:tcPr>
+            <w:tcW w:type="dxa" w:w="2381"/>
+            <w:vAlign w:val="center"/>
+            <w:shd w:fill="FFFFFF"/>
+            <w:tcMar>
+              <w:top w:w="90" w:type="dxa"/>
+              <w:bottom w:w="90" w:type="dxa"/>
+              <w:left w:w="110" w:type="dxa"/>
+              <w:right w:w="110" w:type="dxa"/>
+            </w:tcMar>
+          </w:tcPr>
+          <w:p>
+            <w:pPr>
+              <w:spacing w:after="0" w:line="259" w:lineRule="auto"/>
+              <w:jc w:val="center"/>
+            </w:pPr>
+            <w:r>
+              <w:rPr>
+                <w:b w:val="0"/>
+                <w:color w:val="000000"/>
+                <w:sz w:val="20"/>
+              </w:rPr>
+              <w:t>5 menit</w:t>
             </w:r>
           </w:p>
         </w:tc>
       </w:tr>
     </w:tbl>
     <w:p>
-      <w:pPr>
-        <w:spacing w:after="40"/>
-      </w:pPr>
+      <w:pPr/>
+      <w:r>
+        <w:t>Durasi di atas mengikuti paket bawaan saat edisi ini diperbarui. HR dapat menyesuaikan durasi penugasan untuk akomodasi; ikuti durasi yang tampil pada sesi masing-masing. Kecenderungan perilaku sudah menjadi bagian terakhir Form A dan tidak ditugaskan sebagai Form A2 terpisah pada paket baru. Catatan kondisi diisi setelah Form B selesai dan tidak dihitung sebagai tahap tes pada paket baru.</w:t>
+      </w:r>
     </w:p>
     <w:p>
       <w:pPr>
@@ -4615,13 +5207,31 @@
     <w:p>
       <w:pPr/>
       <w:r>
-        <w:t>Buka Tes teknis online, periksa paket, versi, waktu buka, dan tenggat, lalu pilih Buka tes. Jika Jadwal belum dibuka tampil, tunggu waktu yang tercantum. Gunakan JavaScript, koneksi stabil, dan satu tab pengerjaan. Baca aturan, centang persetujuan, lalu klik Konfirmasi kesiapan.</w:t>
-      </w:r>
-    </w:p>
-    <w:p>
-      <w:pPr/>
-      <w:r>
-        <w:t>Kerjakan sendiri tanpa internet, AI, bank soal, atau bantuan orang lain. Kalkulator sederhana dan kertas kosong diperbolehkan pada soal numerik. Jangan menyalin, memotret, atau membagikan soal. Laporkan kebutuhan akomodasi dan gangguan kepada HR melalui kontak rekrutmen atau Privasi &amp; bantuan.</w:t>
+        <w:t>Buka Tes Teknis, periksa nama paket, waktu pengerjaan, total tahap, waktu buka, dan tenggat, lalu pilih Buka tes. Halaman kandidat menampilkan waktu pengerjaan dan total tahap tanpa versi paket. Jika Jadwal belum dibuka tampil, tunggu waktu yang tercantum. Gunakan JavaScript, koneksi stabil, dan satu tab pengerjaan.</w:t>
+      </w:r>
+    </w:p>
+    <w:p>
+      <w:pPr/>
+      <w:r>
+        <w:t>Pada Pernyataan persetujuan, baca pernyataan berikut sebelum mengonfirmasi kesiapan.</w:t>
+      </w:r>
+    </w:p>
+    <w:p>
+      <w:pPr/>
+      <w:r>
+        <w:t>Saya menyatakan telah membaca dan memahami seluruh ketentuan pelaksanaan tes teknis. Saya berkomitmen untuk mengerjakan tes secara mandiri sesuai dengan aturan yang berlaku dan memberikan informasi yang benar mengenai kondisi pengerjaan, termasuk apabila terjadi gangguan teknis atau kendala lainnya.</w:t>
+      </w:r>
+    </w:p>
+    <w:p>
+      <w:pPr/>
+      <w:r>
+        <w:t>Saya memahami bahwa aktivitas selama pengerjaan tes dapat dicatat oleh sistem untuk keperluan evaluasi dan klarifikasi, tetapi catatan tersebut tidak secara otomatis membuktikan adanya kecurangan.</w:t>
+      </w:r>
+    </w:p>
+    <w:p>
+      <w:pPr/>
+      <w:r>
+        <w:t>Baca Privasi dan retensi data bila diperlukan, centang Saya menyetujui pernyataan di atas, lalu klik Konfirmasi kesiapan. Laporkan kebutuhan akomodasi dan gangguan kepada HR melalui kontak rekrutmen atau Privasi &amp; bantuan.</w:t>
       </w:r>
     </w:p>
     <w:p>
@@ -4641,13 +5251,13 @@
     <w:p>
       <w:pPr/>
       <w:r>
-        <w:t>1. Baca judul tahap, alokasi waktu, materi, dan batas penugasan. Form A terdiri dari orientasi, penalaran kerja, pemeriksaan dokumen, dan situational judgment. Form A2 berisi pertanyaan kecenderungan perilaku.</w:t>
-      </w:r>
-    </w:p>
-    <w:p>
-      <w:pPr/>
-      <w:r>
-        <w:t>2. Pada Form A atau A2, klik Mulai sesuai judul tahap. Pada Form B, konfirmasikan kesiapan lalu tunggu assessor membuka tahap; halaman diperbarui otomatis.</w:t>
+        <w:t>1. Baca judul tahap, alokasi waktu, materi, dan batas penugasan. Form A dimulai dari Penalaran kerja dan diakhiri Kecenderungan perilaku.</w:t>
+      </w:r>
+    </w:p>
+    <w:p>
+      <w:pPr/>
+      <w:r>
+        <w:t>2. Klik Mulai sesuai judul tahap saat siap. Setelah seluruh tahap Form A dikunci, kembali ke daftar tes dan buka Form B. Form B memerlukan penugasan tersendiri, jadwal yang sudah dibuka, serta konfirmasi kesiapan; kandidat dapat memulai setiap tahap tanpa menunggu assessor.</w:t>
       </w:r>
     </w:p>
     <w:p>
@@ -4659,7 +5269,7 @@
     <w:p>
       <w:pPr/>
       <w:r>
-        <w:t>4. Periksa jawaban sebelum memilih Selesaikan dan kunci tahap. Jika assessor akan mengunci tahap Form B, pastikan perubahan sudah tersimpan terlebih dahulu.</w:t>
+        <w:t>4. Periksa jawaban sebelum memilih Selesaikan dan kunci tahap. Pada Penalaran paralel Form B, jawab seluruh soal B01 sampai B04, lalu tekan Next untuk mengunci pilihan dan membuka penjelasan proses. Pada Simulasi dinamis, isi empat kolom pada setiap prioritas, lalu tekan Lanjut untuk mengunci jawaban awal dan membuka fakta baru. Gunakan sisa waktu tahap yang sama untuk jawaban lanjutan; timer tidak dimulai ulang.</w:t>
       </w:r>
     </w:p>
     <w:p>
@@ -4671,7 +5281,19 @@
     <w:p>
       <w:pPr/>
       <w:r>
-        <w:t>6. Setelah muncul Jawaban tes telah dikunci, isi Catatan kondisi dan konfirmasi mengenai gangguan, akomodasi, atau pekerjaan yang belum selesai. Centang konfirmasi lalu klik Simpan catatan dan konfirmasi. Skor dan kunci tidak ditampilkan kepada kandidat.</w:t>
+        <w:t>6. Pada Kecenderungan perilaku Form A, peringatan Sisa waktu 2 menit muncul ketika waktu tahap tersisa dua menit. Timer tetap berjalan saat peringatan ditampilkan; lanjutkan pengerjaan segera.</w:t>
+      </w:r>
+    </w:p>
+    <w:p>
+      <w:pPr/>
+      <w:r>
+        <w:t>7. Setelah Form A dikunci, lanjutkan Form B sesuai penugasan. Setelah seluruh soal Form B dikunci, isi Catatan kondisi dan konfirmasi: gangguan teknis beserta waktu, bagian, dan dampaknya; bagian yang tidak selesai karena waktu; serta kondisi lain yang relevan untuk menafsirkan hasil. Setiap isian menerima maksimal 2.000 karakter.</w:t>
+      </w:r>
+    </w:p>
+    <w:p>
+      <w:pPr/>
+      <w:r>
+        <w:t>8. Centang konfirmasi pengerjaan mandiri dan kondisi yang dilaporkan, lalu klik Simpan catatan dan konfirmasi. Pastikan pesan tersimpan muncul. Skor dan kunci hanya tersedia bagi assessor.</w:t>
       </w:r>
     </w:p>
     <w:p>
@@ -4691,7 +5313,7 @@
     <w:p>
       <w:pPr/>
       <w:r>
-        <w:t>2. Pilih Paket asesmen Form A, B, atau A2. Periksa tahapan dan isi Durasi per tahap dalam detik, masing-masing 60 sampai 7.200 detik.</w:t>
+        <w:t>2. Pilih Paket asesmen Form A atau Form B. Periksa nama dan isi tahapan, lalu isi Durasi per tahap dalam detik, masing-masing 60 sampai 7.200 detik. Gunakan Edit nama paket dan soal bila perlu menyesuaikan teks untuk penugasan baru; lihat bagian 6.8.</w:t>
       </w:r>
     </w:p>
     <w:p>
@@ -4715,7 +5337,7 @@
     <w:p>
       <w:pPr/>
       <w:r>
-        <w:t>Penugasan dengan lamaran, Form, dan versi yang sama dilewati tanpa mengubah jawaban, durasi, atau jadwal lama. Mengulang pemilihan bukan cara memperbarui penugasan. Form A2 bersifat opsional untuk konteks wawancara dan bukan penentu kelulusan.</w:t>
+        <w:t>Penugasan dengan lamaran, Form, dan versi yang sama dilewati tanpa mengubah jawaban, durasi, atau jadwal lama. Mengulang pemilihan bukan cara memperbarui penugasan. Buat penugasan Form A dan Form B secara terpisah bila keduanya diperlukan, lalu beri waktu yang cukup agar kandidat menyelesaikan Form A sebelum tenggat Form B. Kecenderungan perilaku dalam Form A digunakan untuk konteks wawancara dan bukan penentu kelulusan.</w:t>
       </w:r>
     </w:p>
     <w:p>
@@ -4723,7 +5345,7 @@
         <w:pStyle w:val="3"/>
       </w:pPr>
       <w:r>
-        <w:t>6.4 Mengendalikan sesi langsung Form B</w:t>
+        <w:t>6.4 Memantau Form B dan memakai kontrol assessor</w:t>
       </w:r>
     </w:p>
     <w:p>
@@ -4735,13 +5357,13 @@
     <w:p>
       <w:pPr/>
       <w:r>
-        <w:t>2. Periksa Kesiapan kandidat. Kandidat harus menyelesaikan Konfirmasi kesiapan sebelum sesi dimulai.</w:t>
-      </w:r>
-    </w:p>
-    <w:p>
-      <w:pPr/>
-      <w:r>
-        <w:t>3. Pada tahap yang belum dimulai, centang kesiapan kandidat dan assessor lalu klik Mulai tahap untuk kandidat. Timer dimulai dan halaman kandidat diperbarui otomatis.</w:t>
+        <w:t>2. Periksa penyelesaian Form A, Kesiapan kandidat, dan jadwal. Kandidat harus menyelesaikan Form A serta Konfirmasi kesiapan sebelum memulai Form B.</w:t>
+      </w:r>
+    </w:p>
+    <w:p>
+      <w:pPr/>
+      <w:r>
+        <w:t>3. Kandidat dapat menekan Mulai pada halamannya sendiri. Jika diperlukan untuk pendampingan, assessor dapat mencentang kesiapan kandidat dan assessor lalu menekan Mulai tahap untuk kandidat pada tahap yang belum dimulai. Timer dimulai saat tahap dibuka dan halaman kandidat diperbarui otomatis.</w:t>
       </w:r>
     </w:p>
     <w:p>
@@ -4753,7 +5375,7 @@
     <w:p>
       <w:pPr/>
       <w:r>
-        <w:t>5. Buka tahap berikutnya secara berurutan. Fakta baru hanya dibuka setelah keputusan awal dikunci. Gunakan Perbarui status sesi untuk melihat kondisi terbaru.</w:t>
+        <w:t>5. Pantau tahap secara berurutan melalui Perbarui status sesi. Pada Penalaran paralel, kandidat mengunci B01 sampai B04 melalui Next sebelum mengisi penjelasan proses. Pada Simulasi dinamis, kandidat menekan Lanjut untuk mengunci prioritas dan membuka fakta baru dalam tahap yang sama. Setelah Probe konsistensi selesai, kandidat mengisi catatan kondisi.</w:t>
       </w:r>
     </w:p>
     <w:p>
@@ -4817,7 +5439,7 @@
     <w:p>
       <w:pPr/>
       <w:r>
-        <w:t>IPP Form A merupakan indeks prioritas pilot untuk membantu review dan verifikasi, bukan keputusan kelulusan otomatis. Form A2 digunakan sebagai konteks wawancara. Pertimbangkan jawaban, bukti proses, dan kondisi pengerjaan ketika menilai hasil.</w:t>
+        <w:t>IPP Form A merupakan indeks prioritas pilot untuk membantu review dan verifikasi, bukan keputusan kelulusan otomatis. Kecenderungan perilaku dalam Form A digunakan sebagai konteks wawancara. Pertimbangkan jawaban, bukti proses, dan kondisi pengerjaan ketika menilai hasil. Aktivitas berpindah tab atau keluar layar penuh memerlukan klarifikasi dan tidak otomatis membuktikan kecurangan.</w:t>
       </w:r>
     </w:p>
     <w:p>
@@ -4899,6 +5521,76 @@
       <w:pPr/>
       <w:r>
         <w:t>Jika muncul File soal belum diunggah oleh HR, hubungi HR untuk petunjuk tugas. Jangan mengasumsikan soal sudah tersedia hanya karena lamaran telah dibuat.</w:t>
+      </w:r>
+    </w:p>
+    <w:p>
+      <w:pPr>
+        <w:pStyle w:val="3"/>
+      </w:pPr>
+      <w:r>
+        <w:t>6.8 Mengedit nama paket dan soal</w:t>
+      </w:r>
+    </w:p>
+    <w:p>
+      <w:pPr/>
+      <w:r>
+        <w:t>1. Buka Tes teknis online lalu Pengaturan &amp; penugasan. Pilih Paket asesmen yang ingin diperbarui.</w:t>
+      </w:r>
+    </w:p>
+    <w:p>
+      <w:pPr/>
+      <w:r>
+        <w:t>2. Buka Edit nama paket dan soal. Ubah Nama paket tes bila diperlukan.</w:t>
+      </w:r>
+    </w:p>
+    <w:p>
+      <w:pPr/>
+      <w:r>
+        <w:t>3. Buka tahap terkait, lalu perbarui Judul tahap, Judul soal, atau Teks pertanyaan sesuai kebutuhan. Nama paket, judul tahap, dan judul soal maksimal 255 karakter; teks pertanyaan maksimal 5.000 karakter.</w:t>
+      </w:r>
+    </w:p>
+    <w:p>
+      <w:pPr/>
+      <w:r>
+        <w:t>4. Klik Simpan perubahan paket dan pastikan pesan berhasil muncul. Periksa kembali paket serta durasi sebelum membuat penugasan.</w:t>
+      </w:r>
+    </w:p>
+    <w:p>
+      <w:pPr/>
+      <w:r>
+        <w:t>Perubahan hanya berlaku bagi penugasan baru. Sesi yang sudah ditugaskan tetap memakai materi yang tersimpan saat penugasan dibuat. Fitur ini mengubah nama dan teks pertanyaan; pilihan jawaban, kunci, rubrik, serta susunan tahap tidak diedit melalui formulir tersebut. Periksa kesesuaian perubahan agar arti soal tetap selaras dengan pilihan dan rubriknya.</w:t>
+      </w:r>
+    </w:p>
+    <w:p>
+      <w:pPr>
+        <w:pStyle w:val="3"/>
+      </w:pPr>
+      <w:r>
+        <w:t>6.9 Menghapus penugasan dan hasil tes teknis</w:t>
+      </w:r>
+    </w:p>
+    <w:p>
+      <w:pPr/>
+      <w:r>
+        <w:t>1. Buka Hasil &amp; sesi kandidat, cari nama atau email, lalu pilih Buka sesi / hasil.</w:t>
+      </w:r>
+    </w:p>
+    <w:p>
+      <w:pPr/>
+      <w:r>
+        <w:t>2. Periksa identitas, Form, versi penugasan, serta status sesi. Klik Hapus hasil tes hanya jika seluruh data tes tersebut memang perlu dihapus.</w:t>
+      </w:r>
+    </w:p>
+    <w:p>
+      <w:pPr/>
+      <w:r>
+        <w:t>3. Baca ringkasan konfirmasi. Pilih Batal bila sasaran tidak sesuai, atau Ya, hapus hasil tes untuk melanjutkan.</w:t>
+      </w:r>
+    </w:p>
+    <w:p>
+      <w:pPr/>
+      <w:r>
+        <w:t>Penghapusan bersifat permanen dan mencakup penugasan, jawaban, skor, catatan kondisi, serta penilaian tes yang dipilih. Sesi yang sedang berjalan kehilangan akses. Akun, lamaran, tes lain, dan riwayat audit tetap tersimpan. Kandidat dapat ditugaskan ulang setelah penghapusan. Jangan memakai penghapusan untuk sekadar memperbarui tampilan; gunakan Perbarui status sesi.</w:t>
       </w:r>
     </w:p>
     <w:p>
@@ -5281,11 +5973,6 @@
       </w:tr>
     </w:tbl>
     <w:p>
-      <w:pPr>
-        <w:spacing w:after="40"/>
-      </w:pPr>
-    </w:p>
-    <w:p>
       <w:pPr/>
       <w:r>
         <w:t>Tenggat terlewati atau Revisi belum dikumpulkan menunjukkan perlunya tindak lanjut. Keduanya tidak berarti dokumen sudah terkirim.</w:t>
@@ -5719,11 +6406,6 @@
         </w:tc>
       </w:tr>
     </w:tbl>
-    <w:p>
-      <w:pPr>
-        <w:spacing w:after="40"/>
-      </w:pPr>
-    </w:p>
     <w:p>
       <w:pPr/>
       <w:r>
@@ -6307,11 +6989,6 @@
       </w:tr>
     </w:tbl>
     <w:p>
-      <w:pPr>
-        <w:spacing w:after="40"/>
-      </w:pPr>
-    </w:p>
-    <w:p>
       <w:pPr/>
       <w:r>
         <w:t>Kuota awal per lamaran adalah 500 MB, termasuk histori. Batas ini merupakan nilai awal kode, bukan konfirmasi pengaturan yang sedang berlaku pada server. Ikuti batas yang ditampilkan portal. Mengganti ekstensi nama file tidak mengubah format aslinya.</w:t>
@@ -6334,7 +7011,6 @@
     <w:tbl>
       <w:tblPr>
         <w:tblW w:type="auto" w:w="0"/>
-        <w:jc w:val="center"/>
         <w:tblLayout w:type="fixed"/>
         <w:tblLook w:firstColumn="1" w:firstRow="1" w:lastColumn="0" w:lastRow="0" w:noHBand="0" w:noVBand="1" w:val="04A0"/>
         <w:tblBorders>
@@ -6347,8 +7023,8 @@
         </w:tblBorders>
       </w:tblPr>
       <w:tblGrid>
-        <w:gridCol w:w="2835"/>
-        <w:gridCol w:w="6690"/>
+        <w:gridCol w:w="2857"/>
+        <w:gridCol w:w="6667"/>
       </w:tblGrid>
       <w:tr>
         <w:trPr>
@@ -6357,25 +7033,25 @@
         </w:trPr>
         <w:tc>
           <w:tcPr>
-            <w:tcW w:type="dxa" w:w="2835"/>
+            <w:tcW w:type="dxa" w:w="2857"/>
             <w:vAlign w:val="center"/>
             <w:shd w:fill="E8EDF5"/>
             <w:tcMar>
               <w:top w:w="90" w:type="dxa"/>
-              <w:left w:w="90" w:type="dxa"/>
-              <w:bottom w:w="90" w:type="dxa"/>
-              <w:right w:w="90" w:type="dxa"/>
-            </w:tcMar>
-          </w:tcPr>
-          <w:p>
-            <w:pPr>
-              <w:keepNext w:val="0"/>
-              <w:spacing w:after="60"/>
+              <w:bottom w:w="90" w:type="dxa"/>
+              <w:left w:w="110" w:type="dxa"/>
+              <w:right w:w="110" w:type="dxa"/>
+            </w:tcMar>
+          </w:tcPr>
+          <w:p>
+            <w:pPr>
+              <w:spacing w:after="0" w:line="259" w:lineRule="auto"/>
             </w:pPr>
             <w:r>
               <w:rPr>
                 <w:b/>
-                <w:sz w:val="19"/>
+                <w:color w:val="000000"/>
+                <w:sz w:val="20"/>
               </w:rPr>
               <w:t>Status atau tampilan</w:t>
             </w:r>
@@ -6383,25 +7059,25 @@
         </w:tc>
         <w:tc>
           <w:tcPr>
-            <w:tcW w:type="dxa" w:w="6690"/>
+            <w:tcW w:type="dxa" w:w="6667"/>
             <w:vAlign w:val="center"/>
             <w:shd w:fill="E8EDF5"/>
             <w:tcMar>
               <w:top w:w="90" w:type="dxa"/>
-              <w:left w:w="90" w:type="dxa"/>
-              <w:bottom w:w="90" w:type="dxa"/>
-              <w:right w:w="90" w:type="dxa"/>
-            </w:tcMar>
-          </w:tcPr>
-          <w:p>
-            <w:pPr>
-              <w:keepNext w:val="0"/>
-              <w:spacing w:after="60"/>
+              <w:bottom w:w="90" w:type="dxa"/>
+              <w:left w:w="110" w:type="dxa"/>
+              <w:right w:w="110" w:type="dxa"/>
+            </w:tcMar>
+          </w:tcPr>
+          <w:p>
+            <w:pPr>
+              <w:spacing w:after="0" w:line="259" w:lineRule="auto"/>
             </w:pPr>
             <w:r>
               <w:rPr>
                 <w:b/>
-                <w:sz w:val="19"/>
+                <w:color w:val="000000"/>
+                <w:sz w:val="20"/>
               </w:rPr>
               <w:t>Arti dan langkah berikutnya</w:t>
             </w:r>
@@ -6414,25 +7090,25 @@
         </w:trPr>
         <w:tc>
           <w:tcPr>
-            <w:tcW w:type="dxa" w:w="2835"/>
+            <w:tcW w:type="dxa" w:w="2857"/>
             <w:vAlign w:val="center"/>
             <w:shd w:fill="FFFFFF"/>
             <w:tcMar>
               <w:top w:w="90" w:type="dxa"/>
-              <w:left w:w="90" w:type="dxa"/>
-              <w:bottom w:w="90" w:type="dxa"/>
-              <w:right w:w="90" w:type="dxa"/>
-            </w:tcMar>
-          </w:tcPr>
-          <w:p>
-            <w:pPr>
-              <w:keepNext w:val="0"/>
-              <w:spacing w:after="60"/>
+              <w:bottom w:w="90" w:type="dxa"/>
+              <w:left w:w="110" w:type="dxa"/>
+              <w:right w:w="110" w:type="dxa"/>
+            </w:tcMar>
+          </w:tcPr>
+          <w:p>
+            <w:pPr>
+              <w:spacing w:after="0" w:line="259" w:lineRule="auto"/>
             </w:pPr>
             <w:r>
               <w:rPr>
                 <w:b w:val="0"/>
-                <w:sz w:val="19"/>
+                <w:color w:val="000000"/>
+                <w:sz w:val="20"/>
               </w:rPr>
               <w:t>Jadwal belum dibuka</w:t>
             </w:r>
@@ -6440,25 +7116,25 @@
         </w:tc>
         <w:tc>
           <w:tcPr>
-            <w:tcW w:type="dxa" w:w="6690"/>
+            <w:tcW w:type="dxa" w:w="6667"/>
             <w:vAlign w:val="center"/>
             <w:shd w:fill="FFFFFF"/>
             <w:tcMar>
               <w:top w:w="90" w:type="dxa"/>
-              <w:left w:w="90" w:type="dxa"/>
-              <w:bottom w:w="90" w:type="dxa"/>
-              <w:right w:w="90" w:type="dxa"/>
-            </w:tcMar>
-          </w:tcPr>
-          <w:p>
-            <w:pPr>
-              <w:keepNext w:val="0"/>
-              <w:spacing w:after="60"/>
+              <w:bottom w:w="90" w:type="dxa"/>
+              <w:left w:w="110" w:type="dxa"/>
+              <w:right w:w="110" w:type="dxa"/>
+            </w:tcMar>
+          </w:tcPr>
+          <w:p>
+            <w:pPr>
+              <w:spacing w:after="0" w:line="259" w:lineRule="auto"/>
             </w:pPr>
             <w:r>
               <w:rPr>
                 <w:b w:val="0"/>
-                <w:sz w:val="19"/>
+                <w:color w:val="000000"/>
+                <w:sz w:val="20"/>
               </w:rPr>
               <w:t>Tunggu waktu mulai sesuai zona waktu pada penugasan.</w:t>
             </w:r>
@@ -6471,53 +7147,53 @@
         </w:trPr>
         <w:tc>
           <w:tcPr>
-            <w:tcW w:type="dxa" w:w="2835"/>
-            <w:vAlign w:val="center"/>
-            <w:shd w:fill="F5F7FA"/>
-            <w:tcMar>
-              <w:top w:w="90" w:type="dxa"/>
-              <w:left w:w="90" w:type="dxa"/>
-              <w:bottom w:w="90" w:type="dxa"/>
-              <w:right w:w="90" w:type="dxa"/>
-            </w:tcMar>
-          </w:tcPr>
-          <w:p>
-            <w:pPr>
-              <w:keepNext w:val="0"/>
-              <w:spacing w:after="60"/>
+            <w:tcW w:type="dxa" w:w="2857"/>
+            <w:vAlign w:val="center"/>
+            <w:shd w:fill="F6F8FB"/>
+            <w:tcMar>
+              <w:top w:w="90" w:type="dxa"/>
+              <w:bottom w:w="90" w:type="dxa"/>
+              <w:left w:w="110" w:type="dxa"/>
+              <w:right w:w="110" w:type="dxa"/>
+            </w:tcMar>
+          </w:tcPr>
+          <w:p>
+            <w:pPr>
+              <w:spacing w:after="0" w:line="259" w:lineRule="auto"/>
             </w:pPr>
             <w:r>
               <w:rPr>
                 <w:b w:val="0"/>
-                <w:sz w:val="19"/>
-              </w:rPr>
-              <w:t>Menunggu assessor</w:t>
-            </w:r>
-          </w:p>
-        </w:tc>
-        <w:tc>
-          <w:tcPr>
-            <w:tcW w:type="dxa" w:w="6690"/>
-            <w:vAlign w:val="center"/>
-            <w:shd w:fill="F5F7FA"/>
-            <w:tcMar>
-              <w:top w:w="90" w:type="dxa"/>
-              <w:left w:w="90" w:type="dxa"/>
-              <w:bottom w:w="90" w:type="dxa"/>
-              <w:right w:w="90" w:type="dxa"/>
-            </w:tcMar>
-          </w:tcPr>
-          <w:p>
-            <w:pPr>
-              <w:keepNext w:val="0"/>
-              <w:spacing w:after="60"/>
+                <w:color w:val="000000"/>
+                <w:sz w:val="20"/>
+              </w:rPr>
+              <w:t>Terkunci karena Form A belum selesai</w:t>
+            </w:r>
+          </w:p>
+        </w:tc>
+        <w:tc>
+          <w:tcPr>
+            <w:tcW w:type="dxa" w:w="6667"/>
+            <w:vAlign w:val="center"/>
+            <w:shd w:fill="F6F8FB"/>
+            <w:tcMar>
+              <w:top w:w="90" w:type="dxa"/>
+              <w:bottom w:w="90" w:type="dxa"/>
+              <w:left w:w="110" w:type="dxa"/>
+              <w:right w:w="110" w:type="dxa"/>
+            </w:tcMar>
+          </w:tcPr>
+          <w:p>
+            <w:pPr>
+              <w:spacing w:after="0" w:line="259" w:lineRule="auto"/>
             </w:pPr>
             <w:r>
               <w:rPr>
                 <w:b w:val="0"/>
-                <w:sz w:val="19"/>
-              </w:rPr>
-              <w:t>Pada Form B, kandidat menunggu assessor membuka tahap setelah kesiapan dikonfirmasi.</w:t>
+                <w:color w:val="000000"/>
+                <w:sz w:val="20"/>
+              </w:rPr>
+              <w:t>Selesaikan seluruh tahap Form A terlebih dahulu sebelum memulai Form B. Jika Form A belum ditugaskan, hubungi HR.</w:t>
             </w:r>
           </w:p>
         </w:tc>
@@ -6528,25 +7204,25 @@
         </w:trPr>
         <w:tc>
           <w:tcPr>
-            <w:tcW w:type="dxa" w:w="2835"/>
+            <w:tcW w:type="dxa" w:w="2857"/>
             <w:vAlign w:val="center"/>
             <w:shd w:fill="FFFFFF"/>
             <w:tcMar>
               <w:top w:w="90" w:type="dxa"/>
-              <w:left w:w="90" w:type="dxa"/>
-              <w:bottom w:w="90" w:type="dxa"/>
-              <w:right w:w="90" w:type="dxa"/>
-            </w:tcMar>
-          </w:tcPr>
-          <w:p>
-            <w:pPr>
-              <w:keepNext w:val="0"/>
-              <w:spacing w:after="60"/>
+              <w:bottom w:w="90" w:type="dxa"/>
+              <w:left w:w="110" w:type="dxa"/>
+              <w:right w:w="110" w:type="dxa"/>
+            </w:tcMar>
+          </w:tcPr>
+          <w:p>
+            <w:pPr>
+              <w:spacing w:after="0" w:line="259" w:lineRule="auto"/>
             </w:pPr>
             <w:r>
               <w:rPr>
                 <w:b w:val="0"/>
-                <w:sz w:val="19"/>
+                <w:color w:val="000000"/>
+                <w:sz w:val="20"/>
               </w:rPr>
               <w:t>Menunggu atau berlangsung</w:t>
             </w:r>
@@ -6554,25 +7230,25 @@
         </w:tc>
         <w:tc>
           <w:tcPr>
-            <w:tcW w:type="dxa" w:w="6690"/>
+            <w:tcW w:type="dxa" w:w="6667"/>
             <w:vAlign w:val="center"/>
             <w:shd w:fill="FFFFFF"/>
             <w:tcMar>
               <w:top w:w="90" w:type="dxa"/>
-              <w:left w:w="90" w:type="dxa"/>
-              <w:bottom w:w="90" w:type="dxa"/>
-              <w:right w:w="90" w:type="dxa"/>
-            </w:tcMar>
-          </w:tcPr>
-          <w:p>
-            <w:pPr>
-              <w:keepNext w:val="0"/>
-              <w:spacing w:after="60"/>
+              <w:bottom w:w="90" w:type="dxa"/>
+              <w:left w:w="110" w:type="dxa"/>
+              <w:right w:w="110" w:type="dxa"/>
+            </w:tcMar>
+          </w:tcPr>
+          <w:p>
+            <w:pPr>
+              <w:spacing w:after="0" w:line="259" w:lineRule="auto"/>
             </w:pPr>
             <w:r>
               <w:rPr>
                 <w:b w:val="0"/>
-                <w:sz w:val="19"/>
+                <w:color w:val="000000"/>
+                <w:sz w:val="20"/>
               </w:rPr>
               <w:t>Tes belum selesai. Buka penugasan untuk memeriksa tahap dan indikator penyimpanan.</w:t>
             </w:r>
@@ -6585,25 +7261,25 @@
         </w:trPr>
         <w:tc>
           <w:tcPr>
-            <w:tcW w:type="dxa" w:w="2835"/>
-            <w:vAlign w:val="center"/>
-            <w:shd w:fill="F5F7FA"/>
-            <w:tcMar>
-              <w:top w:w="90" w:type="dxa"/>
-              <w:left w:w="90" w:type="dxa"/>
-              <w:bottom w:w="90" w:type="dxa"/>
-              <w:right w:w="90" w:type="dxa"/>
-            </w:tcMar>
-          </w:tcPr>
-          <w:p>
-            <w:pPr>
-              <w:keepNext w:val="0"/>
-              <w:spacing w:after="60"/>
+            <w:tcW w:type="dxa" w:w="2857"/>
+            <w:vAlign w:val="center"/>
+            <w:shd w:fill="F6F8FB"/>
+            <w:tcMar>
+              <w:top w:w="90" w:type="dxa"/>
+              <w:bottom w:w="90" w:type="dxa"/>
+              <w:left w:w="110" w:type="dxa"/>
+              <w:right w:w="110" w:type="dxa"/>
+            </w:tcMar>
+          </w:tcPr>
+          <w:p>
+            <w:pPr>
+              <w:spacing w:after="0" w:line="259" w:lineRule="auto"/>
             </w:pPr>
             <w:r>
               <w:rPr>
                 <w:b w:val="0"/>
-                <w:sz w:val="19"/>
+                <w:color w:val="000000"/>
+                <w:sz w:val="20"/>
               </w:rPr>
               <w:t>Tenggat berakhir</w:t>
             </w:r>
@@ -6611,25 +7287,25 @@
         </w:tc>
         <w:tc>
           <w:tcPr>
-            <w:tcW w:type="dxa" w:w="6690"/>
-            <w:vAlign w:val="center"/>
-            <w:shd w:fill="F5F7FA"/>
-            <w:tcMar>
-              <w:top w:w="90" w:type="dxa"/>
-              <w:left w:w="90" w:type="dxa"/>
-              <w:bottom w:w="90" w:type="dxa"/>
-              <w:right w:w="90" w:type="dxa"/>
-            </w:tcMar>
-          </w:tcPr>
-          <w:p>
-            <w:pPr>
-              <w:keepNext w:val="0"/>
-              <w:spacing w:after="60"/>
+            <w:tcW w:type="dxa" w:w="6667"/>
+            <w:vAlign w:val="center"/>
+            <w:shd w:fill="F6F8FB"/>
+            <w:tcMar>
+              <w:top w:w="90" w:type="dxa"/>
+              <w:bottom w:w="90" w:type="dxa"/>
+              <w:left w:w="110" w:type="dxa"/>
+              <w:right w:w="110" w:type="dxa"/>
+            </w:tcMar>
+          </w:tcPr>
+          <w:p>
+            <w:pPr>
+              <w:spacing w:after="0" w:line="259" w:lineRule="auto"/>
             </w:pPr>
             <w:r>
               <w:rPr>
                 <w:b w:val="0"/>
-                <w:sz w:val="19"/>
+                <w:color w:val="000000"/>
+                <w:sz w:val="20"/>
               </w:rPr>
               <w:t>Batas akhir telah lewat. Jawaban yang sudah tersimpan dipakai saat finalisasi; hubungi HR jika ada kendala.</w:t>
             </w:r>
@@ -6642,25 +7318,25 @@
         </w:trPr>
         <w:tc>
           <w:tcPr>
-            <w:tcW w:type="dxa" w:w="2835"/>
+            <w:tcW w:type="dxa" w:w="2857"/>
             <w:vAlign w:val="center"/>
             <w:shd w:fill="FFFFFF"/>
             <w:tcMar>
               <w:top w:w="90" w:type="dxa"/>
-              <w:left w:w="90" w:type="dxa"/>
-              <w:bottom w:w="90" w:type="dxa"/>
-              <w:right w:w="90" w:type="dxa"/>
-            </w:tcMar>
-          </w:tcPr>
-          <w:p>
-            <w:pPr>
-              <w:keepNext w:val="0"/>
-              <w:spacing w:after="60"/>
+              <w:bottom w:w="90" w:type="dxa"/>
+              <w:left w:w="110" w:type="dxa"/>
+              <w:right w:w="110" w:type="dxa"/>
+            </w:tcMar>
+          </w:tcPr>
+          <w:p>
+            <w:pPr>
+              <w:spacing w:after="0" w:line="259" w:lineRule="auto"/>
             </w:pPr>
             <w:r>
               <w:rPr>
                 <w:b w:val="0"/>
-                <w:sz w:val="19"/>
+                <w:color w:val="000000"/>
+                <w:sz w:val="20"/>
               </w:rPr>
               <w:t>Jawaban telah dikunci atau Selesai</w:t>
             </w:r>
@@ -6668,27 +7344,27 @@
         </w:tc>
         <w:tc>
           <w:tcPr>
-            <w:tcW w:type="dxa" w:w="6690"/>
+            <w:tcW w:type="dxa" w:w="6667"/>
             <w:vAlign w:val="center"/>
             <w:shd w:fill="FFFFFF"/>
             <w:tcMar>
               <w:top w:w="90" w:type="dxa"/>
-              <w:left w:w="90" w:type="dxa"/>
-              <w:bottom w:w="90" w:type="dxa"/>
-              <w:right w:w="90" w:type="dxa"/>
-            </w:tcMar>
-          </w:tcPr>
-          <w:p>
-            <w:pPr>
-              <w:keepNext w:val="0"/>
-              <w:spacing w:after="60"/>
+              <w:bottom w:w="90" w:type="dxa"/>
+              <w:left w:w="110" w:type="dxa"/>
+              <w:right w:w="110" w:type="dxa"/>
+            </w:tcMar>
+          </w:tcPr>
+          <w:p>
+            <w:pPr>
+              <w:spacing w:after="0" w:line="259" w:lineRule="auto"/>
             </w:pPr>
             <w:r>
               <w:rPr>
                 <w:b w:val="0"/>
-                <w:sz w:val="19"/>
-              </w:rPr>
-              <w:t>Seluruh tahap selesai atau batas tes telah berakhir. Jawaban tidak dapat diedit kembali; kandidat tes teknis online masih perlu mengisi catatan kondisi.</w:t>
+                <w:color w:val="000000"/>
+                <w:sz w:val="20"/>
+              </w:rPr>
+              <w:t>Seluruh tahap selesai atau batas tes telah berakhir. Jawaban tidak dapat diedit kembali. Setelah Form A, lanjutkan Form B sesuai penugasan; setelah Form B, simpan catatan kondisi dan konfirmasi.</w:t>
             </w:r>
           </w:p>
         </w:tc>
@@ -6699,53 +7375,53 @@
         </w:trPr>
         <w:tc>
           <w:tcPr>
-            <w:tcW w:type="dxa" w:w="2835"/>
-            <w:vAlign w:val="center"/>
-            <w:shd w:fill="F5F7FA"/>
-            <w:tcMar>
-              <w:top w:w="90" w:type="dxa"/>
-              <w:left w:w="90" w:type="dxa"/>
-              <w:bottom w:w="90" w:type="dxa"/>
-              <w:right w:w="90" w:type="dxa"/>
-            </w:tcMar>
-          </w:tcPr>
-          <w:p>
-            <w:pPr>
-              <w:keepNext w:val="0"/>
-              <w:spacing w:after="60"/>
+            <w:tcW w:type="dxa" w:w="2857"/>
+            <w:vAlign w:val="center"/>
+            <w:shd w:fill="F6F8FB"/>
+            <w:tcMar>
+              <w:top w:w="90" w:type="dxa"/>
+              <w:bottom w:w="90" w:type="dxa"/>
+              <w:left w:w="110" w:type="dxa"/>
+              <w:right w:w="110" w:type="dxa"/>
+            </w:tcMar>
+          </w:tcPr>
+          <w:p>
+            <w:pPr>
+              <w:spacing w:after="0" w:line="259" w:lineRule="auto"/>
             </w:pPr>
             <w:r>
               <w:rPr>
                 <w:b w:val="0"/>
-                <w:sz w:val="19"/>
-              </w:rPr>
-              <w:t>Formulir Draf</w:t>
-            </w:r>
-          </w:p>
-        </w:tc>
-        <w:tc>
-          <w:tcPr>
-            <w:tcW w:type="dxa" w:w="6690"/>
-            <w:vAlign w:val="center"/>
-            <w:shd w:fill="F5F7FA"/>
-            <w:tcMar>
-              <w:top w:w="90" w:type="dxa"/>
-              <w:left w:w="90" w:type="dxa"/>
-              <w:bottom w:w="90" w:type="dxa"/>
-              <w:right w:w="90" w:type="dxa"/>
-            </w:tcMar>
-          </w:tcPr>
-          <w:p>
-            <w:pPr>
-              <w:keepNext w:val="0"/>
-              <w:spacing w:after="60"/>
+                <w:color w:val="000000"/>
+                <w:sz w:val="20"/>
+              </w:rPr>
+              <w:t>Penguasaan Bidang belum tersedia</w:t>
+            </w:r>
+          </w:p>
+        </w:tc>
+        <w:tc>
+          <w:tcPr>
+            <w:tcW w:type="dxa" w:w="6667"/>
+            <w:vAlign w:val="center"/>
+            <w:shd w:fill="F6F8FB"/>
+            <w:tcMar>
+              <w:top w:w="90" w:type="dxa"/>
+              <w:bottom w:w="90" w:type="dxa"/>
+              <w:left w:w="110" w:type="dxa"/>
+              <w:right w:w="110" w:type="dxa"/>
+            </w:tcMar>
+          </w:tcPr>
+          <w:p>
+            <w:pPr>
+              <w:spacing w:after="0" w:line="259" w:lineRule="auto"/>
             </w:pPr>
             <w:r>
               <w:rPr>
                 <w:b w:val="0"/>
-                <w:sz w:val="19"/>
-              </w:rPr>
-              <w:t>Jawaban belum dikirim final. Lengkapi isian dan kirim sebelum tenggat.</w:t>
+                <w:color w:val="000000"/>
+                <w:sz w:val="20"/>
+              </w:rPr>
+              <w:t>Kategori masih dinonaktifkan; kerjakan Tes kompatibilitas yang sudah ditugaskan.</w:t>
             </w:r>
           </w:p>
         </w:tc>
@@ -6756,53 +7432,53 @@
         </w:trPr>
         <w:tc>
           <w:tcPr>
-            <w:tcW w:type="dxa" w:w="2835"/>
+            <w:tcW w:type="dxa" w:w="2857"/>
             <w:vAlign w:val="center"/>
             <w:shd w:fill="FFFFFF"/>
             <w:tcMar>
               <w:top w:w="90" w:type="dxa"/>
-              <w:left w:w="90" w:type="dxa"/>
-              <w:bottom w:w="90" w:type="dxa"/>
-              <w:right w:w="90" w:type="dxa"/>
-            </w:tcMar>
-          </w:tcPr>
-          <w:p>
-            <w:pPr>
-              <w:keepNext w:val="0"/>
-              <w:spacing w:after="60"/>
+              <w:bottom w:w="90" w:type="dxa"/>
+              <w:left w:w="110" w:type="dxa"/>
+              <w:right w:w="110" w:type="dxa"/>
+            </w:tcMar>
+          </w:tcPr>
+          <w:p>
+            <w:pPr>
+              <w:spacing w:after="0" w:line="259" w:lineRule="auto"/>
             </w:pPr>
             <w:r>
               <w:rPr>
                 <w:b w:val="0"/>
-                <w:sz w:val="19"/>
-              </w:rPr>
-              <w:t>Formulir Revisi diminta</w:t>
-            </w:r>
-          </w:p>
-        </w:tc>
-        <w:tc>
-          <w:tcPr>
-            <w:tcW w:type="dxa" w:w="6690"/>
+                <w:color w:val="000000"/>
+                <w:sz w:val="20"/>
+              </w:rPr>
+              <w:t>Formulir Draf</w:t>
+            </w:r>
+          </w:p>
+        </w:tc>
+        <w:tc>
+          <w:tcPr>
+            <w:tcW w:type="dxa" w:w="6667"/>
             <w:vAlign w:val="center"/>
             <w:shd w:fill="FFFFFF"/>
             <w:tcMar>
               <w:top w:w="90" w:type="dxa"/>
-              <w:left w:w="90" w:type="dxa"/>
-              <w:bottom w:w="90" w:type="dxa"/>
-              <w:right w:w="90" w:type="dxa"/>
-            </w:tcMar>
-          </w:tcPr>
-          <w:p>
-            <w:pPr>
-              <w:keepNext w:val="0"/>
-              <w:spacing w:after="60"/>
+              <w:bottom w:w="90" w:type="dxa"/>
+              <w:left w:w="110" w:type="dxa"/>
+              <w:right w:w="110" w:type="dxa"/>
+            </w:tcMar>
+          </w:tcPr>
+          <w:p>
+            <w:pPr>
+              <w:spacing w:after="0" w:line="259" w:lineRule="auto"/>
             </w:pPr>
             <w:r>
               <w:rPr>
                 <w:b w:val="0"/>
-                <w:sz w:val="19"/>
-              </w:rPr>
-              <w:t>Baca catatan HR dan kirim ulang sebelum tenggat revisi.</w:t>
+                <w:color w:val="000000"/>
+                <w:sz w:val="20"/>
+              </w:rPr>
+              <w:t>Jawaban belum dikirim final. Lengkapi isian dan kirim sebelum tenggat.</w:t>
             </w:r>
           </w:p>
         </w:tc>
@@ -6813,25 +7489,82 @@
         </w:trPr>
         <w:tc>
           <w:tcPr>
-            <w:tcW w:type="dxa" w:w="2835"/>
-            <w:vAlign w:val="center"/>
-            <w:shd w:fill="F5F7FA"/>
-            <w:tcMar>
-              <w:top w:w="90" w:type="dxa"/>
-              <w:left w:w="90" w:type="dxa"/>
-              <w:bottom w:w="90" w:type="dxa"/>
-              <w:right w:w="90" w:type="dxa"/>
-            </w:tcMar>
-          </w:tcPr>
-          <w:p>
-            <w:pPr>
-              <w:keepNext w:val="0"/>
-              <w:spacing w:after="60"/>
+            <w:tcW w:type="dxa" w:w="2857"/>
+            <w:vAlign w:val="center"/>
+            <w:shd w:fill="F6F8FB"/>
+            <w:tcMar>
+              <w:top w:w="90" w:type="dxa"/>
+              <w:bottom w:w="90" w:type="dxa"/>
+              <w:left w:w="110" w:type="dxa"/>
+              <w:right w:w="110" w:type="dxa"/>
+            </w:tcMar>
+          </w:tcPr>
+          <w:p>
+            <w:pPr>
+              <w:spacing w:after="0" w:line="259" w:lineRule="auto"/>
             </w:pPr>
             <w:r>
               <w:rPr>
                 <w:b w:val="0"/>
-                <w:sz w:val="19"/>
+                <w:color w:val="000000"/>
+                <w:sz w:val="20"/>
+              </w:rPr>
+              <w:t>Formulir Revisi diminta</w:t>
+            </w:r>
+          </w:p>
+        </w:tc>
+        <w:tc>
+          <w:tcPr>
+            <w:tcW w:type="dxa" w:w="6667"/>
+            <w:vAlign w:val="center"/>
+            <w:shd w:fill="F6F8FB"/>
+            <w:tcMar>
+              <w:top w:w="90" w:type="dxa"/>
+              <w:bottom w:w="90" w:type="dxa"/>
+              <w:left w:w="110" w:type="dxa"/>
+              <w:right w:w="110" w:type="dxa"/>
+            </w:tcMar>
+          </w:tcPr>
+          <w:p>
+            <w:pPr>
+              <w:spacing w:after="0" w:line="259" w:lineRule="auto"/>
+            </w:pPr>
+            <w:r>
+              <w:rPr>
+                <w:b w:val="0"/>
+                <w:color w:val="000000"/>
+                <w:sz w:val="20"/>
+              </w:rPr>
+              <w:t>Baca catatan HR dan kirim ulang sebelum tenggat revisi.</w:t>
+            </w:r>
+          </w:p>
+        </w:tc>
+      </w:tr>
+      <w:tr>
+        <w:trPr>
+          <w:cantSplit/>
+        </w:trPr>
+        <w:tc>
+          <w:tcPr>
+            <w:tcW w:type="dxa" w:w="2857"/>
+            <w:vAlign w:val="center"/>
+            <w:shd w:fill="FFFFFF"/>
+            <w:tcMar>
+              <w:top w:w="90" w:type="dxa"/>
+              <w:bottom w:w="90" w:type="dxa"/>
+              <w:left w:w="110" w:type="dxa"/>
+              <w:right w:w="110" w:type="dxa"/>
+            </w:tcMar>
+          </w:tcPr>
+          <w:p>
+            <w:pPr>
+              <w:spacing w:after="0" w:line="259" w:lineRule="auto"/>
+            </w:pPr>
+            <w:r>
+              <w:rPr>
+                <w:b w:val="0"/>
+                <w:color w:val="000000"/>
+                <w:sz w:val="20"/>
               </w:rPr>
               <w:t>Formulir Terkirim</w:t>
             </w:r>
@@ -6839,25 +7572,25 @@
         </w:tc>
         <w:tc>
           <w:tcPr>
-            <w:tcW w:type="dxa" w:w="6690"/>
-            <w:vAlign w:val="center"/>
-            <w:shd w:fill="F5F7FA"/>
-            <w:tcMar>
-              <w:top w:w="90" w:type="dxa"/>
-              <w:left w:w="90" w:type="dxa"/>
-              <w:bottom w:w="90" w:type="dxa"/>
-              <w:right w:w="90" w:type="dxa"/>
-            </w:tcMar>
-          </w:tcPr>
-          <w:p>
-            <w:pPr>
-              <w:keepNext w:val="0"/>
-              <w:spacing w:after="60"/>
+            <w:tcW w:type="dxa" w:w="6667"/>
+            <w:vAlign w:val="center"/>
+            <w:shd w:fill="FFFFFF"/>
+            <w:tcMar>
+              <w:top w:w="90" w:type="dxa"/>
+              <w:bottom w:w="90" w:type="dxa"/>
+              <w:left w:w="110" w:type="dxa"/>
+              <w:right w:w="110" w:type="dxa"/>
+            </w:tcMar>
+          </w:tcPr>
+          <w:p>
+            <w:pPr>
+              <w:spacing w:after="0" w:line="259" w:lineRule="auto"/>
             </w:pPr>
             <w:r>
               <w:rPr>
                 <w:b w:val="0"/>
-                <w:sz w:val="19"/>
+                <w:color w:val="000000"/>
+                <w:sz w:val="20"/>
               </w:rPr>
               <w:t>Respons final diterima. Simpan nomor referensi; akun portal tetap diproses tersendiri oleh HR.</w:t>
             </w:r>
@@ -6865,11 +7598,6 @@
         </w:tc>
       </w:tr>
     </w:tbl>
-    <w:p>
-      <w:pPr>
-        <w:spacing w:after="40"/>
-      </w:pPr>
-    </w:p>
     <w:p>
       <w:pPr>
         <w:pStyle w:val="2"/>
@@ -6881,7 +7609,6 @@
     <w:tbl>
       <w:tblPr>
         <w:tblW w:type="auto" w:w="0"/>
-        <w:jc w:val="center"/>
         <w:tblLayout w:type="fixed"/>
         <w:tblLook w:firstColumn="1" w:firstRow="1" w:lastColumn="0" w:lastRow="0" w:noHBand="0" w:noVBand="1" w:val="04A0"/>
         <w:tblBorders>
@@ -6894,8 +7621,8 @@
         </w:tblBorders>
       </w:tblPr>
       <w:tblGrid>
-        <w:gridCol w:w="2835"/>
-        <w:gridCol w:w="6690"/>
+        <w:gridCol w:w="2857"/>
+        <w:gridCol w:w="6667"/>
       </w:tblGrid>
       <w:tr>
         <w:trPr>
@@ -6904,25 +7631,25 @@
         </w:trPr>
         <w:tc>
           <w:tcPr>
-            <w:tcW w:type="dxa" w:w="2835"/>
+            <w:tcW w:type="dxa" w:w="2857"/>
             <w:vAlign w:val="center"/>
             <w:shd w:fill="E8EDF5"/>
             <w:tcMar>
               <w:top w:w="90" w:type="dxa"/>
-              <w:left w:w="90" w:type="dxa"/>
-              <w:bottom w:w="90" w:type="dxa"/>
-              <w:right w:w="90" w:type="dxa"/>
-            </w:tcMar>
-          </w:tcPr>
-          <w:p>
-            <w:pPr>
-              <w:keepNext w:val="0"/>
-              <w:spacing w:after="60"/>
+              <w:bottom w:w="90" w:type="dxa"/>
+              <w:left w:w="110" w:type="dxa"/>
+              <w:right w:w="110" w:type="dxa"/>
+            </w:tcMar>
+          </w:tcPr>
+          <w:p>
+            <w:pPr>
+              <w:spacing w:after="0" w:line="259" w:lineRule="auto"/>
             </w:pPr>
             <w:r>
               <w:rPr>
                 <w:b/>
-                <w:sz w:val="19"/>
+                <w:color w:val="000000"/>
+                <w:sz w:val="20"/>
               </w:rPr>
               <w:t>Kendala</w:t>
             </w:r>
@@ -6930,25 +7657,25 @@
         </w:tc>
         <w:tc>
           <w:tcPr>
-            <w:tcW w:type="dxa" w:w="6690"/>
+            <w:tcW w:type="dxa" w:w="6667"/>
             <w:vAlign w:val="center"/>
             <w:shd w:fill="E8EDF5"/>
             <w:tcMar>
               <w:top w:w="90" w:type="dxa"/>
-              <w:left w:w="90" w:type="dxa"/>
-              <w:bottom w:w="90" w:type="dxa"/>
-              <w:right w:w="90" w:type="dxa"/>
-            </w:tcMar>
-          </w:tcPr>
-          <w:p>
-            <w:pPr>
-              <w:keepNext w:val="0"/>
-              <w:spacing w:after="60"/>
+              <w:bottom w:w="90" w:type="dxa"/>
+              <w:left w:w="110" w:type="dxa"/>
+              <w:right w:w="110" w:type="dxa"/>
+            </w:tcMar>
+          </w:tcPr>
+          <w:p>
+            <w:pPr>
+              <w:spacing w:after="0" w:line="259" w:lineRule="auto"/>
             </w:pPr>
             <w:r>
               <w:rPr>
                 <w:b/>
-                <w:sz w:val="19"/>
+                <w:color w:val="000000"/>
+                <w:sz w:val="20"/>
               </w:rPr>
               <w:t>Langkah penanganan</w:t>
             </w:r>
@@ -6961,25 +7688,25 @@
         </w:trPr>
         <w:tc>
           <w:tcPr>
-            <w:tcW w:type="dxa" w:w="2835"/>
+            <w:tcW w:type="dxa" w:w="2857"/>
             <w:vAlign w:val="center"/>
             <w:shd w:fill="FFFFFF"/>
             <w:tcMar>
               <w:top w:w="90" w:type="dxa"/>
-              <w:left w:w="90" w:type="dxa"/>
-              <w:bottom w:w="90" w:type="dxa"/>
-              <w:right w:w="90" w:type="dxa"/>
-            </w:tcMar>
-          </w:tcPr>
-          <w:p>
-            <w:pPr>
-              <w:keepNext w:val="0"/>
-              <w:spacing w:after="60"/>
+              <w:bottom w:w="90" w:type="dxa"/>
+              <w:left w:w="110" w:type="dxa"/>
+              <w:right w:w="110" w:type="dxa"/>
+            </w:tcMar>
+          </w:tcPr>
+          <w:p>
+            <w:pPr>
+              <w:spacing w:after="0" w:line="259" w:lineRule="auto"/>
             </w:pPr>
             <w:r>
               <w:rPr>
                 <w:b w:val="0"/>
-                <w:sz w:val="19"/>
+                <w:color w:val="000000"/>
+                <w:sz w:val="20"/>
               </w:rPr>
               <w:t>Email/password tidak sesuai</w:t>
             </w:r>
@@ -6987,25 +7714,25 @@
         </w:tc>
         <w:tc>
           <w:tcPr>
-            <w:tcW w:type="dxa" w:w="6690"/>
+            <w:tcW w:type="dxa" w:w="6667"/>
             <w:vAlign w:val="center"/>
             <w:shd w:fill="FFFFFF"/>
             <w:tcMar>
               <w:top w:w="90" w:type="dxa"/>
-              <w:left w:w="90" w:type="dxa"/>
-              <w:bottom w:w="90" w:type="dxa"/>
-              <w:right w:w="90" w:type="dxa"/>
-            </w:tcMar>
-          </w:tcPr>
-          <w:p>
-            <w:pPr>
-              <w:keepNext w:val="0"/>
-              <w:spacing w:after="60"/>
+              <w:bottom w:w="90" w:type="dxa"/>
+              <w:left w:w="110" w:type="dxa"/>
+              <w:right w:w="110" w:type="dxa"/>
+            </w:tcMar>
+          </w:tcPr>
+          <w:p>
+            <w:pPr>
+              <w:spacing w:after="0" w:line="259" w:lineRule="auto"/>
             </w:pPr>
             <w:r>
               <w:rPr>
                 <w:b w:val="0"/>
-                <w:sz w:val="19"/>
+                <w:color w:val="000000"/>
+                <w:sz w:val="20"/>
               </w:rPr>
               <w:t>Periksa email dan password; kandidat memakai /login, admin memakai /admin. Hubungi HR jika akun mungkin nonaktif.</w:t>
             </w:r>
@@ -7018,25 +7745,25 @@
         </w:trPr>
         <w:tc>
           <w:tcPr>
-            <w:tcW w:type="dxa" w:w="2835"/>
-            <w:vAlign w:val="center"/>
-            <w:shd w:fill="F5F7FA"/>
-            <w:tcMar>
-              <w:top w:w="90" w:type="dxa"/>
-              <w:left w:w="90" w:type="dxa"/>
-              <w:bottom w:w="90" w:type="dxa"/>
-              <w:right w:w="90" w:type="dxa"/>
-            </w:tcMar>
-          </w:tcPr>
-          <w:p>
-            <w:pPr>
-              <w:keepNext w:val="0"/>
-              <w:spacing w:after="60"/>
+            <w:tcW w:type="dxa" w:w="2857"/>
+            <w:vAlign w:val="center"/>
+            <w:shd w:fill="F6F8FB"/>
+            <w:tcMar>
+              <w:top w:w="90" w:type="dxa"/>
+              <w:bottom w:w="90" w:type="dxa"/>
+              <w:left w:w="110" w:type="dxa"/>
+              <w:right w:w="110" w:type="dxa"/>
+            </w:tcMar>
+          </w:tcPr>
+          <w:p>
+            <w:pPr>
+              <w:spacing w:after="0" w:line="259" w:lineRule="auto"/>
             </w:pPr>
             <w:r>
               <w:rPr>
                 <w:b w:val="0"/>
-                <w:sz w:val="19"/>
+                <w:color w:val="000000"/>
+                <w:sz w:val="20"/>
               </w:rPr>
               <w:t>Password sementara kedaluwarsa</w:t>
             </w:r>
@@ -7044,25 +7771,25 @@
         </w:tc>
         <w:tc>
           <w:tcPr>
-            <w:tcW w:type="dxa" w:w="6690"/>
-            <w:vAlign w:val="center"/>
-            <w:shd w:fill="F5F7FA"/>
-            <w:tcMar>
-              <w:top w:w="90" w:type="dxa"/>
-              <w:left w:w="90" w:type="dxa"/>
-              <w:bottom w:w="90" w:type="dxa"/>
-              <w:right w:w="90" w:type="dxa"/>
-            </w:tcMar>
-          </w:tcPr>
-          <w:p>
-            <w:pPr>
-              <w:keepNext w:val="0"/>
-              <w:spacing w:after="60"/>
+            <w:tcW w:type="dxa" w:w="6667"/>
+            <w:vAlign w:val="center"/>
+            <w:shd w:fill="F6F8FB"/>
+            <w:tcMar>
+              <w:top w:w="90" w:type="dxa"/>
+              <w:bottom w:w="90" w:type="dxa"/>
+              <w:left w:w="110" w:type="dxa"/>
+              <w:right w:w="110" w:type="dxa"/>
+            </w:tcMar>
+          </w:tcPr>
+          <w:p>
+            <w:pPr>
+              <w:spacing w:after="0" w:line="259" w:lineRule="auto"/>
             </w:pPr>
             <w:r>
               <w:rPr>
                 <w:b w:val="0"/>
-                <w:sz w:val="19"/>
+                <w:color w:val="000000"/>
+                <w:sz w:val="20"/>
               </w:rPr>
               <w:t>Minta HR reset akses dan gunakan akses terbaru.</w:t>
             </w:r>
@@ -7075,25 +7802,25 @@
         </w:trPr>
         <w:tc>
           <w:tcPr>
-            <w:tcW w:type="dxa" w:w="2835"/>
+            <w:tcW w:type="dxa" w:w="2857"/>
             <w:vAlign w:val="center"/>
             <w:shd w:fill="FFFFFF"/>
             <w:tcMar>
               <w:top w:w="90" w:type="dxa"/>
-              <w:left w:w="90" w:type="dxa"/>
-              <w:bottom w:w="90" w:type="dxa"/>
-              <w:right w:w="90" w:type="dxa"/>
-            </w:tcMar>
-          </w:tcPr>
-          <w:p>
-            <w:pPr>
-              <w:keepNext w:val="0"/>
-              <w:spacing w:after="60"/>
+              <w:bottom w:w="90" w:type="dxa"/>
+              <w:left w:w="110" w:type="dxa"/>
+              <w:right w:w="110" w:type="dxa"/>
+            </w:tcMar>
+          </w:tcPr>
+          <w:p>
+            <w:pPr>
+              <w:spacing w:after="0" w:line="259" w:lineRule="auto"/>
             </w:pPr>
             <w:r>
               <w:rPr>
                 <w:b w:val="0"/>
-                <w:sz w:val="19"/>
+                <w:color w:val="000000"/>
+                <w:sz w:val="20"/>
               </w:rPr>
               <w:t>Sesi tiba-tiba berakhir</w:t>
             </w:r>
@@ -7101,25 +7828,25 @@
         </w:tc>
         <w:tc>
           <w:tcPr>
-            <w:tcW w:type="dxa" w:w="6690"/>
+            <w:tcW w:type="dxa" w:w="6667"/>
             <w:vAlign w:val="center"/>
             <w:shd w:fill="FFFFFF"/>
             <w:tcMar>
               <w:top w:w="90" w:type="dxa"/>
-              <w:left w:w="90" w:type="dxa"/>
-              <w:bottom w:w="90" w:type="dxa"/>
-              <w:right w:w="90" w:type="dxa"/>
-            </w:tcMar>
-          </w:tcPr>
-          <w:p>
-            <w:pPr>
-              <w:keepNext w:val="0"/>
-              <w:spacing w:after="60"/>
+              <w:bottom w:w="90" w:type="dxa"/>
+              <w:left w:w="110" w:type="dxa"/>
+              <w:right w:w="110" w:type="dxa"/>
+            </w:tcMar>
+          </w:tcPr>
+          <w:p>
+            <w:pPr>
+              <w:spacing w:after="0" w:line="259" w:lineRule="auto"/>
             </w:pPr>
             <w:r>
               <w:rPr>
                 <w:b w:val="0"/>
-                <w:sz w:val="19"/>
+                <w:color w:val="000000"/>
+                <w:sz w:val="20"/>
               </w:rPr>
               <w:t>Masuk kembali dengan akses terbaru; perubahan password, reset akses, atau perubahan email dapat membatalkan sesi lama.</w:t>
             </w:r>
@@ -7132,25 +7859,25 @@
         </w:trPr>
         <w:tc>
           <w:tcPr>
-            <w:tcW w:type="dxa" w:w="2835"/>
-            <w:vAlign w:val="center"/>
-            <w:shd w:fill="F5F7FA"/>
-            <w:tcMar>
-              <w:top w:w="90" w:type="dxa"/>
-              <w:left w:w="90" w:type="dxa"/>
-              <w:bottom w:w="90" w:type="dxa"/>
-              <w:right w:w="90" w:type="dxa"/>
-            </w:tcMar>
-          </w:tcPr>
-          <w:p>
-            <w:pPr>
-              <w:keepNext w:val="0"/>
-              <w:spacing w:after="60"/>
+            <w:tcW w:type="dxa" w:w="2857"/>
+            <w:vAlign w:val="center"/>
+            <w:shd w:fill="F6F8FB"/>
+            <w:tcMar>
+              <w:top w:w="90" w:type="dxa"/>
+              <w:bottom w:w="90" w:type="dxa"/>
+              <w:left w:w="110" w:type="dxa"/>
+              <w:right w:w="110" w:type="dxa"/>
+            </w:tcMar>
+          </w:tcPr>
+          <w:p>
+            <w:pPr>
+              <w:spacing w:after="0" w:line="259" w:lineRule="auto"/>
             </w:pPr>
             <w:r>
               <w:rPr>
                 <w:b w:val="0"/>
-                <w:sz w:val="19"/>
+                <w:color w:val="000000"/>
+                <w:sz w:val="20"/>
               </w:rPr>
               <w:t>Belum ada lamaran aktif</w:t>
             </w:r>
@@ -7158,25 +7885,25 @@
         </w:tc>
         <w:tc>
           <w:tcPr>
-            <w:tcW w:type="dxa" w:w="6690"/>
-            <w:vAlign w:val="center"/>
-            <w:shd w:fill="F5F7FA"/>
-            <w:tcMar>
-              <w:top w:w="90" w:type="dxa"/>
-              <w:left w:w="90" w:type="dxa"/>
-              <w:bottom w:w="90" w:type="dxa"/>
-              <w:right w:w="90" w:type="dxa"/>
-            </w:tcMar>
-          </w:tcPr>
-          <w:p>
-            <w:pPr>
-              <w:keepNext w:val="0"/>
-              <w:spacing w:after="60"/>
+            <w:tcW w:type="dxa" w:w="6667"/>
+            <w:vAlign w:val="center"/>
+            <w:shd w:fill="F6F8FB"/>
+            <w:tcMar>
+              <w:top w:w="90" w:type="dxa"/>
+              <w:bottom w:w="90" w:type="dxa"/>
+              <w:left w:w="110" w:type="dxa"/>
+              <w:right w:w="110" w:type="dxa"/>
+            </w:tcMar>
+          </w:tcPr>
+          <w:p>
+            <w:pPr>
+              <w:spacing w:after="0" w:line="259" w:lineRule="auto"/>
             </w:pPr>
             <w:r>
               <w:rPr>
                 <w:b w:val="0"/>
-                <w:sz w:val="19"/>
+                <w:color w:val="000000"/>
+                <w:sz w:val="20"/>
               </w:rPr>
               <w:t>HR perlu membuat lamaran atau memeriksa apakah lamaran sudah diarsipkan. Import akun saja belum memberi tugas.</w:t>
             </w:r>
@@ -7189,25 +7916,25 @@
         </w:trPr>
         <w:tc>
           <w:tcPr>
-            <w:tcW w:type="dxa" w:w="2835"/>
+            <w:tcW w:type="dxa" w:w="2857"/>
             <w:vAlign w:val="center"/>
             <w:shd w:fill="FFFFFF"/>
             <w:tcMar>
               <w:top w:w="90" w:type="dxa"/>
-              <w:left w:w="90" w:type="dxa"/>
-              <w:bottom w:w="90" w:type="dxa"/>
-              <w:right w:w="90" w:type="dxa"/>
-            </w:tcMar>
-          </w:tcPr>
-          <w:p>
-            <w:pPr>
-              <w:keepNext w:val="0"/>
-              <w:spacing w:after="60"/>
+              <w:bottom w:w="90" w:type="dxa"/>
+              <w:left w:w="110" w:type="dxa"/>
+              <w:right w:w="110" w:type="dxa"/>
+            </w:tcMar>
+          </w:tcPr>
+          <w:p>
+            <w:pPr>
+              <w:spacing w:after="0" w:line="259" w:lineRule="auto"/>
             </w:pPr>
             <w:r>
               <w:rPr>
                 <w:b w:val="0"/>
-                <w:sz w:val="19"/>
+                <w:color w:val="000000"/>
+                <w:sz w:val="20"/>
               </w:rPr>
               <w:t>Pengumpulan tes berbasis file terkunci</w:t>
             </w:r>
@@ -7215,25 +7942,25 @@
         </w:tc>
         <w:tc>
           <w:tcPr>
-            <w:tcW w:type="dxa" w:w="6690"/>
+            <w:tcW w:type="dxa" w:w="6667"/>
             <w:vAlign w:val="center"/>
             <w:shd w:fill="FFFFFF"/>
             <w:tcMar>
               <w:top w:w="90" w:type="dxa"/>
-              <w:left w:w="90" w:type="dxa"/>
-              <w:bottom w:w="90" w:type="dxa"/>
-              <w:right w:w="90" w:type="dxa"/>
-            </w:tcMar>
-          </w:tcPr>
-          <w:p>
-            <w:pPr>
-              <w:keepNext w:val="0"/>
-              <w:spacing w:after="60"/>
+              <w:bottom w:w="90" w:type="dxa"/>
+              <w:left w:w="110" w:type="dxa"/>
+              <w:right w:w="110" w:type="dxa"/>
+            </w:tcMar>
+          </w:tcPr>
+          <w:p>
+            <w:pPr>
+              <w:spacing w:after="0" w:line="259" w:lineRule="auto"/>
             </w:pPr>
             <w:r>
               <w:rPr>
                 <w:b w:val="0"/>
-                <w:sz w:val="19"/>
+                <w:color w:val="000000"/>
+                <w:sz w:val="20"/>
               </w:rPr>
               <w:t>Kirim portofolio final atau minta HR memeriksa pengecualian portofolio. Syarat ini berlaku untuk pengumpulan berbasis file, bukan tes teknis online.</w:t>
             </w:r>
@@ -7246,25 +7973,25 @@
         </w:trPr>
         <w:tc>
           <w:tcPr>
-            <w:tcW w:type="dxa" w:w="2835"/>
-            <w:vAlign w:val="center"/>
-            <w:shd w:fill="F5F7FA"/>
-            <w:tcMar>
-              <w:top w:w="90" w:type="dxa"/>
-              <w:left w:w="90" w:type="dxa"/>
-              <w:bottom w:w="90" w:type="dxa"/>
-              <w:right w:w="90" w:type="dxa"/>
-            </w:tcMar>
-          </w:tcPr>
-          <w:p>
-            <w:pPr>
-              <w:keepNext w:val="0"/>
-              <w:spacing w:after="60"/>
+            <w:tcW w:type="dxa" w:w="2857"/>
+            <w:vAlign w:val="center"/>
+            <w:shd w:fill="F6F8FB"/>
+            <w:tcMar>
+              <w:top w:w="90" w:type="dxa"/>
+              <w:bottom w:w="90" w:type="dxa"/>
+              <w:left w:w="110" w:type="dxa"/>
+              <w:right w:w="110" w:type="dxa"/>
+            </w:tcMar>
+          </w:tcPr>
+          <w:p>
+            <w:pPr>
+              <w:spacing w:after="0" w:line="259" w:lineRule="auto"/>
             </w:pPr>
             <w:r>
               <w:rPr>
                 <w:b w:val="0"/>
-                <w:sz w:val="19"/>
+                <w:color w:val="000000"/>
+                <w:sz w:val="20"/>
               </w:rPr>
               <w:t>Tombol unduh soal belum muncul</w:t>
             </w:r>
@@ -7272,25 +7999,25 @@
         </w:tc>
         <w:tc>
           <w:tcPr>
-            <w:tcW w:type="dxa" w:w="6690"/>
-            <w:vAlign w:val="center"/>
-            <w:shd w:fill="F5F7FA"/>
-            <w:tcMar>
-              <w:top w:w="90" w:type="dxa"/>
-              <w:left w:w="90" w:type="dxa"/>
-              <w:bottom w:w="90" w:type="dxa"/>
-              <w:right w:w="90" w:type="dxa"/>
-            </w:tcMar>
-          </w:tcPr>
-          <w:p>
-            <w:pPr>
-              <w:keepNext w:val="0"/>
-              <w:spacing w:after="60"/>
+            <w:tcW w:type="dxa" w:w="6667"/>
+            <w:vAlign w:val="center"/>
+            <w:shd w:fill="F6F8FB"/>
+            <w:tcMar>
+              <w:top w:w="90" w:type="dxa"/>
+              <w:bottom w:w="90" w:type="dxa"/>
+              <w:left w:w="110" w:type="dxa"/>
+              <w:right w:w="110" w:type="dxa"/>
+            </w:tcMar>
+          </w:tcPr>
+          <w:p>
+            <w:pPr>
+              <w:spacing w:after="0" w:line="259" w:lineRule="auto"/>
             </w:pPr>
             <w:r>
               <w:rPr>
                 <w:b w:val="0"/>
-                <w:sz w:val="19"/>
+                <w:color w:val="000000"/>
+                <w:sz w:val="20"/>
               </w:rPr>
               <w:t>Periksa waktu mulai, muat ulang setelah waktunya tiba, dan hubungi HR jika soal belum diunggah.</w:t>
             </w:r>
@@ -7303,25 +8030,25 @@
         </w:trPr>
         <w:tc>
           <w:tcPr>
-            <w:tcW w:type="dxa" w:w="2835"/>
+            <w:tcW w:type="dxa" w:w="2857"/>
             <w:vAlign w:val="center"/>
             <w:shd w:fill="FFFFFF"/>
             <w:tcMar>
               <w:top w:w="90" w:type="dxa"/>
-              <w:left w:w="90" w:type="dxa"/>
-              <w:bottom w:w="90" w:type="dxa"/>
-              <w:right w:w="90" w:type="dxa"/>
-            </w:tcMar>
-          </w:tcPr>
-          <w:p>
-            <w:pPr>
-              <w:keepNext w:val="0"/>
-              <w:spacing w:after="60"/>
+              <w:bottom w:w="90" w:type="dxa"/>
+              <w:left w:w="110" w:type="dxa"/>
+              <w:right w:w="110" w:type="dxa"/>
+            </w:tcMar>
+          </w:tcPr>
+          <w:p>
+            <w:pPr>
+              <w:spacing w:after="0" w:line="259" w:lineRule="auto"/>
             </w:pPr>
             <w:r>
               <w:rPr>
                 <w:b w:val="0"/>
-                <w:sz w:val="19"/>
+                <w:color w:val="000000"/>
+                <w:sz w:val="20"/>
               </w:rPr>
               <w:t>File sudah diunggah, tetapi belum ada dalam pilihan</w:t>
             </w:r>
@@ -7329,25 +8056,25 @@
         </w:tc>
         <w:tc>
           <w:tcPr>
-            <w:tcW w:type="dxa" w:w="6690"/>
+            <w:tcW w:type="dxa" w:w="6667"/>
             <w:vAlign w:val="center"/>
             <w:shd w:fill="FFFFFF"/>
             <w:tcMar>
               <w:top w:w="90" w:type="dxa"/>
-              <w:left w:w="90" w:type="dxa"/>
-              <w:bottom w:w="90" w:type="dxa"/>
-              <w:right w:w="90" w:type="dxa"/>
-            </w:tcMar>
-          </w:tcPr>
-          <w:p>
-            <w:pPr>
-              <w:keepNext w:val="0"/>
-              <w:spacing w:after="60"/>
+              <w:bottom w:w="90" w:type="dxa"/>
+              <w:left w:w="110" w:type="dxa"/>
+              <w:right w:w="110" w:type="dxa"/>
+            </w:tcMar>
+          </w:tcPr>
+          <w:p>
+            <w:pPr>
+              <w:spacing w:after="0" w:line="259" w:lineRule="auto"/>
             </w:pPr>
             <w:r>
               <w:rPr>
                 <w:b w:val="0"/>
-                <w:sz w:val="19"/>
+                <w:color w:val="000000"/>
+                <w:sz w:val="20"/>
               </w:rPr>
               <w:t>Klik Unggah file pada baris file yang tersedia, lalu simpan draf atau lanjutkan final.</w:t>
             </w:r>
@@ -7360,25 +8087,25 @@
         </w:trPr>
         <w:tc>
           <w:tcPr>
-            <w:tcW w:type="dxa" w:w="2835"/>
-            <w:vAlign w:val="center"/>
-            <w:shd w:fill="F5F7FA"/>
-            <w:tcMar>
-              <w:top w:w="90" w:type="dxa"/>
-              <w:left w:w="90" w:type="dxa"/>
-              <w:bottom w:w="90" w:type="dxa"/>
-              <w:right w:w="90" w:type="dxa"/>
-            </w:tcMar>
-          </w:tcPr>
-          <w:p>
-            <w:pPr>
-              <w:keepNext w:val="0"/>
-              <w:spacing w:after="60"/>
+            <w:tcW w:type="dxa" w:w="2857"/>
+            <w:vAlign w:val="center"/>
+            <w:shd w:fill="F6F8FB"/>
+            <w:tcMar>
+              <w:top w:w="90" w:type="dxa"/>
+              <w:bottom w:w="90" w:type="dxa"/>
+              <w:left w:w="110" w:type="dxa"/>
+              <w:right w:w="110" w:type="dxa"/>
+            </w:tcMar>
+          </w:tcPr>
+          <w:p>
+            <w:pPr>
+              <w:spacing w:after="0" w:line="259" w:lineRule="auto"/>
             </w:pPr>
             <w:r>
               <w:rPr>
                 <w:b w:val="0"/>
-                <w:sz w:val="19"/>
+                <w:color w:val="000000"/>
+                <w:sz w:val="20"/>
               </w:rPr>
               <w:t>Pengiriman final ditolak</w:t>
             </w:r>
@@ -7386,25 +8113,25 @@
         </w:tc>
         <w:tc>
           <w:tcPr>
-            <w:tcW w:type="dxa" w:w="6690"/>
-            <w:vAlign w:val="center"/>
-            <w:shd w:fill="F5F7FA"/>
-            <w:tcMar>
-              <w:top w:w="90" w:type="dxa"/>
-              <w:left w:w="90" w:type="dxa"/>
-              <w:bottom w:w="90" w:type="dxa"/>
-              <w:right w:w="90" w:type="dxa"/>
-            </w:tcMar>
-          </w:tcPr>
-          <w:p>
-            <w:pPr>
-              <w:keepNext w:val="0"/>
-              <w:spacing w:after="60"/>
+            <w:tcW w:type="dxa" w:w="6667"/>
+            <w:vAlign w:val="center"/>
+            <w:shd w:fill="F6F8FB"/>
+            <w:tcMar>
+              <w:top w:w="90" w:type="dxa"/>
+              <w:bottom w:w="90" w:type="dxa"/>
+              <w:left w:w="110" w:type="dxa"/>
+              <w:right w:w="110" w:type="dxa"/>
+            </w:tcMar>
+          </w:tcPr>
+          <w:p>
+            <w:pPr>
+              <w:spacing w:after="0" w:line="259" w:lineRule="auto"/>
             </w:pPr>
             <w:r>
               <w:rPr>
                 <w:b w:val="0"/>
-                <w:sz w:val="19"/>
+                <w:color w:val="000000"/>
+                <w:sz w:val="20"/>
               </w:rPr>
               <w:t>Baca pesan validasi: periksa dokumen utama/minimal file hasil tes, keterangan bukti, format, ukuran, jumlah file, status pemeriksaan, dan tenggat.</w:t>
             </w:r>
@@ -7417,25 +8144,25 @@
         </w:trPr>
         <w:tc>
           <w:tcPr>
-            <w:tcW w:type="dxa" w:w="2835"/>
+            <w:tcW w:type="dxa" w:w="2857"/>
             <w:vAlign w:val="center"/>
             <w:shd w:fill="FFFFFF"/>
             <w:tcMar>
               <w:top w:w="90" w:type="dxa"/>
-              <w:left w:w="90" w:type="dxa"/>
-              <w:bottom w:w="90" w:type="dxa"/>
-              <w:right w:w="90" w:type="dxa"/>
-            </w:tcMar>
-          </w:tcPr>
-          <w:p>
-            <w:pPr>
-              <w:keepNext w:val="0"/>
-              <w:spacing w:after="60"/>
+              <w:bottom w:w="90" w:type="dxa"/>
+              <w:left w:w="110" w:type="dxa"/>
+              <w:right w:w="110" w:type="dxa"/>
+            </w:tcMar>
+          </w:tcPr>
+          <w:p>
+            <w:pPr>
+              <w:spacing w:after="0" w:line="259" w:lineRule="auto"/>
             </w:pPr>
             <w:r>
               <w:rPr>
                 <w:b w:val="0"/>
-                <w:sz w:val="19"/>
+                <w:color w:val="000000"/>
+                <w:sz w:val="20"/>
               </w:rPr>
               <w:t>Unggahan ditolak</w:t>
             </w:r>
@@ -7443,25 +8170,25 @@
         </w:tc>
         <w:tc>
           <w:tcPr>
-            <w:tcW w:type="dxa" w:w="6690"/>
+            <w:tcW w:type="dxa" w:w="6667"/>
             <w:vAlign w:val="center"/>
             <w:shd w:fill="FFFFFF"/>
             <w:tcMar>
               <w:top w:w="90" w:type="dxa"/>
-              <w:left w:w="90" w:type="dxa"/>
-              <w:bottom w:w="90" w:type="dxa"/>
-              <w:right w:w="90" w:type="dxa"/>
-            </w:tcMar>
-          </w:tcPr>
-          <w:p>
-            <w:pPr>
-              <w:keepNext w:val="0"/>
-              <w:spacing w:after="60"/>
+              <w:bottom w:w="90" w:type="dxa"/>
+              <w:left w:w="110" w:type="dxa"/>
+              <w:right w:w="110" w:type="dxa"/>
+            </w:tcMar>
+          </w:tcPr>
+          <w:p>
+            <w:pPr>
+              <w:spacing w:after="0" w:line="259" w:lineRule="auto"/>
             </w:pPr>
             <w:r>
               <w:rPr>
                 <w:b w:val="0"/>
-                <w:sz w:val="19"/>
+                <w:color w:val="000000"/>
+                <w:sz w:val="20"/>
               </w:rPr>
               <w:t>Gunakan format asli yang didukung dan ukuran sesuai batas. Jika kuota penuh, hubungi HR; melepas file dari draf belum tentu mengurangi kuota histori.</w:t>
             </w:r>
@@ -7474,25 +8201,25 @@
         </w:trPr>
         <w:tc>
           <w:tcPr>
-            <w:tcW w:type="dxa" w:w="2835"/>
-            <w:vAlign w:val="center"/>
-            <w:shd w:fill="F5F7FA"/>
-            <w:tcMar>
-              <w:top w:w="90" w:type="dxa"/>
-              <w:left w:w="90" w:type="dxa"/>
-              <w:bottom w:w="90" w:type="dxa"/>
-              <w:right w:w="90" w:type="dxa"/>
-            </w:tcMar>
-          </w:tcPr>
-          <w:p>
-            <w:pPr>
-              <w:keepNext w:val="0"/>
-              <w:spacing w:after="60"/>
+            <w:tcW w:type="dxa" w:w="2857"/>
+            <w:vAlign w:val="center"/>
+            <w:shd w:fill="F6F8FB"/>
+            <w:tcMar>
+              <w:top w:w="90" w:type="dxa"/>
+              <w:bottom w:w="90" w:type="dxa"/>
+              <w:left w:w="110" w:type="dxa"/>
+              <w:right w:w="110" w:type="dxa"/>
+            </w:tcMar>
+          </w:tcPr>
+          <w:p>
+            <w:pPr>
+              <w:spacing w:after="0" w:line="259" w:lineRule="auto"/>
             </w:pPr>
             <w:r>
               <w:rPr>
                 <w:b w:val="0"/>
-                <w:sz w:val="19"/>
+                <w:color w:val="000000"/>
+                <w:sz w:val="20"/>
               </w:rPr>
               <w:t>Pemeriksaan file tidak selesai</w:t>
             </w:r>
@@ -7500,25 +8227,25 @@
         </w:tc>
         <w:tc>
           <w:tcPr>
-            <w:tcW w:type="dxa" w:w="6690"/>
-            <w:vAlign w:val="center"/>
-            <w:shd w:fill="F5F7FA"/>
-            <w:tcMar>
-              <w:top w:w="90" w:type="dxa"/>
-              <w:left w:w="90" w:type="dxa"/>
-              <w:bottom w:w="90" w:type="dxa"/>
-              <w:right w:w="90" w:type="dxa"/>
-            </w:tcMar>
-          </w:tcPr>
-          <w:p>
-            <w:pPr>
-              <w:keepNext w:val="0"/>
-              <w:spacing w:after="60"/>
+            <w:tcW w:type="dxa" w:w="6667"/>
+            <w:vAlign w:val="center"/>
+            <w:shd w:fill="F6F8FB"/>
+            <w:tcMar>
+              <w:top w:w="90" w:type="dxa"/>
+              <w:bottom w:w="90" w:type="dxa"/>
+              <w:left w:w="110" w:type="dxa"/>
+              <w:right w:w="110" w:type="dxa"/>
+            </w:tcMar>
+          </w:tcPr>
+          <w:p>
+            <w:pPr>
+              <w:spacing w:after="0" w:line="259" w:lineRule="auto"/>
             </w:pPr>
             <w:r>
               <w:rPr>
                 <w:b w:val="0"/>
-                <w:sz w:val="19"/>
+                <w:color w:val="000000"/>
+                <w:sz w:val="20"/>
               </w:rPr>
               <w:t>Tunggu, gunakan Coba lagi bila tersedia, atau hubungi HR. HR perlu meminta pemeriksaan layanan pemindai/antrean.</w:t>
             </w:r>
@@ -7531,25 +8258,25 @@
         </w:trPr>
         <w:tc>
           <w:tcPr>
-            <w:tcW w:type="dxa" w:w="2835"/>
+            <w:tcW w:type="dxa" w:w="2857"/>
             <w:vAlign w:val="center"/>
             <w:shd w:fill="FFFFFF"/>
             <w:tcMar>
               <w:top w:w="90" w:type="dxa"/>
-              <w:left w:w="90" w:type="dxa"/>
-              <w:bottom w:w="90" w:type="dxa"/>
-              <w:right w:w="90" w:type="dxa"/>
-            </w:tcMar>
-          </w:tcPr>
-          <w:p>
-            <w:pPr>
-              <w:keepNext w:val="0"/>
-              <w:spacing w:after="60"/>
+              <w:bottom w:w="90" w:type="dxa"/>
+              <w:left w:w="110" w:type="dxa"/>
+              <w:right w:w="110" w:type="dxa"/>
+            </w:tcMar>
+          </w:tcPr>
+          <w:p>
+            <w:pPr>
+              <w:spacing w:after="0" w:line="259" w:lineRule="auto"/>
             </w:pPr>
             <w:r>
               <w:rPr>
                 <w:b w:val="0"/>
-                <w:sz w:val="19"/>
+                <w:color w:val="000000"/>
+                <w:sz w:val="20"/>
               </w:rPr>
               <w:t>Draf tersimpan, tetapi tidak ada tanda terima</w:t>
             </w:r>
@@ -7557,25 +8284,25 @@
         </w:tc>
         <w:tc>
           <w:tcPr>
-            <w:tcW w:type="dxa" w:w="6690"/>
+            <w:tcW w:type="dxa" w:w="6667"/>
             <w:vAlign w:val="center"/>
             <w:shd w:fill="FFFFFF"/>
             <w:tcMar>
               <w:top w:w="90" w:type="dxa"/>
-              <w:left w:w="90" w:type="dxa"/>
-              <w:bottom w:w="90" w:type="dxa"/>
-              <w:right w:w="90" w:type="dxa"/>
-            </w:tcMar>
-          </w:tcPr>
-          <w:p>
-            <w:pPr>
-              <w:keepNext w:val="0"/>
-              <w:spacing w:after="60"/>
+              <w:bottom w:w="90" w:type="dxa"/>
+              <w:left w:w="110" w:type="dxa"/>
+              <w:right w:w="110" w:type="dxa"/>
+            </w:tcMar>
+          </w:tcPr>
+          <w:p>
+            <w:pPr>
+              <w:spacing w:after="0" w:line="259" w:lineRule="auto"/>
             </w:pPr>
             <w:r>
               <w:rPr>
                 <w:b w:val="0"/>
-                <w:sz w:val="19"/>
+                <w:color w:val="000000"/>
+                <w:sz w:val="20"/>
               </w:rPr>
               <w:t>Lanjutkan Periksa &amp; kirim final → Kirim final.</w:t>
             </w:r>
@@ -7588,25 +8315,25 @@
         </w:trPr>
         <w:tc>
           <w:tcPr>
-            <w:tcW w:type="dxa" w:w="2835"/>
-            <w:vAlign w:val="center"/>
-            <w:shd w:fill="F5F7FA"/>
-            <w:tcMar>
-              <w:top w:w="90" w:type="dxa"/>
-              <w:left w:w="90" w:type="dxa"/>
-              <w:bottom w:w="90" w:type="dxa"/>
-              <w:right w:w="90" w:type="dxa"/>
-            </w:tcMar>
-          </w:tcPr>
-          <w:p>
-            <w:pPr>
-              <w:keepNext w:val="0"/>
-              <w:spacing w:after="60"/>
+            <w:tcW w:type="dxa" w:w="2857"/>
+            <w:vAlign w:val="center"/>
+            <w:shd w:fill="F6F8FB"/>
+            <w:tcMar>
+              <w:top w:w="90" w:type="dxa"/>
+              <w:bottom w:w="90" w:type="dxa"/>
+              <w:left w:w="110" w:type="dxa"/>
+              <w:right w:w="110" w:type="dxa"/>
+            </w:tcMar>
+          </w:tcPr>
+          <w:p>
+            <w:pPr>
+              <w:spacing w:after="0" w:line="259" w:lineRule="auto"/>
             </w:pPr>
             <w:r>
               <w:rPr>
                 <w:b w:val="0"/>
-                <w:sz w:val="19"/>
+                <w:color w:val="000000"/>
+                <w:sz w:val="20"/>
               </w:rPr>
               <w:t>Dokumen final perlu diganti</w:t>
             </w:r>
@@ -7614,25 +8341,25 @@
         </w:tc>
         <w:tc>
           <w:tcPr>
-            <w:tcW w:type="dxa" w:w="6690"/>
-            <w:vAlign w:val="center"/>
-            <w:shd w:fill="F5F7FA"/>
-            <w:tcMar>
-              <w:top w:w="90" w:type="dxa"/>
-              <w:left w:w="90" w:type="dxa"/>
-              <w:bottom w:w="90" w:type="dxa"/>
-              <w:right w:w="90" w:type="dxa"/>
-            </w:tcMar>
-          </w:tcPr>
-          <w:p>
-            <w:pPr>
-              <w:keepNext w:val="0"/>
-              <w:spacing w:after="60"/>
+            <w:tcW w:type="dxa" w:w="6667"/>
+            <w:vAlign w:val="center"/>
+            <w:shd w:fill="F6F8FB"/>
+            <w:tcMar>
+              <w:top w:w="90" w:type="dxa"/>
+              <w:bottom w:w="90" w:type="dxa"/>
+              <w:left w:w="110" w:type="dxa"/>
+              <w:right w:w="110" w:type="dxa"/>
+            </w:tcMar>
+          </w:tcPr>
+          <w:p>
+            <w:pPr>
+              <w:spacing w:after="0" w:line="259" w:lineRule="auto"/>
             </w:pPr>
             <w:r>
               <w:rPr>
                 <w:b w:val="0"/>
-                <w:sz w:val="19"/>
+                <w:color w:val="000000"/>
+                <w:sz w:val="20"/>
               </w:rPr>
               <w:t>Minta HR membuka revisi.</w:t>
             </w:r>
@@ -7645,25 +8372,25 @@
         </w:trPr>
         <w:tc>
           <w:tcPr>
-            <w:tcW w:type="dxa" w:w="2835"/>
+            <w:tcW w:type="dxa" w:w="2857"/>
             <w:vAlign w:val="center"/>
             <w:shd w:fill="FFFFFF"/>
             <w:tcMar>
               <w:top w:w="90" w:type="dxa"/>
-              <w:left w:w="90" w:type="dxa"/>
-              <w:bottom w:w="90" w:type="dxa"/>
-              <w:right w:w="90" w:type="dxa"/>
-            </w:tcMar>
-          </w:tcPr>
-          <w:p>
-            <w:pPr>
-              <w:keepNext w:val="0"/>
-              <w:spacing w:after="60"/>
+              <w:bottom w:w="90" w:type="dxa"/>
+              <w:left w:w="110" w:type="dxa"/>
+              <w:right w:w="110" w:type="dxa"/>
+            </w:tcMar>
+          </w:tcPr>
+          <w:p>
+            <w:pPr>
+              <w:spacing w:after="0" w:line="259" w:lineRule="auto"/>
             </w:pPr>
             <w:r>
               <w:rPr>
                 <w:b w:val="0"/>
-                <w:sz w:val="19"/>
+                <w:color w:val="000000"/>
+                <w:sz w:val="20"/>
               </w:rPr>
               <w:t>Tenggat terlewati</w:t>
             </w:r>
@@ -7671,25 +8398,25 @@
         </w:tc>
         <w:tc>
           <w:tcPr>
-            <w:tcW w:type="dxa" w:w="6690"/>
+            <w:tcW w:type="dxa" w:w="6667"/>
             <w:vAlign w:val="center"/>
             <w:shd w:fill="FFFFFF"/>
             <w:tcMar>
               <w:top w:w="90" w:type="dxa"/>
-              <w:left w:w="90" w:type="dxa"/>
-              <w:bottom w:w="90" w:type="dxa"/>
-              <w:right w:w="90" w:type="dxa"/>
-            </w:tcMar>
-          </w:tcPr>
-          <w:p>
-            <w:pPr>
-              <w:keepNext w:val="0"/>
-              <w:spacing w:after="60"/>
+              <w:bottom w:w="90" w:type="dxa"/>
+              <w:left w:w="110" w:type="dxa"/>
+              <w:right w:w="110" w:type="dxa"/>
+            </w:tcMar>
+          </w:tcPr>
+          <w:p>
+            <w:pPr>
+              <w:spacing w:after="0" w:line="259" w:lineRule="auto"/>
             </w:pPr>
             <w:r>
               <w:rPr>
                 <w:b w:val="0"/>
-                <w:sz w:val="19"/>
+                <w:color w:val="000000"/>
+                <w:sz w:val="20"/>
               </w:rPr>
               <w:t>Hubungi HR untuk keputusan perpanjangan; kandidat tidak dapat mengubah tenggat sendiri.</w:t>
             </w:r>
@@ -7702,25 +8429,25 @@
         </w:trPr>
         <w:tc>
           <w:tcPr>
-            <w:tcW w:type="dxa" w:w="2835"/>
-            <w:vAlign w:val="center"/>
-            <w:shd w:fill="F5F7FA"/>
-            <w:tcMar>
-              <w:top w:w="90" w:type="dxa"/>
-              <w:left w:w="90" w:type="dxa"/>
-              <w:bottom w:w="90" w:type="dxa"/>
-              <w:right w:w="90" w:type="dxa"/>
-            </w:tcMar>
-          </w:tcPr>
-          <w:p>
-            <w:pPr>
-              <w:keepNext w:val="0"/>
-              <w:spacing w:after="60"/>
+            <w:tcW w:type="dxa" w:w="2857"/>
+            <w:vAlign w:val="center"/>
+            <w:shd w:fill="F6F8FB"/>
+            <w:tcMar>
+              <w:top w:w="90" w:type="dxa"/>
+              <w:bottom w:w="90" w:type="dxa"/>
+              <w:left w:w="110" w:type="dxa"/>
+              <w:right w:w="110" w:type="dxa"/>
+            </w:tcMar>
+          </w:tcPr>
+          <w:p>
+            <w:pPr>
+              <w:spacing w:after="0" w:line="259" w:lineRule="auto"/>
             </w:pPr>
             <w:r>
               <w:rPr>
                 <w:b w:val="0"/>
-                <w:sz w:val="19"/>
+                <w:color w:val="000000"/>
+                <w:sz w:val="20"/>
               </w:rPr>
               <w:t>Import Excel gagal</w:t>
             </w:r>
@@ -7728,25 +8455,25 @@
         </w:tc>
         <w:tc>
           <w:tcPr>
-            <w:tcW w:type="dxa" w:w="6690"/>
-            <w:vAlign w:val="center"/>
-            <w:shd w:fill="F5F7FA"/>
-            <w:tcMar>
-              <w:top w:w="90" w:type="dxa"/>
-              <w:left w:w="90" w:type="dxa"/>
-              <w:bottom w:w="90" w:type="dxa"/>
-              <w:right w:w="90" w:type="dxa"/>
-            </w:tcMar>
-          </w:tcPr>
-          <w:p>
-            <w:pPr>
-              <w:keepNext w:val="0"/>
-              <w:spacing w:after="60"/>
+            <w:tcW w:type="dxa" w:w="6667"/>
+            <w:vAlign w:val="center"/>
+            <w:shd w:fill="F6F8FB"/>
+            <w:tcMar>
+              <w:top w:w="90" w:type="dxa"/>
+              <w:bottom w:w="90" w:type="dxa"/>
+              <w:left w:w="110" w:type="dxa"/>
+              <w:right w:w="110" w:type="dxa"/>
+            </w:tcMar>
+          </w:tcPr>
+          <w:p>
+            <w:pPr>
+              <w:spacing w:after="0" w:line="259" w:lineRule="auto"/>
             </w:pPr>
             <w:r>
               <w:rPr>
                 <w:b w:val="0"/>
-                <w:sz w:val="19"/>
+                <w:color w:val="000000"/>
+                <w:sz w:val="20"/>
               </w:rPr>
               <w:t>Gunakan template asli, periksa sheet/header, email duplikat, format teks, password, dan baris yang disebutkan pesan error.</w:t>
             </w:r>
@@ -7759,25 +8486,25 @@
         </w:trPr>
         <w:tc>
           <w:tcPr>
-            <w:tcW w:type="dxa" w:w="2835"/>
+            <w:tcW w:type="dxa" w:w="2857"/>
             <w:vAlign w:val="center"/>
             <w:shd w:fill="FFFFFF"/>
             <w:tcMar>
               <w:top w:w="90" w:type="dxa"/>
-              <w:left w:w="90" w:type="dxa"/>
-              <w:bottom w:w="90" w:type="dxa"/>
-              <w:right w:w="90" w:type="dxa"/>
-            </w:tcMar>
-          </w:tcPr>
-          <w:p>
-            <w:pPr>
-              <w:keepNext w:val="0"/>
-              <w:spacing w:after="60"/>
+              <w:bottom w:w="90" w:type="dxa"/>
+              <w:left w:w="110" w:type="dxa"/>
+              <w:right w:w="110" w:type="dxa"/>
+            </w:tcMar>
+          </w:tcPr>
+          <w:p>
+            <w:pPr>
+              <w:spacing w:after="0" w:line="259" w:lineRule="auto"/>
             </w:pPr>
             <w:r>
               <w:rPr>
                 <w:b w:val="0"/>
-                <w:sz w:val="19"/>
+                <w:color w:val="000000"/>
+                <w:sz w:val="20"/>
               </w:rPr>
               <w:t>Kandidat hasil import tidak muncul di daftar lamaran</w:t>
             </w:r>
@@ -7785,25 +8512,25 @@
         </w:tc>
         <w:tc>
           <w:tcPr>
-            <w:tcW w:type="dxa" w:w="6690"/>
+            <w:tcW w:type="dxa" w:w="6667"/>
             <w:vAlign w:val="center"/>
             <w:shd w:fill="FFFFFF"/>
             <w:tcMar>
               <w:top w:w="90" w:type="dxa"/>
-              <w:left w:w="90" w:type="dxa"/>
-              <w:bottom w:w="90" w:type="dxa"/>
-              <w:right w:w="90" w:type="dxa"/>
-            </w:tcMar>
-          </w:tcPr>
-          <w:p>
-            <w:pPr>
-              <w:keepNext w:val="0"/>
-              <w:spacing w:after="60"/>
+              <w:bottom w:w="90" w:type="dxa"/>
+              <w:left w:w="110" w:type="dxa"/>
+              <w:right w:w="110" w:type="dxa"/>
+            </w:tcMar>
+          </w:tcPr>
+          <w:p>
+            <w:pPr>
+              <w:spacing w:after="0" w:line="259" w:lineRule="auto"/>
             </w:pPr>
             <w:r>
               <w:rPr>
                 <w:b w:val="0"/>
-                <w:sz w:val="19"/>
+                <w:color w:val="000000"/>
+                <w:sz w:val="20"/>
               </w:rPr>
               <w:t>Buat lamaran melalui Kandidat terdaftar terlebih dahulu.</w:t>
             </w:r>
@@ -7816,25 +8543,25 @@
         </w:trPr>
         <w:tc>
           <w:tcPr>
-            <w:tcW w:type="dxa" w:w="2835"/>
-            <w:vAlign w:val="center"/>
-            <w:shd w:fill="F5F7FA"/>
-            <w:tcMar>
-              <w:top w:w="90" w:type="dxa"/>
-              <w:left w:w="90" w:type="dxa"/>
-              <w:bottom w:w="90" w:type="dxa"/>
-              <w:right w:w="90" w:type="dxa"/>
-            </w:tcMar>
-          </w:tcPr>
-          <w:p>
-            <w:pPr>
-              <w:keepNext w:val="0"/>
-              <w:spacing w:after="60"/>
+            <w:tcW w:type="dxa" w:w="2857"/>
+            <w:vAlign w:val="center"/>
+            <w:shd w:fill="F6F8FB"/>
+            <w:tcMar>
+              <w:top w:w="90" w:type="dxa"/>
+              <w:bottom w:w="90" w:type="dxa"/>
+              <w:left w:w="110" w:type="dxa"/>
+              <w:right w:w="110" w:type="dxa"/>
+            </w:tcMar>
+          </w:tcPr>
+          <w:p>
+            <w:pPr>
+              <w:spacing w:after="0" w:line="259" w:lineRule="auto"/>
             </w:pPr>
             <w:r>
               <w:rPr>
                 <w:b w:val="0"/>
-                <w:sz w:val="19"/>
+                <w:color w:val="000000"/>
+                <w:sz w:val="20"/>
               </w:rPr>
               <w:t>Kandidat tidak tersedia untuk dipilih</w:t>
             </w:r>
@@ -7842,25 +8569,25 @@
         </w:tc>
         <w:tc>
           <w:tcPr>
-            <w:tcW w:type="dxa" w:w="6690"/>
-            <w:vAlign w:val="center"/>
-            <w:shd w:fill="F5F7FA"/>
-            <w:tcMar>
-              <w:top w:w="90" w:type="dxa"/>
-              <w:left w:w="90" w:type="dxa"/>
-              <w:bottom w:w="90" w:type="dxa"/>
-              <w:right w:w="90" w:type="dxa"/>
-            </w:tcMar>
-          </w:tcPr>
-          <w:p>
-            <w:pPr>
-              <w:keepNext w:val="0"/>
-              <w:spacing w:after="60"/>
+            <w:tcW w:type="dxa" w:w="6667"/>
+            <w:vAlign w:val="center"/>
+            <w:shd w:fill="F6F8FB"/>
+            <w:tcMar>
+              <w:top w:w="90" w:type="dxa"/>
+              <w:bottom w:w="90" w:type="dxa"/>
+              <w:left w:w="110" w:type="dxa"/>
+              <w:right w:w="110" w:type="dxa"/>
+            </w:tcMar>
+          </w:tcPr>
+          <w:p>
+            <w:pPr>
+              <w:spacing w:after="0" w:line="259" w:lineRule="auto"/>
             </w:pPr>
             <w:r>
               <w:rPr>
                 <w:b w:val="0"/>
-                <w:sz w:val="19"/>
+                <w:color w:val="000000"/>
+                <w:sz w:val="20"/>
               </w:rPr>
               <w:t>Periksa apakah akun aktif dan masih memiliki lamaran aktif; gunakan pencarian nama/email.</w:t>
             </w:r>
@@ -7873,25 +8600,25 @@
         </w:trPr>
         <w:tc>
           <w:tcPr>
-            <w:tcW w:type="dxa" w:w="2835"/>
+            <w:tcW w:type="dxa" w:w="2857"/>
             <w:vAlign w:val="center"/>
             <w:shd w:fill="FFFFFF"/>
             <w:tcMar>
               <w:top w:w="90" w:type="dxa"/>
-              <w:left w:w="90" w:type="dxa"/>
-              <w:bottom w:w="90" w:type="dxa"/>
-              <w:right w:w="90" w:type="dxa"/>
-            </w:tcMar>
-          </w:tcPr>
-          <w:p>
-            <w:pPr>
-              <w:keepNext w:val="0"/>
-              <w:spacing w:after="60"/>
+              <w:bottom w:w="90" w:type="dxa"/>
+              <w:left w:w="110" w:type="dxa"/>
+              <w:right w:w="110" w:type="dxa"/>
+            </w:tcMar>
+          </w:tcPr>
+          <w:p>
+            <w:pPr>
+              <w:spacing w:after="0" w:line="259" w:lineRule="auto"/>
             </w:pPr>
             <w:r>
               <w:rPr>
                 <w:b w:val="0"/>
-                <w:sz w:val="19"/>
+                <w:color w:val="000000"/>
+                <w:sz w:val="20"/>
               </w:rPr>
               <w:t>Email akses tidak diterima</w:t>
             </w:r>
@@ -7899,25 +8626,25 @@
         </w:tc>
         <w:tc>
           <w:tcPr>
-            <w:tcW w:type="dxa" w:w="6690"/>
+            <w:tcW w:type="dxa" w:w="6667"/>
             <w:vAlign w:val="center"/>
             <w:shd w:fill="FFFFFF"/>
             <w:tcMar>
               <w:top w:w="90" w:type="dxa"/>
-              <w:left w:w="90" w:type="dxa"/>
-              <w:bottom w:w="90" w:type="dxa"/>
-              <w:right w:w="90" w:type="dxa"/>
-            </w:tcMar>
-          </w:tcPr>
-          <w:p>
-            <w:pPr>
-              <w:keepNext w:val="0"/>
-              <w:spacing w:after="60"/>
+              <w:bottom w:w="90" w:type="dxa"/>
+              <w:left w:w="110" w:type="dxa"/>
+              <w:right w:w="110" w:type="dxa"/>
+            </w:tcMar>
+          </w:tcPr>
+          <w:p>
+            <w:pPr>
+              <w:spacing w:after="0" w:line="259" w:lineRule="auto"/>
             </w:pPr>
             <w:r>
               <w:rPr>
                 <w:b w:val="0"/>
-                <w:sz w:val="19"/>
+                <w:color w:val="000000"/>
+                <w:sz w:val="20"/>
               </w:rPr>
               <w:t>Periksa status pengiriman, spam, alamat email, serta mode pengujian Mailtrap jika ditampilkan.</w:t>
             </w:r>
@@ -7930,25 +8657,25 @@
         </w:trPr>
         <w:tc>
           <w:tcPr>
-            <w:tcW w:type="dxa" w:w="2835"/>
-            <w:vAlign w:val="center"/>
-            <w:shd w:fill="F5F7FA"/>
-            <w:tcMar>
-              <w:top w:w="90" w:type="dxa"/>
-              <w:left w:w="90" w:type="dxa"/>
-              <w:bottom w:w="90" w:type="dxa"/>
-              <w:right w:w="90" w:type="dxa"/>
-            </w:tcMar>
-          </w:tcPr>
-          <w:p>
-            <w:pPr>
-              <w:keepNext w:val="0"/>
-              <w:spacing w:after="60"/>
+            <w:tcW w:type="dxa" w:w="2857"/>
+            <w:vAlign w:val="center"/>
+            <w:shd w:fill="F6F8FB"/>
+            <w:tcMar>
+              <w:top w:w="90" w:type="dxa"/>
+              <w:bottom w:w="90" w:type="dxa"/>
+              <w:left w:w="110" w:type="dxa"/>
+              <w:right w:w="110" w:type="dxa"/>
+            </w:tcMar>
+          </w:tcPr>
+          <w:p>
+            <w:pPr>
+              <w:spacing w:after="0" w:line="259" w:lineRule="auto"/>
             </w:pPr>
             <w:r>
               <w:rPr>
                 <w:b w:val="0"/>
-                <w:sz w:val="19"/>
+                <w:color w:val="000000"/>
+                <w:sz w:val="20"/>
               </w:rPr>
               <w:t>Tes teknis online belum muncul</w:t>
             </w:r>
@@ -7956,25 +8683,25 @@
         </w:tc>
         <w:tc>
           <w:tcPr>
-            <w:tcW w:type="dxa" w:w="6690"/>
-            <w:vAlign w:val="center"/>
-            <w:shd w:fill="F5F7FA"/>
-            <w:tcMar>
-              <w:top w:w="90" w:type="dxa"/>
-              <w:left w:w="90" w:type="dxa"/>
-              <w:bottom w:w="90" w:type="dxa"/>
-              <w:right w:w="90" w:type="dxa"/>
-            </w:tcMar>
-          </w:tcPr>
-          <w:p>
-            <w:pPr>
-              <w:keepNext w:val="0"/>
-              <w:spacing w:after="60"/>
+            <w:tcW w:type="dxa" w:w="6667"/>
+            <w:vAlign w:val="center"/>
+            <w:shd w:fill="F6F8FB"/>
+            <w:tcMar>
+              <w:top w:w="90" w:type="dxa"/>
+              <w:bottom w:w="90" w:type="dxa"/>
+              <w:left w:w="110" w:type="dxa"/>
+              <w:right w:w="110" w:type="dxa"/>
+            </w:tcMar>
+          </w:tcPr>
+          <w:p>
+            <w:pPr>
+              <w:spacing w:after="0" w:line="259" w:lineRule="auto"/>
             </w:pPr>
             <w:r>
               <w:rPr>
                 <w:b w:val="0"/>
-                <w:sz w:val="19"/>
+                <w:color w:val="000000"/>
+                <w:sz w:val="20"/>
               </w:rPr>
               <w:t>HR perlu membuat penugasan melalui Tes teknis online. Lamaran dan jadwal soal PDF tidak otomatis membuat penugasan online.</w:t>
             </w:r>
@@ -7987,53 +8714,53 @@
         </w:trPr>
         <w:tc>
           <w:tcPr>
-            <w:tcW w:type="dxa" w:w="2835"/>
+            <w:tcW w:type="dxa" w:w="2857"/>
             <w:vAlign w:val="center"/>
             <w:shd w:fill="FFFFFF"/>
             <w:tcMar>
               <w:top w:w="90" w:type="dxa"/>
-              <w:left w:w="90" w:type="dxa"/>
-              <w:bottom w:w="90" w:type="dxa"/>
-              <w:right w:w="90" w:type="dxa"/>
-            </w:tcMar>
-          </w:tcPr>
-          <w:p>
-            <w:pPr>
-              <w:keepNext w:val="0"/>
-              <w:spacing w:after="60"/>
+              <w:bottom w:w="90" w:type="dxa"/>
+              <w:left w:w="110" w:type="dxa"/>
+              <w:right w:w="110" w:type="dxa"/>
+            </w:tcMar>
+          </w:tcPr>
+          <w:p>
+            <w:pPr>
+              <w:spacing w:after="0" w:line="259" w:lineRule="auto"/>
             </w:pPr>
             <w:r>
               <w:rPr>
                 <w:b w:val="0"/>
-                <w:sz w:val="19"/>
-              </w:rPr>
-              <w:t>Form B menunggu assessor</w:t>
-            </w:r>
-          </w:p>
-        </w:tc>
-        <w:tc>
-          <w:tcPr>
-            <w:tcW w:type="dxa" w:w="6690"/>
+                <w:color w:val="000000"/>
+                <w:sz w:val="20"/>
+              </w:rPr>
+              <w:t>Form B masih terkunci</w:t>
+            </w:r>
+          </w:p>
+        </w:tc>
+        <w:tc>
+          <w:tcPr>
+            <w:tcW w:type="dxa" w:w="6667"/>
             <w:vAlign w:val="center"/>
             <w:shd w:fill="FFFFFF"/>
             <w:tcMar>
               <w:top w:w="90" w:type="dxa"/>
-              <w:left w:w="90" w:type="dxa"/>
-              <w:bottom w:w="90" w:type="dxa"/>
-              <w:right w:w="90" w:type="dxa"/>
-            </w:tcMar>
-          </w:tcPr>
-          <w:p>
-            <w:pPr>
-              <w:keepNext w:val="0"/>
-              <w:spacing w:after="60"/>
+              <w:bottom w:w="90" w:type="dxa"/>
+              <w:left w:w="110" w:type="dxa"/>
+              <w:right w:w="110" w:type="dxa"/>
+            </w:tcMar>
+          </w:tcPr>
+          <w:p>
+            <w:pPr>
+              <w:spacing w:after="0" w:line="259" w:lineRule="auto"/>
             </w:pPr>
             <w:r>
               <w:rPr>
                 <w:b w:val="0"/>
-                <w:sz w:val="19"/>
-              </w:rPr>
-              <w:t>Konfirmasikan kesiapan, lalu tunggu assessor menekan Mulai tahap untuk kandidat. Halaman diperbarui otomatis.</w:t>
+                <w:color w:val="000000"/>
+                <w:sz w:val="20"/>
+              </w:rPr>
+              <w:t>Pastikan Form A sudah selesai. Bila belum ada Form A, minta HR memeriksa penugasannya. Setelah terbuka dan jadwal dimulai, konfirmasikan kesiapan lalu mulai tahap sendiri.</w:t>
             </w:r>
           </w:p>
         </w:tc>
@@ -8044,53 +8771,53 @@
         </w:trPr>
         <w:tc>
           <w:tcPr>
-            <w:tcW w:type="dxa" w:w="2835"/>
-            <w:vAlign w:val="center"/>
-            <w:shd w:fill="F5F7FA"/>
-            <w:tcMar>
-              <w:top w:w="90" w:type="dxa"/>
-              <w:left w:w="90" w:type="dxa"/>
-              <w:bottom w:w="90" w:type="dxa"/>
-              <w:right w:w="90" w:type="dxa"/>
-            </w:tcMar>
-          </w:tcPr>
-          <w:p>
-            <w:pPr>
-              <w:keepNext w:val="0"/>
-              <w:spacing w:after="60"/>
+            <w:tcW w:type="dxa" w:w="2857"/>
+            <w:vAlign w:val="center"/>
+            <w:shd w:fill="F6F8FB"/>
+            <w:tcMar>
+              <w:top w:w="90" w:type="dxa"/>
+              <w:bottom w:w="90" w:type="dxa"/>
+              <w:left w:w="110" w:type="dxa"/>
+              <w:right w:w="110" w:type="dxa"/>
+            </w:tcMar>
+          </w:tcPr>
+          <w:p>
+            <w:pPr>
+              <w:spacing w:after="0" w:line="259" w:lineRule="auto"/>
             </w:pPr>
             <w:r>
               <w:rPr>
                 <w:b w:val="0"/>
-                <w:sz w:val="19"/>
-              </w:rPr>
-              <w:t>Jawaban tes online belum tersimpan</w:t>
-            </w:r>
-          </w:p>
-        </w:tc>
-        <w:tc>
-          <w:tcPr>
-            <w:tcW w:type="dxa" w:w="6690"/>
-            <w:vAlign w:val="center"/>
-            <w:shd w:fill="F5F7FA"/>
-            <w:tcMar>
-              <w:top w:w="90" w:type="dxa"/>
-              <w:left w:w="90" w:type="dxa"/>
-              <w:bottom w:w="90" w:type="dxa"/>
-              <w:right w:w="90" w:type="dxa"/>
-            </w:tcMar>
-          </w:tcPr>
-          <w:p>
-            <w:pPr>
-              <w:keepNext w:val="0"/>
-              <w:spacing w:after="60"/>
+                <w:color w:val="000000"/>
+                <w:sz w:val="20"/>
+              </w:rPr>
+              <w:t>Penjelasan proses atau fakta baru belum terlihat</w:t>
+            </w:r>
+          </w:p>
+        </w:tc>
+        <w:tc>
+          <w:tcPr>
+            <w:tcW w:type="dxa" w:w="6667"/>
+            <w:vAlign w:val="center"/>
+            <w:shd w:fill="F6F8FB"/>
+            <w:tcMar>
+              <w:top w:w="90" w:type="dxa"/>
+              <w:bottom w:w="90" w:type="dxa"/>
+              <w:left w:w="110" w:type="dxa"/>
+              <w:right w:w="110" w:type="dxa"/>
+            </w:tcMar>
+          </w:tcPr>
+          <w:p>
+            <w:pPr>
+              <w:spacing w:after="0" w:line="259" w:lineRule="auto"/>
             </w:pPr>
             <w:r>
               <w:rPr>
                 <w:b w:val="0"/>
-                <w:sz w:val="19"/>
-              </w:rPr>
-              <w:t>Pulihkan koneksi dan gunakan Simpan sekarang. Timer server tetap berjalan; laporkan waktu serta tahap terdampak kepada HR.</w:t>
+                <w:color w:val="000000"/>
+                <w:sz w:val="20"/>
+              </w:rPr>
+              <w:t>Pada Form B, jawab B01 sampai B04 lalu tekan Next, atau lengkapi seluruh prioritas simulasi lalu tekan Lanjut. Jawaban awal dikunci sebelum bagian lanjutan dibuka.</w:t>
             </w:r>
           </w:p>
         </w:tc>
@@ -8101,53 +8828,53 @@
         </w:trPr>
         <w:tc>
           <w:tcPr>
-            <w:tcW w:type="dxa" w:w="2835"/>
+            <w:tcW w:type="dxa" w:w="2857"/>
             <w:vAlign w:val="center"/>
             <w:shd w:fill="FFFFFF"/>
             <w:tcMar>
               <w:top w:w="90" w:type="dxa"/>
-              <w:left w:w="90" w:type="dxa"/>
-              <w:bottom w:w="90" w:type="dxa"/>
-              <w:right w:w="90" w:type="dxa"/>
-            </w:tcMar>
-          </w:tcPr>
-          <w:p>
-            <w:pPr>
-              <w:keepNext w:val="0"/>
-              <w:spacing w:after="60"/>
+              <w:bottom w:w="90" w:type="dxa"/>
+              <w:left w:w="110" w:type="dxa"/>
+              <w:right w:w="110" w:type="dxa"/>
+            </w:tcMar>
+          </w:tcPr>
+          <w:p>
+            <w:pPr>
+              <w:spacing w:after="0" w:line="259" w:lineRule="auto"/>
             </w:pPr>
             <w:r>
               <w:rPr>
                 <w:b w:val="0"/>
-                <w:sz w:val="19"/>
-              </w:rPr>
-              <w:t>Tambahan waktu tes ditolak</w:t>
-            </w:r>
-          </w:p>
-        </w:tc>
-        <w:tc>
-          <w:tcPr>
-            <w:tcW w:type="dxa" w:w="6690"/>
+                <w:color w:val="000000"/>
+                <w:sz w:val="20"/>
+              </w:rPr>
+              <w:t>Catatan kondisi belum muncul setelah Form A</w:t>
+            </w:r>
+          </w:p>
+        </w:tc>
+        <w:tc>
+          <w:tcPr>
+            <w:tcW w:type="dxa" w:w="6667"/>
             <w:vAlign w:val="center"/>
             <w:shd w:fill="FFFFFF"/>
             <w:tcMar>
               <w:top w:w="90" w:type="dxa"/>
-              <w:left w:w="90" w:type="dxa"/>
-              <w:bottom w:w="90" w:type="dxa"/>
-              <w:right w:w="90" w:type="dxa"/>
-            </w:tcMar>
-          </w:tcPr>
-          <w:p>
-            <w:pPr>
-              <w:keepNext w:val="0"/>
-              <w:spacing w:after="60"/>
+              <w:bottom w:w="90" w:type="dxa"/>
+              <w:left w:w="110" w:type="dxa"/>
+              <w:right w:w="110" w:type="dxa"/>
+            </w:tcMar>
+          </w:tcPr>
+          <w:p>
+            <w:pPr>
+              <w:spacing w:after="0" w:line="259" w:lineRule="auto"/>
             </w:pPr>
             <w:r>
               <w:rPr>
                 <w:b w:val="0"/>
-                <w:sz w:val="19"/>
-              </w:rPr>
-              <w:t>Tambahan hanya dapat diberikan sebelum timer tahap aktif dan tenggat berakhir. Perbarui status sesi; tahap yang telah ditutup tidak dapat dibuka lagi.</w:t>
+                <w:color w:val="000000"/>
+                <w:sz w:val="20"/>
+              </w:rPr>
+              <w:t>Lanjutkan Form B. Pada paket baru, catatan kondisi tersedia setelah Form B selesai dan diisi terpisah dari tiga tahap tesnya.</w:t>
             </w:r>
           </w:p>
         </w:tc>
@@ -8158,53 +8885,53 @@
         </w:trPr>
         <w:tc>
           <w:tcPr>
-            <w:tcW w:type="dxa" w:w="2835"/>
-            <w:vAlign w:val="center"/>
-            <w:shd w:fill="F5F7FA"/>
-            <w:tcMar>
-              <w:top w:w="90" w:type="dxa"/>
-              <w:left w:w="90" w:type="dxa"/>
-              <w:bottom w:w="90" w:type="dxa"/>
-              <w:right w:w="90" w:type="dxa"/>
-            </w:tcMar>
-          </w:tcPr>
-          <w:p>
-            <w:pPr>
-              <w:keepNext w:val="0"/>
-              <w:spacing w:after="60"/>
+            <w:tcW w:type="dxa" w:w="2857"/>
+            <w:vAlign w:val="center"/>
+            <w:shd w:fill="F6F8FB"/>
+            <w:tcMar>
+              <w:top w:w="90" w:type="dxa"/>
+              <w:bottom w:w="90" w:type="dxa"/>
+              <w:left w:w="110" w:type="dxa"/>
+              <w:right w:w="110" w:type="dxa"/>
+            </w:tcMar>
+          </w:tcPr>
+          <w:p>
+            <w:pPr>
+              <w:spacing w:after="0" w:line="259" w:lineRule="auto"/>
             </w:pPr>
             <w:r>
               <w:rPr>
                 <w:b w:val="0"/>
-                <w:sz w:val="19"/>
-              </w:rPr>
-              <w:t>Ekspor portofolio menunggu worker</w:t>
-            </w:r>
-          </w:p>
-        </w:tc>
-        <w:tc>
-          <w:tcPr>
-            <w:tcW w:type="dxa" w:w="6690"/>
-            <w:vAlign w:val="center"/>
-            <w:shd w:fill="F5F7FA"/>
-            <w:tcMar>
-              <w:top w:w="90" w:type="dxa"/>
-              <w:left w:w="90" w:type="dxa"/>
-              <w:bottom w:w="90" w:type="dxa"/>
-              <w:right w:w="90" w:type="dxa"/>
-            </w:tcMar>
-          </w:tcPr>
-          <w:p>
-            <w:pPr>
-              <w:keepNext w:val="0"/>
-              <w:spacing w:after="60"/>
+                <w:color w:val="000000"/>
+                <w:sz w:val="20"/>
+              </w:rPr>
+              <w:t>Perubahan teks paket belum terlihat pada sesi lama</w:t>
+            </w:r>
+          </w:p>
+        </w:tc>
+        <w:tc>
+          <w:tcPr>
+            <w:tcW w:type="dxa" w:w="6667"/>
+            <w:vAlign w:val="center"/>
+            <w:shd w:fill="F6F8FB"/>
+            <w:tcMar>
+              <w:top w:w="90" w:type="dxa"/>
+              <w:bottom w:w="90" w:type="dxa"/>
+              <w:left w:w="110" w:type="dxa"/>
+              <w:right w:w="110" w:type="dxa"/>
+            </w:tcMar>
+          </w:tcPr>
+          <w:p>
+            <w:pPr>
+              <w:spacing w:after="0" w:line="259" w:lineRule="auto"/>
             </w:pPr>
             <w:r>
               <w:rPr>
                 <w:b w:val="0"/>
-                <w:sz w:val="19"/>
-              </w:rPr>
-              <w:t>HR meminta pengelola memeriksa worker ekspor portofolio. ZIP dapat diunduh setelah status Siap diunduh; atur filter bila jumlah kandidat melebihi batas.</w:t>
+                <w:color w:val="000000"/>
+                <w:sz w:val="20"/>
+              </w:rPr>
+              <w:t>Pengeditan paket berlaku untuk penugasan baru. Sesi lama mempertahankan materi saat penugasan dibuat.</w:t>
             </w:r>
           </w:p>
         </w:tc>
@@ -8215,53 +8942,53 @@
         </w:trPr>
         <w:tc>
           <w:tcPr>
-            <w:tcW w:type="dxa" w:w="2835"/>
+            <w:tcW w:type="dxa" w:w="2857"/>
             <w:vAlign w:val="center"/>
             <w:shd w:fill="FFFFFF"/>
             <w:tcMar>
               <w:top w:w="90" w:type="dxa"/>
-              <w:left w:w="90" w:type="dxa"/>
-              <w:bottom w:w="90" w:type="dxa"/>
-              <w:right w:w="90" w:type="dxa"/>
-            </w:tcMar>
-          </w:tcPr>
-          <w:p>
-            <w:pPr>
-              <w:keepNext w:val="0"/>
-              <w:spacing w:after="60"/>
+              <w:bottom w:w="90" w:type="dxa"/>
+              <w:left w:w="110" w:type="dxa"/>
+              <w:right w:w="110" w:type="dxa"/>
+            </w:tcMar>
+          </w:tcPr>
+          <w:p>
+            <w:pPr>
+              <w:spacing w:after="0" w:line="259" w:lineRule="auto"/>
             </w:pPr>
             <w:r>
               <w:rPr>
                 <w:b w:val="0"/>
-                <w:sz w:val="19"/>
-              </w:rPr>
-              <w:t>Ekspor TES IQ kosong</w:t>
-            </w:r>
-          </w:p>
-        </w:tc>
-        <w:tc>
-          <w:tcPr>
-            <w:tcW w:type="dxa" w:w="6690"/>
+                <w:color w:val="000000"/>
+                <w:sz w:val="20"/>
+              </w:rPr>
+              <w:t>Jawaban formulir sudah digunakan</w:t>
+            </w:r>
+          </w:p>
+        </w:tc>
+        <w:tc>
+          <w:tcPr>
+            <w:tcW w:type="dxa" w:w="6667"/>
             <w:vAlign w:val="center"/>
             <w:shd w:fill="FFFFFF"/>
             <w:tcMar>
               <w:top w:w="90" w:type="dxa"/>
-              <w:left w:w="90" w:type="dxa"/>
-              <w:bottom w:w="90" w:type="dxa"/>
-              <w:right w:w="90" w:type="dxa"/>
-            </w:tcMar>
-          </w:tcPr>
-          <w:p>
-            <w:pPr>
-              <w:keepNext w:val="0"/>
-              <w:spacing w:after="60"/>
+              <w:bottom w:w="90" w:type="dxa"/>
+              <w:left w:w="110" w:type="dxa"/>
+              <w:right w:w="110" w:type="dxa"/>
+            </w:tcMar>
+          </w:tcPr>
+          <w:p>
+            <w:pPr>
+              <w:spacing w:after="0" w:line="259" w:lineRule="auto"/>
             </w:pPr>
             <w:r>
               <w:rPr>
                 <w:b w:val="0"/>
-                <w:sz w:val="19"/>
-              </w:rPr>
-              <w:t>Periksa filter dan finalisasi tes yang telah berakhir. Ekspor hanya memuat penugasan yang sudah selesai.</w:t>
+                <w:color w:val="000000"/>
+                <w:sz w:val="20"/>
+              </w:rPr>
+              <w:t>Periksa nilai pada kolom unik. Untuk identitas yang benar, hubungi HR agar respons dalam penerimaan yang sama diperiksa; jangan mengubah identitas untuk melewati validasi.</w:t>
             </w:r>
           </w:p>
         </w:tc>
@@ -8272,25 +8999,253 @@
         </w:trPr>
         <w:tc>
           <w:tcPr>
-            <w:tcW w:type="dxa" w:w="2835"/>
-            <w:vAlign w:val="center"/>
-            <w:shd w:fill="F5F7FA"/>
-            <w:tcMar>
-              <w:top w:w="90" w:type="dxa"/>
-              <w:left w:w="90" w:type="dxa"/>
-              <w:bottom w:w="90" w:type="dxa"/>
-              <w:right w:w="90" w:type="dxa"/>
-            </w:tcMar>
-          </w:tcPr>
-          <w:p>
-            <w:pPr>
-              <w:keepNext w:val="0"/>
-              <w:spacing w:after="60"/>
+            <w:tcW w:type="dxa" w:w="2857"/>
+            <w:vAlign w:val="center"/>
+            <w:shd w:fill="F6F8FB"/>
+            <w:tcMar>
+              <w:top w:w="90" w:type="dxa"/>
+              <w:bottom w:w="90" w:type="dxa"/>
+              <w:left w:w="110" w:type="dxa"/>
+              <w:right w:w="110" w:type="dxa"/>
+            </w:tcMar>
+          </w:tcPr>
+          <w:p>
+            <w:pPr>
+              <w:spacing w:after="0" w:line="259" w:lineRule="auto"/>
             </w:pPr>
             <w:r>
               <w:rPr>
                 <w:b w:val="0"/>
-                <w:sz w:val="19"/>
+                <w:color w:val="000000"/>
+                <w:sz w:val="20"/>
+              </w:rPr>
+              <w:t>Jawaban tes online belum tersimpan</w:t>
+            </w:r>
+          </w:p>
+        </w:tc>
+        <w:tc>
+          <w:tcPr>
+            <w:tcW w:type="dxa" w:w="6667"/>
+            <w:vAlign w:val="center"/>
+            <w:shd w:fill="F6F8FB"/>
+            <w:tcMar>
+              <w:top w:w="90" w:type="dxa"/>
+              <w:bottom w:w="90" w:type="dxa"/>
+              <w:left w:w="110" w:type="dxa"/>
+              <w:right w:w="110" w:type="dxa"/>
+            </w:tcMar>
+          </w:tcPr>
+          <w:p>
+            <w:pPr>
+              <w:spacing w:after="0" w:line="259" w:lineRule="auto"/>
+            </w:pPr>
+            <w:r>
+              <w:rPr>
+                <w:b w:val="0"/>
+                <w:color w:val="000000"/>
+                <w:sz w:val="20"/>
+              </w:rPr>
+              <w:t>Pulihkan koneksi dan gunakan Simpan sekarang. Timer server tetap berjalan; laporkan waktu serta tahap terdampak kepada HR.</w:t>
+            </w:r>
+          </w:p>
+        </w:tc>
+      </w:tr>
+      <w:tr>
+        <w:trPr>
+          <w:cantSplit/>
+        </w:trPr>
+        <w:tc>
+          <w:tcPr>
+            <w:tcW w:type="dxa" w:w="2857"/>
+            <w:vAlign w:val="center"/>
+            <w:shd w:fill="FFFFFF"/>
+            <w:tcMar>
+              <w:top w:w="90" w:type="dxa"/>
+              <w:bottom w:w="90" w:type="dxa"/>
+              <w:left w:w="110" w:type="dxa"/>
+              <w:right w:w="110" w:type="dxa"/>
+            </w:tcMar>
+          </w:tcPr>
+          <w:p>
+            <w:pPr>
+              <w:spacing w:after="0" w:line="259" w:lineRule="auto"/>
+            </w:pPr>
+            <w:r>
+              <w:rPr>
+                <w:b w:val="0"/>
+                <w:color w:val="000000"/>
+                <w:sz w:val="20"/>
+              </w:rPr>
+              <w:t>Tambahan waktu tes ditolak</w:t>
+            </w:r>
+          </w:p>
+        </w:tc>
+        <w:tc>
+          <w:tcPr>
+            <w:tcW w:type="dxa" w:w="6667"/>
+            <w:vAlign w:val="center"/>
+            <w:shd w:fill="FFFFFF"/>
+            <w:tcMar>
+              <w:top w:w="90" w:type="dxa"/>
+              <w:bottom w:w="90" w:type="dxa"/>
+              <w:left w:w="110" w:type="dxa"/>
+              <w:right w:w="110" w:type="dxa"/>
+            </w:tcMar>
+          </w:tcPr>
+          <w:p>
+            <w:pPr>
+              <w:spacing w:after="0" w:line="259" w:lineRule="auto"/>
+            </w:pPr>
+            <w:r>
+              <w:rPr>
+                <w:b w:val="0"/>
+                <w:color w:val="000000"/>
+                <w:sz w:val="20"/>
+              </w:rPr>
+              <w:t>Tambahan hanya dapat diberikan sebelum timer tahap aktif dan tenggat berakhir. Perbarui status sesi; tahap yang telah ditutup tidak dapat dibuka lagi.</w:t>
+            </w:r>
+          </w:p>
+        </w:tc>
+      </w:tr>
+      <w:tr>
+        <w:trPr>
+          <w:cantSplit/>
+        </w:trPr>
+        <w:tc>
+          <w:tcPr>
+            <w:tcW w:type="dxa" w:w="2857"/>
+            <w:vAlign w:val="center"/>
+            <w:shd w:fill="F6F8FB"/>
+            <w:tcMar>
+              <w:top w:w="90" w:type="dxa"/>
+              <w:bottom w:w="90" w:type="dxa"/>
+              <w:left w:w="110" w:type="dxa"/>
+              <w:right w:w="110" w:type="dxa"/>
+            </w:tcMar>
+          </w:tcPr>
+          <w:p>
+            <w:pPr>
+              <w:spacing w:after="0" w:line="259" w:lineRule="auto"/>
+            </w:pPr>
+            <w:r>
+              <w:rPr>
+                <w:b w:val="0"/>
+                <w:color w:val="000000"/>
+                <w:sz w:val="20"/>
+              </w:rPr>
+              <w:t>Ekspor portofolio menunggu worker</w:t>
+            </w:r>
+          </w:p>
+        </w:tc>
+        <w:tc>
+          <w:tcPr>
+            <w:tcW w:type="dxa" w:w="6667"/>
+            <w:vAlign w:val="center"/>
+            <w:shd w:fill="F6F8FB"/>
+            <w:tcMar>
+              <w:top w:w="90" w:type="dxa"/>
+              <w:bottom w:w="90" w:type="dxa"/>
+              <w:left w:w="110" w:type="dxa"/>
+              <w:right w:w="110" w:type="dxa"/>
+            </w:tcMar>
+          </w:tcPr>
+          <w:p>
+            <w:pPr>
+              <w:spacing w:after="0" w:line="259" w:lineRule="auto"/>
+            </w:pPr>
+            <w:r>
+              <w:rPr>
+                <w:b w:val="0"/>
+                <w:color w:val="000000"/>
+                <w:sz w:val="20"/>
+              </w:rPr>
+              <w:t>HR meminta pengelola memeriksa worker ekspor portofolio. ZIP dapat diunduh setelah status Siap diunduh; atur filter bila jumlah kandidat melebihi batas.</w:t>
+            </w:r>
+          </w:p>
+        </w:tc>
+      </w:tr>
+      <w:tr>
+        <w:trPr>
+          <w:cantSplit/>
+        </w:trPr>
+        <w:tc>
+          <w:tcPr>
+            <w:tcW w:type="dxa" w:w="2857"/>
+            <w:vAlign w:val="center"/>
+            <w:shd w:fill="FFFFFF"/>
+            <w:tcMar>
+              <w:top w:w="90" w:type="dxa"/>
+              <w:bottom w:w="90" w:type="dxa"/>
+              <w:left w:w="110" w:type="dxa"/>
+              <w:right w:w="110" w:type="dxa"/>
+            </w:tcMar>
+          </w:tcPr>
+          <w:p>
+            <w:pPr>
+              <w:spacing w:after="0" w:line="259" w:lineRule="auto"/>
+            </w:pPr>
+            <w:r>
+              <w:rPr>
+                <w:b w:val="0"/>
+                <w:color w:val="000000"/>
+                <w:sz w:val="20"/>
+              </w:rPr>
+              <w:t>Ekspor TES IQ kosong</w:t>
+            </w:r>
+          </w:p>
+        </w:tc>
+        <w:tc>
+          <w:tcPr>
+            <w:tcW w:type="dxa" w:w="6667"/>
+            <w:vAlign w:val="center"/>
+            <w:shd w:fill="FFFFFF"/>
+            <w:tcMar>
+              <w:top w:w="90" w:type="dxa"/>
+              <w:bottom w:w="90" w:type="dxa"/>
+              <w:left w:w="110" w:type="dxa"/>
+              <w:right w:w="110" w:type="dxa"/>
+            </w:tcMar>
+          </w:tcPr>
+          <w:p>
+            <w:pPr>
+              <w:spacing w:after="0" w:line="259" w:lineRule="auto"/>
+            </w:pPr>
+            <w:r>
+              <w:rPr>
+                <w:b w:val="0"/>
+                <w:color w:val="000000"/>
+                <w:sz w:val="20"/>
+              </w:rPr>
+              <w:t>Periksa filter dan finalisasi tes yang telah berakhir. Ekspor hanya memuat penugasan yang sudah selesai.</w:t>
+            </w:r>
+          </w:p>
+        </w:tc>
+      </w:tr>
+      <w:tr>
+        <w:trPr>
+          <w:cantSplit/>
+        </w:trPr>
+        <w:tc>
+          <w:tcPr>
+            <w:tcW w:type="dxa" w:w="2857"/>
+            <w:vAlign w:val="center"/>
+            <w:shd w:fill="F6F8FB"/>
+            <w:tcMar>
+              <w:top w:w="90" w:type="dxa"/>
+              <w:bottom w:w="90" w:type="dxa"/>
+              <w:left w:w="110" w:type="dxa"/>
+              <w:right w:w="110" w:type="dxa"/>
+            </w:tcMar>
+          </w:tcPr>
+          <w:p>
+            <w:pPr>
+              <w:spacing w:after="0" w:line="259" w:lineRule="auto"/>
+            </w:pPr>
+            <w:r>
+              <w:rPr>
+                <w:b w:val="0"/>
+                <w:color w:val="000000"/>
+                <w:sz w:val="20"/>
               </w:rPr>
               <w:t>File hilang setelah kandidat dinonaktifkan</w:t>
             </w:r>
@@ -8298,25 +9253,25 @@
         </w:tc>
         <w:tc>
           <w:tcPr>
-            <w:tcW w:type="dxa" w:w="6690"/>
-            <w:vAlign w:val="center"/>
-            <w:shd w:fill="F5F7FA"/>
-            <w:tcMar>
-              <w:top w:w="90" w:type="dxa"/>
-              <w:left w:w="90" w:type="dxa"/>
-              <w:bottom w:w="90" w:type="dxa"/>
-              <w:right w:w="90" w:type="dxa"/>
-            </w:tcMar>
-          </w:tcPr>
-          <w:p>
-            <w:pPr>
-              <w:keepNext w:val="0"/>
-              <w:spacing w:after="60"/>
+            <w:tcW w:type="dxa" w:w="6667"/>
+            <w:vAlign w:val="center"/>
+            <w:shd w:fill="F6F8FB"/>
+            <w:tcMar>
+              <w:top w:w="90" w:type="dxa"/>
+              <w:bottom w:w="90" w:type="dxa"/>
+              <w:left w:w="110" w:type="dxa"/>
+              <w:right w:w="110" w:type="dxa"/>
+            </w:tcMar>
+          </w:tcPr>
+          <w:p>
+            <w:pPr>
+              <w:spacing w:after="0" w:line="259" w:lineRule="auto"/>
             </w:pPr>
             <w:r>
               <w:rPr>
                 <w:b w:val="0"/>
-                <w:sz w:val="19"/>
+                <w:color w:val="000000"/>
+                <w:sz w:val="20"/>
               </w:rPr>
               <w:t>Jika memakai Nonaktifkan &amp; hapus file, berkas dihapus permanen. Mengaktifkan kembali akun tidak memulihkan berkas; hubungi pengelola sesuai kebijakan backup perusahaan.</w:t>
             </w:r>
@@ -8324,11 +9279,6 @@
         </w:tc>
       </w:tr>
     </w:tbl>
-    <w:p>
-      <w:pPr>
-        <w:spacing w:after="40"/>
-      </w:pPr>
-    </w:p>
     <w:p>
       <w:pPr/>
       <w:r>
@@ -8552,7 +9502,7 @@
         <w:pStyle w:val="23"/>
       </w:pPr>
       <w:r>
-        <w:t>Assessor siap membuka tahap Form B dan memahami penguncian tahap.</w:t>
+        <w:t>Form A sudah ditugaskan dan selesai sebelum kandidat memulai Form B; kandidat memahami cara memulai tahap sendiri.</w:t>
       </w:r>
     </w:p>
     <w:p>
@@ -8560,7 +9510,7 @@
         <w:pStyle w:val="23"/>
       </w:pPr>
       <w:r>
-        <w:t>Kandidat memeriksa indikator tersimpan dan mengisi catatan kondisi setelah tes selesai.</w:t>
+        <w:t>Kandidat memeriksa indikator tersimpan, mengunci jawaban awal melalui Next atau Lanjut pada Form B, dan menyimpan catatan kondisi setelah Form B selesai.</w:t>
       </w:r>
     </w:p>
     <w:p>
@@ -8584,7 +9534,15 @@
         <w:pStyle w:val="23"/>
       </w:pPr>
       <w:r>
-        <w:t>Dampak penghapusan file kandidat atau respons formulir telah diperiksa sebelum konfirmasi.</w:t>
+        <w:t>Teks paket yang diubah sudah diperiksa sebelum penugasan baru; sesi lama tetap memakai materi sebelumnya.</w:t>
+      </w:r>
+    </w:p>
+    <w:p>
+      <w:pPr>
+        <w:pStyle w:val="23"/>
+      </w:pPr>
+      <w:r>
+        <w:t>Dampak penghapusan file kandidat, respons formulir, atau hasil tes teknis telah diperiksa sebelum konfirmasi.</w:t>
       </w:r>
     </w:p>
     <w:sectPr>
